--- a/ЛР2/Лабораторна 2 Слободянюк ІН-403.docx
+++ b/ЛР2/Лабораторна 2 Слободянюк ІН-403.docx
@@ -446,12 +446,6 @@
         <w:gridCol w:w="1800"/>
       </w:tblGrid>
       <w:tr>
-        <w:tblPrEx>
-          <w:tblCellMar>
-            <w:top w:w="0" w:type="dxa"/>
-            <w:bottom w:w="0" w:type="dxa"/>
-          </w:tblCellMar>
-        </w:tblPrEx>
         <w:tc>
           <w:tcPr>
             <w:tcW w:w="3400" w:type="dxa"/>
@@ -586,12 +580,6 @@
         </w:tc>
       </w:tr>
       <w:tr>
-        <w:tblPrEx>
-          <w:tblCellMar>
-            <w:top w:w="0" w:type="dxa"/>
-            <w:bottom w:w="0" w:type="dxa"/>
-          </w:tblCellMar>
-        </w:tblPrEx>
         <w:tc>
           <w:tcPr>
             <w:tcW w:w="3400" w:type="dxa"/>
@@ -706,12 +694,6 @@
         </w:tc>
       </w:tr>
       <w:tr>
-        <w:tblPrEx>
-          <w:tblCellMar>
-            <w:top w:w="0" w:type="dxa"/>
-            <w:bottom w:w="0" w:type="dxa"/>
-          </w:tblCellMar>
-        </w:tblPrEx>
         <w:tc>
           <w:tcPr>
             <w:tcW w:w="3400" w:type="dxa"/>
@@ -822,12 +804,6 @@
         </w:tc>
       </w:tr>
       <w:tr>
-        <w:tblPrEx>
-          <w:tblCellMar>
-            <w:top w:w="0" w:type="dxa"/>
-            <w:bottom w:w="0" w:type="dxa"/>
-          </w:tblCellMar>
-        </w:tblPrEx>
         <w:tc>
           <w:tcPr>
             <w:tcW w:w="3400" w:type="dxa"/>
@@ -942,12 +918,6 @@
         </w:tc>
       </w:tr>
       <w:tr>
-        <w:tblPrEx>
-          <w:tblCellMar>
-            <w:top w:w="0" w:type="dxa"/>
-            <w:bottom w:w="0" w:type="dxa"/>
-          </w:tblCellMar>
-        </w:tblPrEx>
         <w:tc>
           <w:tcPr>
             <w:tcW w:w="3400" w:type="dxa"/>
@@ -1058,12 +1028,6 @@
         </w:tc>
       </w:tr>
       <w:tr>
-        <w:tblPrEx>
-          <w:tblCellMar>
-            <w:top w:w="0" w:type="dxa"/>
-            <w:bottom w:w="0" w:type="dxa"/>
-          </w:tblCellMar>
-        </w:tblPrEx>
         <w:tc>
           <w:tcPr>
             <w:tcW w:w="3400" w:type="dxa"/>
@@ -1178,12 +1142,6 @@
         </w:tc>
       </w:tr>
       <w:tr>
-        <w:tblPrEx>
-          <w:tblCellMar>
-            <w:top w:w="0" w:type="dxa"/>
-            <w:bottom w:w="0" w:type="dxa"/>
-          </w:tblCellMar>
-        </w:tblPrEx>
         <w:tc>
           <w:tcPr>
             <w:tcW w:w="3400" w:type="dxa"/>
@@ -1294,12 +1252,6 @@
         </w:tc>
       </w:tr>
       <w:tr>
-        <w:tblPrEx>
-          <w:tblCellMar>
-            <w:top w:w="0" w:type="dxa"/>
-            <w:bottom w:w="0" w:type="dxa"/>
-          </w:tblCellMar>
-        </w:tblPrEx>
         <w:tc>
           <w:tcPr>
             <w:tcW w:w="3400" w:type="dxa"/>
@@ -1414,12 +1366,6 @@
         </w:tc>
       </w:tr>
       <w:tr>
-        <w:tblPrEx>
-          <w:tblCellMar>
-            <w:top w:w="0" w:type="dxa"/>
-            <w:bottom w:w="0" w:type="dxa"/>
-          </w:tblCellMar>
-        </w:tblPrEx>
         <w:tc>
           <w:tcPr>
             <w:tcW w:w="3400" w:type="dxa"/>
@@ -1530,12 +1476,6 @@
         </w:tc>
       </w:tr>
       <w:tr>
-        <w:tblPrEx>
-          <w:tblCellMar>
-            <w:top w:w="0" w:type="dxa"/>
-            <w:bottom w:w="0" w:type="dxa"/>
-          </w:tblCellMar>
-        </w:tblPrEx>
         <w:tc>
           <w:tcPr>
             <w:tcW w:w="3400" w:type="dxa"/>
@@ -1650,12 +1590,6 @@
         </w:tc>
       </w:tr>
       <w:tr>
-        <w:tblPrEx>
-          <w:tblCellMar>
-            <w:top w:w="0" w:type="dxa"/>
-            <w:bottom w:w="0" w:type="dxa"/>
-          </w:tblCellMar>
-        </w:tblPrEx>
         <w:tc>
           <w:tcPr>
             <w:tcW w:w="3400" w:type="dxa"/>
@@ -1766,12 +1700,6 @@
         </w:tc>
       </w:tr>
       <w:tr>
-        <w:tblPrEx>
-          <w:tblCellMar>
-            <w:top w:w="0" w:type="dxa"/>
-            <w:bottom w:w="0" w:type="dxa"/>
-          </w:tblCellMar>
-        </w:tblPrEx>
         <w:tc>
           <w:tcPr>
             <w:tcW w:w="3400" w:type="dxa"/>
@@ -1886,12 +1814,6 @@
         </w:tc>
       </w:tr>
       <w:tr>
-        <w:tblPrEx>
-          <w:tblCellMar>
-            <w:top w:w="0" w:type="dxa"/>
-            <w:bottom w:w="0" w:type="dxa"/>
-          </w:tblCellMar>
-        </w:tblPrEx>
         <w:tc>
           <w:tcPr>
             <w:tcW w:w="3400" w:type="dxa"/>
@@ -2002,12 +1924,6 @@
         </w:tc>
       </w:tr>
       <w:tr>
-        <w:tblPrEx>
-          <w:tblCellMar>
-            <w:top w:w="0" w:type="dxa"/>
-            <w:bottom w:w="0" w:type="dxa"/>
-          </w:tblCellMar>
-        </w:tblPrEx>
         <w:tc>
           <w:tcPr>
             <w:tcW w:w="3400" w:type="dxa"/>
@@ -2122,12 +2038,6 @@
         </w:tc>
       </w:tr>
       <w:tr>
-        <w:tblPrEx>
-          <w:tblCellMar>
-            <w:top w:w="0" w:type="dxa"/>
-            <w:bottom w:w="0" w:type="dxa"/>
-          </w:tblCellMar>
-        </w:tblPrEx>
         <w:tc>
           <w:tcPr>
             <w:tcW w:w="3400" w:type="dxa"/>
@@ -2326,753 +2236,166 @@
       <w:pPr>
         <w:spacing w:after="120"/>
         <w:jc w:val="both"/>
-      </w:pPr>
-      <w:r>
         <w:rPr>
           <w:b/>
           <w:bCs/>
         </w:rPr>
-        <w:t>Код програми (LR_2_task_1.py):</w:t>
-      </w:r>
-    </w:p>
-    <w:p>
-      <w:pPr>
-        <w:spacing w:after="120"/>
-        <w:jc w:val="both"/>
-      </w:pPr>
-      <w:r>
-        <w:t xml:space="preserve"> </w:t>
-      </w:r>
-    </w:p>
-    <w:p>
-      <w:pPr>
-        <w:shd w:val="clear" w:color="auto" w:fill="1E1E1E"/>
-        <w:spacing w:before="10" w:after="20"/>
-        <w:ind w:left="360"/>
-      </w:pPr>
-      <w:r>
-        <w:rPr>
-          <w:rFonts w:ascii="Courier New" w:eastAsia="Courier New" w:hAnsi="Courier New" w:cs="Courier New"/>
-          <w:sz w:val="20"/>
-          <w:szCs w:val="20"/>
-        </w:rPr>
-        <w:t>import numpy as np</w:t>
-      </w:r>
-    </w:p>
-    <w:p>
-      <w:pPr>
-        <w:shd w:val="clear" w:color="auto" w:fill="1E1E1E"/>
-        <w:spacing w:before="10" w:after="20"/>
-        <w:ind w:left="360"/>
-      </w:pPr>
-      <w:r>
-        <w:rPr>
-          <w:rFonts w:ascii="Courier New" w:eastAsia="Courier New" w:hAnsi="Courier New" w:cs="Courier New"/>
-          <w:sz w:val="20"/>
-          <w:szCs w:val="20"/>
-        </w:rPr>
-        <w:t>from sklearn import preprocessing</w:t>
-      </w:r>
-    </w:p>
-    <w:p>
-      <w:pPr>
-        <w:shd w:val="clear" w:color="auto" w:fill="1E1E1E"/>
-        <w:spacing w:before="10" w:after="20"/>
-        <w:ind w:left="360"/>
-      </w:pPr>
-      <w:r>
-        <w:rPr>
-          <w:rFonts w:ascii="Courier New" w:eastAsia="Courier New" w:hAnsi="Courier New" w:cs="Courier New"/>
-          <w:sz w:val="20"/>
-          <w:szCs w:val="20"/>
-        </w:rPr>
-        <w:t>from sklearn.svm import LinearSVC</w:t>
-      </w:r>
-    </w:p>
-    <w:p>
-      <w:pPr>
-        <w:shd w:val="clear" w:color="auto" w:fill="1E1E1E"/>
-        <w:spacing w:before="10" w:after="20"/>
-        <w:ind w:left="360"/>
-      </w:pPr>
-      <w:r>
-        <w:rPr>
-          <w:rFonts w:ascii="Courier New" w:eastAsia="Courier New" w:hAnsi="Courier New" w:cs="Courier New"/>
-          <w:sz w:val="20"/>
-          <w:szCs w:val="20"/>
-        </w:rPr>
-        <w:t>from sklearn.multiclass import OneVsOneClassifier</w:t>
-      </w:r>
-    </w:p>
-    <w:p>
-      <w:pPr>
-        <w:shd w:val="clear" w:color="auto" w:fill="1E1E1E"/>
-        <w:spacing w:before="10" w:after="20"/>
-        <w:ind w:left="360"/>
-      </w:pPr>
-      <w:r>
-        <w:rPr>
-          <w:rFonts w:ascii="Courier New" w:eastAsia="Courier New" w:hAnsi="Courier New" w:cs="Courier New"/>
-          <w:sz w:val="20"/>
-          <w:szCs w:val="20"/>
-        </w:rPr>
-        <w:t>from sklearn.model_selection import train_test_split, cross_val_score</w:t>
-      </w:r>
-    </w:p>
-    <w:p>
-      <w:pPr>
-        <w:shd w:val="clear" w:color="auto" w:fill="1E1E1E"/>
-        <w:spacing w:before="10" w:after="20"/>
-        <w:ind w:left="360"/>
-      </w:pPr>
-      <w:r>
-        <w:rPr>
-          <w:rFonts w:ascii="Courier New" w:eastAsia="Courier New" w:hAnsi="Courier New" w:cs="Courier New"/>
-          <w:sz w:val="20"/>
-          <w:szCs w:val="20"/>
-        </w:rPr>
-        <w:t>from sklearn.metrics import (accuracy_score, precision_score,</w:t>
-      </w:r>
-    </w:p>
-    <w:p>
-      <w:pPr>
-        <w:shd w:val="clear" w:color="auto" w:fill="1E1E1E"/>
-        <w:spacing w:before="10" w:after="20"/>
-        <w:ind w:left="360"/>
-      </w:pPr>
-      <w:r>
-        <w:rPr>
-          <w:rFonts w:ascii="Courier New" w:eastAsia="Courier New" w:hAnsi="Courier New" w:cs="Courier New"/>
-          <w:sz w:val="20"/>
-          <w:szCs w:val="20"/>
-        </w:rPr>
-        <w:t xml:space="preserve">                             recall_score, f1_score, classification_report)</w:t>
-      </w:r>
-    </w:p>
-    <w:p>
-      <w:pPr>
-        <w:shd w:val="clear" w:color="auto" w:fill="1E1E1E"/>
-        <w:spacing w:before="10" w:after="20"/>
-        <w:ind w:left="360"/>
-      </w:pPr>
-      <w:r>
-        <w:rPr>
-          <w:rFonts w:ascii="Courier New" w:eastAsia="Courier New" w:hAnsi="Courier New" w:cs="Courier New"/>
-          <w:sz w:val="20"/>
-          <w:szCs w:val="20"/>
-        </w:rPr>
-        <w:t xml:space="preserve"> </w:t>
-      </w:r>
-    </w:p>
-    <w:p>
-      <w:pPr>
-        <w:shd w:val="clear" w:color="auto" w:fill="1E1E1E"/>
-        <w:spacing w:before="10" w:after="20"/>
-        <w:ind w:left="360"/>
-      </w:pPr>
-      <w:r>
-        <w:rPr>
-          <w:rFonts w:ascii="Courier New" w:eastAsia="Courier New" w:hAnsi="Courier New" w:cs="Courier New"/>
-          <w:sz w:val="20"/>
-          <w:szCs w:val="20"/>
-        </w:rPr>
-        <w:t>input_file = 'income_data.txt'</w:t>
-      </w:r>
-    </w:p>
-    <w:p>
-      <w:pPr>
-        <w:shd w:val="clear" w:color="auto" w:fill="1E1E1E"/>
-        <w:spacing w:before="10" w:after="20"/>
-        <w:ind w:left="360"/>
-      </w:pPr>
-      <w:r>
-        <w:rPr>
-          <w:rFonts w:ascii="Courier New" w:eastAsia="Courier New" w:hAnsi="Courier New" w:cs="Courier New"/>
-          <w:sz w:val="20"/>
-          <w:szCs w:val="20"/>
-        </w:rPr>
-        <w:t>X, count_class1, count_class2 = [], 0, 0</w:t>
-      </w:r>
-    </w:p>
-    <w:p>
-      <w:pPr>
-        <w:shd w:val="clear" w:color="auto" w:fill="1E1E1E"/>
-        <w:spacing w:before="10" w:after="20"/>
-        <w:ind w:left="360"/>
-      </w:pPr>
-      <w:r>
-        <w:rPr>
-          <w:rFonts w:ascii="Courier New" w:eastAsia="Courier New" w:hAnsi="Courier New" w:cs="Courier New"/>
-          <w:sz w:val="20"/>
-          <w:szCs w:val="20"/>
-        </w:rPr>
-        <w:t>max_datapoints = 25000</w:t>
-      </w:r>
-    </w:p>
-    <w:p>
-      <w:pPr>
-        <w:shd w:val="clear" w:color="auto" w:fill="1E1E1E"/>
-        <w:spacing w:before="10" w:after="20"/>
-        <w:ind w:left="360"/>
-      </w:pPr>
-      <w:r>
-        <w:rPr>
-          <w:rFonts w:ascii="Courier New" w:eastAsia="Courier New" w:hAnsi="Courier New" w:cs="Courier New"/>
-          <w:sz w:val="20"/>
-          <w:szCs w:val="20"/>
-        </w:rPr>
-        <w:t xml:space="preserve"> </w:t>
-      </w:r>
-    </w:p>
-    <w:p>
-      <w:pPr>
-        <w:shd w:val="clear" w:color="auto" w:fill="1E1E1E"/>
-        <w:spacing w:before="10" w:after="20"/>
-        <w:ind w:left="360"/>
-      </w:pPr>
-      <w:r>
-        <w:rPr>
-          <w:rFonts w:ascii="Courier New" w:eastAsia="Courier New" w:hAnsi="Courier New" w:cs="Courier New"/>
-          <w:sz w:val="20"/>
-          <w:szCs w:val="20"/>
-        </w:rPr>
-        <w:t>with open(input_file, 'r') as f:</w:t>
-      </w:r>
-    </w:p>
-    <w:p>
-      <w:pPr>
-        <w:shd w:val="clear" w:color="auto" w:fill="1E1E1E"/>
-        <w:spacing w:before="10" w:after="20"/>
-        <w:ind w:left="360"/>
-      </w:pPr>
-      <w:r>
-        <w:rPr>
-          <w:rFonts w:ascii="Courier New" w:eastAsia="Courier New" w:hAnsi="Courier New" w:cs="Courier New"/>
-          <w:sz w:val="20"/>
-          <w:szCs w:val="20"/>
-        </w:rPr>
-        <w:t xml:space="preserve">    for line in f.readlines():</w:t>
-      </w:r>
-    </w:p>
-    <w:p>
-      <w:pPr>
-        <w:shd w:val="clear" w:color="auto" w:fill="1E1E1E"/>
-        <w:spacing w:before="10" w:after="20"/>
-        <w:ind w:left="360"/>
-      </w:pPr>
-      <w:r>
-        <w:rPr>
-          <w:rFonts w:ascii="Courier New" w:eastAsia="Courier New" w:hAnsi="Courier New" w:cs="Courier New"/>
-          <w:sz w:val="20"/>
-          <w:szCs w:val="20"/>
-        </w:rPr>
-        <w:t xml:space="preserve">        if count_class1 &gt;= max_datapoints and count_class2 &gt;= max_datapoints:</w:t>
-      </w:r>
-    </w:p>
-    <w:p>
-      <w:pPr>
-        <w:shd w:val="clear" w:color="auto" w:fill="1E1E1E"/>
-        <w:spacing w:before="10" w:after="20"/>
-        <w:ind w:left="360"/>
-      </w:pPr>
-      <w:r>
-        <w:rPr>
-          <w:rFonts w:ascii="Courier New" w:eastAsia="Courier New" w:hAnsi="Courier New" w:cs="Courier New"/>
-          <w:sz w:val="20"/>
-          <w:szCs w:val="20"/>
-        </w:rPr>
-        <w:t xml:space="preserve">            break</w:t>
-      </w:r>
-    </w:p>
-    <w:p>
-      <w:pPr>
-        <w:shd w:val="clear" w:color="auto" w:fill="1E1E1E"/>
-        <w:spacing w:before="10" w:after="20"/>
-        <w:ind w:left="360"/>
-      </w:pPr>
-      <w:r>
-        <w:rPr>
-          <w:rFonts w:ascii="Courier New" w:eastAsia="Courier New" w:hAnsi="Courier New" w:cs="Courier New"/>
-          <w:sz w:val="20"/>
-          <w:szCs w:val="20"/>
-        </w:rPr>
-        <w:t xml:space="preserve">        if '?' in line: continue</w:t>
-      </w:r>
-    </w:p>
-    <w:p>
-      <w:pPr>
-        <w:shd w:val="clear" w:color="auto" w:fill="1E1E1E"/>
-        <w:spacing w:before="10" w:after="20"/>
-        <w:ind w:left="360"/>
-      </w:pPr>
-      <w:r>
-        <w:rPr>
-          <w:rFonts w:ascii="Courier New" w:eastAsia="Courier New" w:hAnsi="Courier New" w:cs="Courier New"/>
-          <w:sz w:val="20"/>
-          <w:szCs w:val="20"/>
-        </w:rPr>
-        <w:t xml:space="preserve">        data = line.strip().split(', ')</w:t>
-      </w:r>
-    </w:p>
-    <w:p>
-      <w:pPr>
-        <w:shd w:val="clear" w:color="auto" w:fill="1E1E1E"/>
-        <w:spacing w:before="10" w:after="20"/>
-        <w:ind w:left="360"/>
-      </w:pPr>
-      <w:r>
-        <w:rPr>
-          <w:rFonts w:ascii="Courier New" w:eastAsia="Courier New" w:hAnsi="Courier New" w:cs="Courier New"/>
-          <w:sz w:val="20"/>
-          <w:szCs w:val="20"/>
-        </w:rPr>
-        <w:t xml:space="preserve">        if len(data) &lt; 15: continue</w:t>
-      </w:r>
-    </w:p>
-    <w:p>
-      <w:pPr>
-        <w:shd w:val="clear" w:color="auto" w:fill="1E1E1E"/>
-        <w:spacing w:before="10" w:after="20"/>
-        <w:ind w:left="360"/>
-      </w:pPr>
-      <w:r>
-        <w:rPr>
-          <w:rFonts w:ascii="Courier New" w:eastAsia="Courier New" w:hAnsi="Courier New" w:cs="Courier New"/>
-          <w:sz w:val="20"/>
-          <w:szCs w:val="20"/>
-        </w:rPr>
-        <w:t xml:space="preserve">        if data[-1] == '&lt;=50K' and count_class1 &lt; max_datapoints:</w:t>
-      </w:r>
-    </w:p>
-    <w:p>
-      <w:pPr>
-        <w:shd w:val="clear" w:color="auto" w:fill="1E1E1E"/>
-        <w:spacing w:before="10" w:after="20"/>
-        <w:ind w:left="360"/>
-      </w:pPr>
-      <w:r>
-        <w:rPr>
-          <w:rFonts w:ascii="Courier New" w:eastAsia="Courier New" w:hAnsi="Courier New" w:cs="Courier New"/>
-          <w:sz w:val="20"/>
-          <w:szCs w:val="20"/>
-        </w:rPr>
-        <w:t xml:space="preserve">            X.append(data); count_class1 += 1</w:t>
-      </w:r>
-    </w:p>
-    <w:p>
-      <w:pPr>
-        <w:shd w:val="clear" w:color="auto" w:fill="1E1E1E"/>
-        <w:spacing w:before="10" w:after="20"/>
-        <w:ind w:left="360"/>
-      </w:pPr>
-      <w:r>
-        <w:rPr>
-          <w:rFonts w:ascii="Courier New" w:eastAsia="Courier New" w:hAnsi="Courier New" w:cs="Courier New"/>
-          <w:sz w:val="20"/>
-          <w:szCs w:val="20"/>
-        </w:rPr>
-        <w:t xml:space="preserve">        if data[-1] == '&gt;50K' and count_class2 &lt; max_datapoints:</w:t>
-      </w:r>
-    </w:p>
-    <w:p>
-      <w:pPr>
-        <w:shd w:val="clear" w:color="auto" w:fill="1E1E1E"/>
-        <w:spacing w:before="10" w:after="20"/>
-        <w:ind w:left="360"/>
-      </w:pPr>
-      <w:r>
-        <w:rPr>
-          <w:rFonts w:ascii="Courier New" w:eastAsia="Courier New" w:hAnsi="Courier New" w:cs="Courier New"/>
-          <w:sz w:val="20"/>
-          <w:szCs w:val="20"/>
-        </w:rPr>
-        <w:t xml:space="preserve">            X.append(data); count_class2 += 1</w:t>
-      </w:r>
-    </w:p>
-    <w:p>
-      <w:pPr>
-        <w:shd w:val="clear" w:color="auto" w:fill="1E1E1E"/>
-        <w:spacing w:before="10" w:after="20"/>
-        <w:ind w:left="360"/>
-      </w:pPr>
-      <w:r>
-        <w:rPr>
-          <w:rFonts w:ascii="Courier New" w:eastAsia="Courier New" w:hAnsi="Courier New" w:cs="Courier New"/>
-          <w:sz w:val="20"/>
-          <w:szCs w:val="20"/>
-        </w:rPr>
-        <w:t xml:space="preserve"> </w:t>
-      </w:r>
-    </w:p>
-    <w:p>
-      <w:pPr>
-        <w:shd w:val="clear" w:color="auto" w:fill="1E1E1E"/>
-        <w:spacing w:before="10" w:after="20"/>
-        <w:ind w:left="360"/>
-      </w:pPr>
-      <w:r>
-        <w:rPr>
-          <w:rFonts w:ascii="Courier New" w:eastAsia="Courier New" w:hAnsi="Courier New" w:cs="Courier New"/>
-          <w:sz w:val="20"/>
-          <w:szCs w:val="20"/>
-        </w:rPr>
-        <w:t>X = np.array(X)</w:t>
-      </w:r>
-    </w:p>
-    <w:p>
-      <w:pPr>
-        <w:shd w:val="clear" w:color="auto" w:fill="1E1E1E"/>
-        <w:spacing w:before="10" w:after="20"/>
-        <w:ind w:left="360"/>
-      </w:pPr>
-      <w:r>
-        <w:rPr>
-          <w:rFonts w:ascii="Courier New" w:eastAsia="Courier New" w:hAnsi="Courier New" w:cs="Courier New"/>
-          <w:sz w:val="20"/>
-          <w:szCs w:val="20"/>
-        </w:rPr>
-        <w:t>label_encoder, X_encoded = [], np.empty(X.shape)</w:t>
-      </w:r>
-    </w:p>
-    <w:p>
-      <w:pPr>
-        <w:shd w:val="clear" w:color="auto" w:fill="1E1E1E"/>
-        <w:spacing w:before="10" w:after="20"/>
-        <w:ind w:left="360"/>
-      </w:pPr>
-      <w:r>
-        <w:rPr>
-          <w:rFonts w:ascii="Courier New" w:eastAsia="Courier New" w:hAnsi="Courier New" w:cs="Courier New"/>
-          <w:sz w:val="20"/>
-          <w:szCs w:val="20"/>
-        </w:rPr>
-        <w:t>for i, item in enumerate(X[0]):</w:t>
-      </w:r>
-    </w:p>
-    <w:p>
-      <w:pPr>
-        <w:shd w:val="clear" w:color="auto" w:fill="1E1E1E"/>
-        <w:spacing w:before="10" w:after="20"/>
-        <w:ind w:left="360"/>
-      </w:pPr>
-      <w:r>
-        <w:rPr>
-          <w:rFonts w:ascii="Courier New" w:eastAsia="Courier New" w:hAnsi="Courier New" w:cs="Courier New"/>
-          <w:sz w:val="20"/>
-          <w:szCs w:val="20"/>
-        </w:rPr>
-        <w:t xml:space="preserve">    if item.isdigit():</w:t>
-      </w:r>
-    </w:p>
-    <w:p>
-      <w:pPr>
-        <w:shd w:val="clear" w:color="auto" w:fill="1E1E1E"/>
-        <w:spacing w:before="10" w:after="20"/>
-        <w:ind w:left="360"/>
-      </w:pPr>
-      <w:r>
-        <w:rPr>
-          <w:rFonts w:ascii="Courier New" w:eastAsia="Courier New" w:hAnsi="Courier New" w:cs="Courier New"/>
-          <w:sz w:val="20"/>
-          <w:szCs w:val="20"/>
-        </w:rPr>
-        <w:t xml:space="preserve">        X_encoded[:, i] = X[:, i]</w:t>
-      </w:r>
-    </w:p>
-    <w:p>
-      <w:pPr>
-        <w:shd w:val="clear" w:color="auto" w:fill="1E1E1E"/>
-        <w:spacing w:before="10" w:after="20"/>
-        <w:ind w:left="360"/>
-      </w:pPr>
-      <w:r>
-        <w:rPr>
-          <w:rFonts w:ascii="Courier New" w:eastAsia="Courier New" w:hAnsi="Courier New" w:cs="Courier New"/>
-          <w:sz w:val="20"/>
-          <w:szCs w:val="20"/>
-        </w:rPr>
-        <w:t xml:space="preserve">    else:</w:t>
-      </w:r>
-    </w:p>
-    <w:p>
-      <w:pPr>
-        <w:shd w:val="clear" w:color="auto" w:fill="1E1E1E"/>
-        <w:spacing w:before="10" w:after="20"/>
-        <w:ind w:left="360"/>
-      </w:pPr>
-      <w:r>
-        <w:rPr>
-          <w:rFonts w:ascii="Courier New" w:eastAsia="Courier New" w:hAnsi="Courier New" w:cs="Courier New"/>
-          <w:sz w:val="20"/>
-          <w:szCs w:val="20"/>
-        </w:rPr>
-        <w:t xml:space="preserve">        le = preprocessing.LabelEncoder()</w:t>
-      </w:r>
-    </w:p>
-    <w:p>
-      <w:pPr>
-        <w:shd w:val="clear" w:color="auto" w:fill="1E1E1E"/>
-        <w:spacing w:before="10" w:after="20"/>
-        <w:ind w:left="360"/>
-      </w:pPr>
-      <w:r>
-        <w:rPr>
-          <w:rFonts w:ascii="Courier New" w:eastAsia="Courier New" w:hAnsi="Courier New" w:cs="Courier New"/>
-          <w:sz w:val="20"/>
-          <w:szCs w:val="20"/>
-        </w:rPr>
-        <w:t xml:space="preserve">        X_encoded[:, i] = le.fit_transform(X[:, i])</w:t>
-      </w:r>
-    </w:p>
-    <w:p>
-      <w:pPr>
-        <w:shd w:val="clear" w:color="auto" w:fill="1E1E1E"/>
-        <w:spacing w:before="10" w:after="20"/>
-        <w:ind w:left="360"/>
-      </w:pPr>
-      <w:r>
-        <w:rPr>
-          <w:rFonts w:ascii="Courier New" w:eastAsia="Courier New" w:hAnsi="Courier New" w:cs="Courier New"/>
-          <w:sz w:val="20"/>
-          <w:szCs w:val="20"/>
-        </w:rPr>
-        <w:t xml:space="preserve">        label_encoder.append(le)</w:t>
-      </w:r>
-    </w:p>
-    <w:p>
-      <w:pPr>
-        <w:shd w:val="clear" w:color="auto" w:fill="1E1E1E"/>
-        <w:spacing w:before="10" w:after="20"/>
-        <w:ind w:left="360"/>
-      </w:pPr>
-      <w:r>
-        <w:rPr>
-          <w:rFonts w:ascii="Courier New" w:eastAsia="Courier New" w:hAnsi="Courier New" w:cs="Courier New"/>
-          <w:sz w:val="20"/>
-          <w:szCs w:val="20"/>
-        </w:rPr>
-        <w:t xml:space="preserve"> </w:t>
-      </w:r>
-    </w:p>
-    <w:p>
-      <w:pPr>
-        <w:shd w:val="clear" w:color="auto" w:fill="1E1E1E"/>
-        <w:spacing w:before="10" w:after="20"/>
-        <w:ind w:left="360"/>
-      </w:pPr>
-      <w:r>
-        <w:rPr>
-          <w:rFonts w:ascii="Courier New" w:eastAsia="Courier New" w:hAnsi="Courier New" w:cs="Courier New"/>
-          <w:sz w:val="20"/>
-          <w:szCs w:val="20"/>
-        </w:rPr>
-        <w:t>X = X_encoded[:, :-1].astype(int)</w:t>
-      </w:r>
-    </w:p>
-    <w:p>
-      <w:pPr>
-        <w:shd w:val="clear" w:color="auto" w:fill="1E1E1E"/>
-        <w:spacing w:before="10" w:after="20"/>
-        <w:ind w:left="360"/>
-      </w:pPr>
-      <w:r>
-        <w:rPr>
-          <w:rFonts w:ascii="Courier New" w:eastAsia="Courier New" w:hAnsi="Courier New" w:cs="Courier New"/>
-          <w:sz w:val="20"/>
-          <w:szCs w:val="20"/>
-        </w:rPr>
-        <w:t>y = X_encoded[:, -1].astype(int)</w:t>
-      </w:r>
-    </w:p>
-    <w:p>
-      <w:pPr>
-        <w:shd w:val="clear" w:color="auto" w:fill="1E1E1E"/>
-        <w:spacing w:before="10" w:after="20"/>
-        <w:ind w:left="360"/>
-      </w:pPr>
-      <w:r>
-        <w:rPr>
-          <w:rFonts w:ascii="Courier New" w:eastAsia="Courier New" w:hAnsi="Courier New" w:cs="Courier New"/>
-          <w:sz w:val="20"/>
-          <w:szCs w:val="20"/>
-        </w:rPr>
-        <w:t xml:space="preserve"> </w:t>
-      </w:r>
-    </w:p>
-    <w:p>
-      <w:pPr>
-        <w:shd w:val="clear" w:color="auto" w:fill="1E1E1E"/>
-        <w:spacing w:before="10" w:after="20"/>
-        <w:ind w:left="360"/>
-      </w:pPr>
-      <w:r>
-        <w:rPr>
-          <w:rFonts w:ascii="Courier New" w:eastAsia="Courier New" w:hAnsi="Courier New" w:cs="Courier New"/>
-          <w:sz w:val="20"/>
-          <w:szCs w:val="20"/>
-        </w:rPr>
-        <w:t>X_train, X_test, y_train, y_test = train_test_split(</w:t>
-      </w:r>
-    </w:p>
-    <w:p>
-      <w:pPr>
-        <w:shd w:val="clear" w:color="auto" w:fill="1E1E1E"/>
-        <w:spacing w:before="10" w:after="20"/>
-        <w:ind w:left="360"/>
-      </w:pPr>
-      <w:r>
-        <w:rPr>
-          <w:rFonts w:ascii="Courier New" w:eastAsia="Courier New" w:hAnsi="Courier New" w:cs="Courier New"/>
-          <w:sz w:val="20"/>
-          <w:szCs w:val="20"/>
-        </w:rPr>
-        <w:t xml:space="preserve">    X, y, test_size=0.2, random_state=5)</w:t>
-      </w:r>
-    </w:p>
-    <w:p>
-      <w:pPr>
-        <w:shd w:val="clear" w:color="auto" w:fill="1E1E1E"/>
-        <w:spacing w:before="10" w:after="20"/>
-        <w:ind w:left="360"/>
-      </w:pPr>
-      <w:r>
-        <w:rPr>
-          <w:rFonts w:ascii="Courier New" w:eastAsia="Courier New" w:hAnsi="Courier New" w:cs="Courier New"/>
-          <w:sz w:val="20"/>
-          <w:szCs w:val="20"/>
-        </w:rPr>
-        <w:t xml:space="preserve"> </w:t>
-      </w:r>
-    </w:p>
-    <w:p>
-      <w:pPr>
-        <w:shd w:val="clear" w:color="auto" w:fill="1E1E1E"/>
-        <w:spacing w:before="10" w:after="20"/>
-        <w:ind w:left="360"/>
-      </w:pPr>
-      <w:r>
-        <w:rPr>
-          <w:rFonts w:ascii="Courier New" w:eastAsia="Courier New" w:hAnsi="Courier New" w:cs="Courier New"/>
-          <w:sz w:val="20"/>
-          <w:szCs w:val="20"/>
-        </w:rPr>
-        <w:t>classifier = OneVsOneClassifier(LinearSVC(random_state=0, max_iter=3000))</w:t>
-      </w:r>
-    </w:p>
-    <w:p>
-      <w:pPr>
-        <w:shd w:val="clear" w:color="auto" w:fill="1E1E1E"/>
-        <w:spacing w:before="10" w:after="20"/>
-        <w:ind w:left="360"/>
-      </w:pPr>
-      <w:r>
-        <w:rPr>
-          <w:rFonts w:ascii="Courier New" w:eastAsia="Courier New" w:hAnsi="Courier New" w:cs="Courier New"/>
-          <w:sz w:val="20"/>
-          <w:szCs w:val="20"/>
-        </w:rPr>
-        <w:t>classifier.fit(X_train, y_train)</w:t>
-      </w:r>
-    </w:p>
-    <w:p>
-      <w:pPr>
-        <w:shd w:val="clear" w:color="auto" w:fill="1E1E1E"/>
-        <w:spacing w:before="10" w:after="20"/>
-        <w:ind w:left="360"/>
-      </w:pPr>
-      <w:r>
-        <w:rPr>
-          <w:rFonts w:ascii="Courier New" w:eastAsia="Courier New" w:hAnsi="Courier New" w:cs="Courier New"/>
-          <w:sz w:val="20"/>
-          <w:szCs w:val="20"/>
-        </w:rPr>
-        <w:lastRenderedPageBreak/>
-        <w:t>y_pred = classifier.predict(X_test)</w:t>
-      </w:r>
-    </w:p>
-    <w:p>
-      <w:pPr>
-        <w:shd w:val="clear" w:color="auto" w:fill="1E1E1E"/>
-        <w:spacing w:before="10" w:after="20"/>
-        <w:ind w:left="360"/>
-      </w:pPr>
-      <w:r>
-        <w:rPr>
-          <w:rFonts w:ascii="Courier New" w:eastAsia="Courier New" w:hAnsi="Courier New" w:cs="Courier New"/>
-          <w:sz w:val="20"/>
-          <w:szCs w:val="20"/>
-        </w:rPr>
-        <w:t xml:space="preserve"> </w:t>
-      </w:r>
-    </w:p>
-    <w:p>
-      <w:pPr>
-        <w:shd w:val="clear" w:color="auto" w:fill="1E1E1E"/>
-        <w:spacing w:before="10" w:after="20"/>
-        <w:ind w:left="360"/>
-      </w:pPr>
-      <w:r>
-        <w:rPr>
-          <w:rFonts w:ascii="Courier New" w:eastAsia="Courier New" w:hAnsi="Courier New" w:cs="Courier New"/>
-          <w:sz w:val="20"/>
-          <w:szCs w:val="20"/>
-        </w:rPr>
-        <w:t>print(f'Accuracy : {round(100*accuracy_score(y_test,y_pred),2)}%')</w:t>
-      </w:r>
-    </w:p>
-    <w:p>
-      <w:pPr>
-        <w:shd w:val="clear" w:color="auto" w:fill="1E1E1E"/>
-        <w:spacing w:before="10" w:after="20"/>
-        <w:ind w:left="360"/>
-      </w:pPr>
-      <w:r>
-        <w:rPr>
-          <w:rFonts w:ascii="Courier New" w:eastAsia="Courier New" w:hAnsi="Courier New" w:cs="Courier New"/>
-          <w:sz w:val="20"/>
-          <w:szCs w:val="20"/>
-        </w:rPr>
-        <w:t>print(f'Precision: {round(100*precision_score(y_test,y_pred,average="weighted"),2)}%')</w:t>
-      </w:r>
-    </w:p>
-    <w:p>
-      <w:pPr>
-        <w:shd w:val="clear" w:color="auto" w:fill="1E1E1E"/>
-        <w:spacing w:before="10" w:after="20"/>
-        <w:ind w:left="360"/>
-      </w:pPr>
-      <w:r>
-        <w:rPr>
-          <w:rFonts w:ascii="Courier New" w:eastAsia="Courier New" w:hAnsi="Courier New" w:cs="Courier New"/>
-          <w:sz w:val="20"/>
-          <w:szCs w:val="20"/>
-        </w:rPr>
-        <w:t>print(f'Recall   : {round(100*recall_score(y_test,y_pred,average="weighted"),2)}%')</w:t>
-      </w:r>
-    </w:p>
-    <w:p>
-      <w:pPr>
-        <w:shd w:val="clear" w:color="auto" w:fill="1E1E1E"/>
-        <w:spacing w:before="10" w:after="20"/>
-        <w:ind w:left="360"/>
-      </w:pPr>
-      <w:r>
-        <w:rPr>
-          <w:rFonts w:ascii="Courier New" w:eastAsia="Courier New" w:hAnsi="Courier New" w:cs="Courier New"/>
-          <w:sz w:val="20"/>
-          <w:szCs w:val="20"/>
-        </w:rPr>
-        <w:t>print(f'F1 Score : {round(100*f1_score(y_test,y_pred,average="weighted"),2)}%')</w:t>
-      </w:r>
-    </w:p>
-    <w:p>
-      <w:pPr>
-        <w:spacing w:after="120"/>
-        <w:jc w:val="both"/>
-      </w:pPr>
-      <w:r>
-        <w:t xml:space="preserve"> </w:t>
-      </w:r>
+      </w:pPr>
+      <w:r>
+        <w:rPr>
+          <w:b/>
+          <w:bCs/>
+        </w:rPr>
+        <w:t>Завдання 1 — Класифікація доходів (LinearSVC, набір даних income_data)</w:t>
+      </w:r>
+    </w:p>
+    <w:p>
+      <w:pPr>
+        <w:spacing w:after="120"/>
+        <w:jc w:val="both"/>
+        <w:rPr>
+          <w:b/>
+          <w:bCs/>
+        </w:rPr>
+      </w:pPr>
+      <w:r>
+        <w:rPr>
+          <w:b/>
+          <w:bCs/>
+        </w:rPr>
+        <w:t>Опис програми</w:t>
+      </w:r>
+    </w:p>
+    <w:p>
+      <w:pPr>
+        <w:spacing w:after="120"/>
+        <w:jc w:val="both"/>
+      </w:pPr>
+      <w:r>
+        <w:t xml:space="preserve">Програма виконує класифікацію людей на два класи за рівнем доходу: </w:t>
+      </w:r>
+      <w:r>
+        <w:rPr>
+          <w:b/>
+          <w:bCs/>
+        </w:rPr>
+        <w:t>≤50K</w:t>
+      </w:r>
+      <w:r>
+        <w:t xml:space="preserve"> (низький дохід) та </w:t>
+      </w:r>
+      <w:r>
+        <w:rPr>
+          <w:b/>
+          <w:bCs/>
+        </w:rPr>
+        <w:t>&gt;50K</w:t>
+      </w:r>
+      <w:r>
+        <w:t xml:space="preserve"> (високий дохід) на основі соціально-демографічних даних з файлу income_data.txt.</w:t>
+      </w:r>
+    </w:p>
+    <w:p>
+      <w:pPr>
+        <w:spacing w:after="120"/>
+        <w:jc w:val="both"/>
+      </w:pPr>
+      <w:r>
+        <w:rPr>
+          <w:b/>
+          <w:bCs/>
+        </w:rPr>
+        <w:t>Завантаження та фільтрація даних.</w:t>
+      </w:r>
+      <w:r>
+        <w:t xml:space="preserve"> Дані зчитуються рядок за рядком. Рядки з пропущеними значеннями (символ «?») автоматично пропускаються. Для збалансованості вибірки кількість записів кожного класу обмежена до 25 000 екземплярів.</w:t>
+      </w:r>
+    </w:p>
+    <w:p>
+      <w:pPr>
+        <w:spacing w:after="120"/>
+        <w:jc w:val="both"/>
+      </w:pPr>
+      <w:r>
+        <w:rPr>
+          <w:b/>
+          <w:bCs/>
+        </w:rPr>
+        <w:t>Кодування категоріальних ознак.</w:t>
+      </w:r>
+      <w:r>
+        <w:t xml:space="preserve"> Оскільки алгоритми машинного навчання працюють лише з числовими даними, всі текстові ознаки (наприклад, тип роботи, освіта, сімейний стан) перетворюються на числа за допомогою кодувальника міток (LabelEncoder). Числові ознаки (вік, кількість робочих годин тощо) залишаються без змін.</w:t>
+      </w:r>
+    </w:p>
+    <w:p>
+      <w:pPr>
+        <w:spacing w:after="120"/>
+        <w:jc w:val="both"/>
+      </w:pPr>
+      <w:r>
+        <w:rPr>
+          <w:b/>
+          <w:bCs/>
+        </w:rPr>
+        <w:t>Розбиття на вибірки.</w:t>
+      </w:r>
+      <w:r>
+        <w:t xml:space="preserve"> Дані розділяються у співвідношенні 80% (навчальна вибірка) та 20% (тестова вибірка).</w:t>
+      </w:r>
+    </w:p>
+    <w:p>
+      <w:pPr>
+        <w:spacing w:after="120"/>
+        <w:jc w:val="both"/>
+      </w:pPr>
+      <w:r>
+        <w:rPr>
+          <w:b/>
+          <w:bCs/>
+        </w:rPr>
+        <w:t>Навчання моделі.</w:t>
+      </w:r>
+      <w:r>
+        <w:t xml:space="preserve"> Використовується лінійний класифікатор на основі методу опорних векторів (LinearSVC) зі схемою «один проти одного» (OneVsOneClassifier). Модель навчається на навчальній вибірці та робить передбачення на тестовій.</w:t>
+      </w:r>
+    </w:p>
+    <w:p>
+      <w:pPr>
+        <w:spacing w:after="120"/>
+        <w:jc w:val="both"/>
+      </w:pPr>
+      <w:r>
+        <w:rPr>
+          <w:b/>
+          <w:bCs/>
+        </w:rPr>
+        <w:t>Оцінка якості.</w:t>
+      </w:r>
+      <w:r>
+        <w:t xml:space="preserve"> Виводяться чотири метрики: точність (Accuracy), прецизійність (Precision), повнота (Recall) та F-міра (F1 Score), а також детальний звіт по кожному класу. Додатково проводиться 3-кратна крос-валідація для отримання надійнішої оцінки F1.</w:t>
+      </w:r>
+    </w:p>
+    <w:p>
+      <w:pPr>
+        <w:spacing w:after="120"/>
+        <w:jc w:val="both"/>
+      </w:pPr>
+      <w:r>
+        <w:rPr>
+          <w:b/>
+          <w:bCs/>
+        </w:rPr>
+        <w:t>Передбачення для нової точки.</w:t>
+      </w:r>
+      <w:r>
+        <w:t xml:space="preserve"> Наприкінці програма перевіряє роботу моделі на конкретному прикладі: описі особи (37 років, приватний сектор, незакінчена середня освіта тощо) і виводить передбачений клас доходу.</w:t>
+      </w:r>
+    </w:p>
+    <w:p>
+      <w:pPr>
+        <w:spacing w:after="120"/>
+        <w:jc w:val="both"/>
+      </w:pPr>
     </w:p>
     <w:p>
       <w:pPr>
@@ -3095,19 +2418,20 @@
     <w:p>
       <w:pPr>
         <w:spacing w:after="120"/>
-        <w:jc w:val="both"/>
+        <w:jc w:val="center"/>
         <w:rPr>
           <w:lang w:val="en-US"/>
         </w:rPr>
       </w:pPr>
       <w:r>
         <w:rPr>
+          <w:noProof/>
           <w:lang w:val="en-US"/>
         </w:rPr>
         <w:drawing>
-          <wp:inline distT="0" distB="0" distL="0" distR="0" wp14:anchorId="13075FDE" wp14:editId="1CF5962D">
-            <wp:extent cx="3867690" cy="3362794"/>
-            <wp:effectExtent l="0" t="0" r="0" b="0"/>
+          <wp:inline distT="0" distB="0" distL="0" distR="0" wp14:anchorId="13075FDE" wp14:editId="7566138A">
+            <wp:extent cx="2716865" cy="2362200"/>
+            <wp:effectExtent l="0" t="0" r="7620" b="0"/>
             <wp:docPr id="1014213029" name="Рисунок 1"/>
             <wp:cNvGraphicFramePr>
               <a:graphicFrameLocks xmlns:a="http://schemas.openxmlformats.org/drawingml/2006/main" noChangeAspect="1"/>
@@ -3128,7 +2452,7 @@
                   <pic:spPr>
                     <a:xfrm>
                       <a:off x="0" y="0"/>
-                      <a:ext cx="3867690" cy="3362794"/>
+                      <a:ext cx="2720647" cy="2365489"/>
                     </a:xfrm>
                     <a:prstGeom prst="rect">
                       <a:avLst/>
@@ -3144,15 +2468,6 @@
     <w:p>
       <w:pPr>
         <w:spacing w:after="120"/>
-        <w:jc w:val="both"/>
-      </w:pPr>
-      <w:r>
-        <w:t xml:space="preserve"> </w:t>
-      </w:r>
-    </w:p>
-    <w:p>
-      <w:pPr>
-        <w:spacing w:after="120"/>
         <w:jc w:val="center"/>
       </w:pPr>
       <w:r>
@@ -3160,6 +2475,7 @@
           <w:b/>
           <w:bCs/>
         </w:rPr>
+        <w:lastRenderedPageBreak/>
         <w:t>Таблиця 2. Метрики якості — LinearSVC (income_data)</w:t>
       </w:r>
     </w:p>
@@ -3194,12 +2510,6 @@
         <w:gridCol w:w="3621"/>
       </w:tblGrid>
       <w:tr>
-        <w:tblPrEx>
-          <w:tblCellMar>
-            <w:top w:w="0" w:type="dxa"/>
-            <w:bottom w:w="0" w:type="dxa"/>
-          </w:tblCellMar>
-        </w:tblPrEx>
         <w:tc>
           <w:tcPr>
             <w:tcW w:w="2200" w:type="dxa"/>
@@ -3268,12 +2578,6 @@
         </w:tc>
       </w:tr>
       <w:tr>
-        <w:tblPrEx>
-          <w:tblCellMar>
-            <w:top w:w="0" w:type="dxa"/>
-            <w:bottom w:w="0" w:type="dxa"/>
-          </w:tblCellMar>
-        </w:tblPrEx>
         <w:tc>
           <w:tcPr>
             <w:tcW w:w="2200" w:type="dxa"/>
@@ -3335,12 +2639,6 @@
         </w:tc>
       </w:tr>
       <w:tr>
-        <w:tblPrEx>
-          <w:tblCellMar>
-            <w:top w:w="0" w:type="dxa"/>
-            <w:bottom w:w="0" w:type="dxa"/>
-          </w:tblCellMar>
-        </w:tblPrEx>
         <w:tc>
           <w:tcPr>
             <w:tcW w:w="2200" w:type="dxa"/>
@@ -3400,12 +2698,6 @@
         </w:tc>
       </w:tr>
       <w:tr>
-        <w:tblPrEx>
-          <w:tblCellMar>
-            <w:top w:w="0" w:type="dxa"/>
-            <w:bottom w:w="0" w:type="dxa"/>
-          </w:tblCellMar>
-        </w:tblPrEx>
         <w:tc>
           <w:tcPr>
             <w:tcW w:w="2200" w:type="dxa"/>
@@ -3467,12 +2759,6 @@
         </w:tc>
       </w:tr>
       <w:tr>
-        <w:tblPrEx>
-          <w:tblCellMar>
-            <w:top w:w="0" w:type="dxa"/>
-            <w:bottom w:w="0" w:type="dxa"/>
-          </w:tblCellMar>
-        </w:tblPrEx>
         <w:tc>
           <w:tcPr>
             <w:tcW w:w="2200" w:type="dxa"/>
@@ -3532,12 +2818,6 @@
         </w:tc>
       </w:tr>
       <w:tr>
-        <w:tblPrEx>
-          <w:tblCellMar>
-            <w:top w:w="0" w:type="dxa"/>
-            <w:bottom w:w="0" w:type="dxa"/>
-          </w:tblCellMar>
-        </w:tblPrEx>
         <w:tc>
           <w:tcPr>
             <w:tcW w:w="2200" w:type="dxa"/>
@@ -3626,20 +2906,27 @@
         <w:spacing w:after="120"/>
         <w:ind w:firstLine="720"/>
         <w:jc w:val="both"/>
+        <w:rPr>
+          <w:lang w:val="en-US"/>
+        </w:rPr>
       </w:pPr>
       <w:r>
         <w:t>Тестова точка (age=37, workclass=Private, education=HS-grad, ...) належить до класу &lt;=50K (дохід менше або рівно $50 000 на рік). LinearSVC показав точність класифікації 79.56%, що є прийнятним результатом для бінарної класифікації на реальних даних перепису населення.</w:t>
       </w:r>
-      <w:r>
-        <w:br w:type="page"/>
-      </w:r>
+    </w:p>
+    <w:p>
+      <w:pPr>
+        <w:spacing w:after="120"/>
+        <w:ind w:firstLine="720"/>
+        <w:jc w:val="both"/>
+        <w:rPr>
+          <w:lang w:val="en-US"/>
+        </w:rPr>
+      </w:pPr>
     </w:p>
     <w:p>
       <w:pPr>
         <w:spacing w:before="160" w:after="100"/>
-        <w:rPr>
-          <w:lang w:val="en-US"/>
-        </w:rPr>
       </w:pPr>
       <w:r>
         <w:rPr>
@@ -3648,7 +2935,6 @@
           <w:sz w:val="26"/>
           <w:szCs w:val="26"/>
         </w:rPr>
-        <w:lastRenderedPageBreak/>
         <w:t>Завдання 2.2. SVM з нелінійними ядрами</w:t>
       </w:r>
     </w:p>
@@ -3675,6 +2961,9 @@
       <w:pPr>
         <w:spacing w:after="120"/>
         <w:jc w:val="both"/>
+        <w:rPr>
+          <w:lang w:val="en-US"/>
+        </w:rPr>
       </w:pPr>
       <w:r>
         <w:t xml:space="preserve"> </w:t>
@@ -3684,265 +2973,116 @@
       <w:pPr>
         <w:spacing w:after="120"/>
         <w:jc w:val="both"/>
-      </w:pPr>
-      <w:r>
         <w:rPr>
           <w:b/>
           <w:bCs/>
         </w:rPr>
-        <w:t>Код програм (LR_2_task_2_1.py / _2.py / _3.py):</w:t>
-      </w:r>
-    </w:p>
-    <w:p>
-      <w:pPr>
-        <w:spacing w:after="120"/>
-        <w:jc w:val="both"/>
-      </w:pPr>
-      <w:r>
-        <w:t xml:space="preserve"> </w:t>
-      </w:r>
-    </w:p>
-    <w:p>
-      <w:pPr>
-        <w:shd w:val="clear" w:color="auto" w:fill="1E1E1E"/>
-        <w:spacing w:before="10" w:after="20"/>
-        <w:ind w:left="360"/>
-      </w:pPr>
-      <w:r>
-        <w:rPr>
-          <w:rFonts w:ascii="Courier New" w:eastAsia="Courier New" w:hAnsi="Courier New" w:cs="Courier New"/>
-          <w:sz w:val="20"/>
-          <w:szCs w:val="20"/>
-        </w:rPr>
-        <w:t>from sklearn.svm import SVC</w:t>
-      </w:r>
-    </w:p>
-    <w:p>
-      <w:pPr>
-        <w:shd w:val="clear" w:color="auto" w:fill="1E1E1E"/>
-        <w:spacing w:before="10" w:after="20"/>
-        <w:ind w:left="360"/>
-      </w:pPr>
-      <w:r>
-        <w:rPr>
-          <w:rFonts w:ascii="Courier New" w:eastAsia="Courier New" w:hAnsi="Courier New" w:cs="Courier New"/>
-          <w:sz w:val="20"/>
-          <w:szCs w:val="20"/>
-        </w:rPr>
-        <w:t>from sklearn.model_selection import train_test_split</w:t>
-      </w:r>
-    </w:p>
-    <w:p>
-      <w:pPr>
-        <w:shd w:val="clear" w:color="auto" w:fill="1E1E1E"/>
-        <w:spacing w:before="10" w:after="20"/>
-        <w:ind w:left="360"/>
-      </w:pPr>
-      <w:r>
-        <w:rPr>
-          <w:rFonts w:ascii="Courier New" w:eastAsia="Courier New" w:hAnsi="Courier New" w:cs="Courier New"/>
-          <w:sz w:val="20"/>
-          <w:szCs w:val="20"/>
-        </w:rPr>
-        <w:t>from sklearn.metrics import accuracy_score, f1_score</w:t>
-      </w:r>
-    </w:p>
-    <w:p>
-      <w:pPr>
-        <w:shd w:val="clear" w:color="auto" w:fill="1E1E1E"/>
-        <w:spacing w:before="10" w:after="20"/>
-        <w:ind w:left="360"/>
-      </w:pPr>
-      <w:r>
-        <w:rPr>
-          <w:rFonts w:ascii="Courier New" w:eastAsia="Courier New" w:hAnsi="Courier New" w:cs="Courier New"/>
-          <w:sz w:val="20"/>
-          <w:szCs w:val="20"/>
-        </w:rPr>
-        <w:t># ... (завантаження та кодування даних - аналогічно завданню 2.1)</w:t>
-      </w:r>
-    </w:p>
-    <w:p>
-      <w:pPr>
-        <w:shd w:val="clear" w:color="auto" w:fill="1E1E1E"/>
-        <w:spacing w:before="10" w:after="20"/>
-        <w:ind w:left="360"/>
-      </w:pPr>
-      <w:r>
-        <w:rPr>
-          <w:rFonts w:ascii="Courier New" w:eastAsia="Courier New" w:hAnsi="Courier New" w:cs="Courier New"/>
-          <w:sz w:val="20"/>
-          <w:szCs w:val="20"/>
-        </w:rPr>
-        <w:t xml:space="preserve"> </w:t>
-      </w:r>
-    </w:p>
-    <w:p>
-      <w:pPr>
-        <w:shd w:val="clear" w:color="auto" w:fill="1E1E1E"/>
-        <w:spacing w:before="10" w:after="20"/>
-        <w:ind w:left="360"/>
-      </w:pPr>
-      <w:r>
-        <w:rPr>
-          <w:rFonts w:ascii="Courier New" w:eastAsia="Courier New" w:hAnsi="Courier New" w:cs="Courier New"/>
-          <w:sz w:val="20"/>
-          <w:szCs w:val="20"/>
-        </w:rPr>
-        <w:t>kernels = [</w:t>
-      </w:r>
-    </w:p>
-    <w:p>
-      <w:pPr>
-        <w:shd w:val="clear" w:color="auto" w:fill="1E1E1E"/>
-        <w:spacing w:before="10" w:after="20"/>
-        <w:ind w:left="360"/>
-      </w:pPr>
-      <w:r>
-        <w:rPr>
-          <w:rFonts w:ascii="Courier New" w:eastAsia="Courier New" w:hAnsi="Courier New" w:cs="Courier New"/>
-          <w:sz w:val="20"/>
-          <w:szCs w:val="20"/>
-        </w:rPr>
-        <w:t xml:space="preserve">    ('Polynomial (poly,d=3)', SVC(kernel='poly', degree=3, random_state=0)),</w:t>
-      </w:r>
-    </w:p>
-    <w:p>
-      <w:pPr>
-        <w:shd w:val="clear" w:color="auto" w:fill="1E1E1E"/>
-        <w:spacing w:before="10" w:after="20"/>
-        <w:ind w:left="360"/>
-      </w:pPr>
-      <w:r>
-        <w:rPr>
-          <w:rFonts w:ascii="Courier New" w:eastAsia="Courier New" w:hAnsi="Courier New" w:cs="Courier New"/>
-          <w:sz w:val="20"/>
-          <w:szCs w:val="20"/>
-        </w:rPr>
-        <w:t xml:space="preserve">    ('Gaussian RBF',          SVC(kernel='rbf',  gamma='scale', random_state=0)),</w:t>
-      </w:r>
-    </w:p>
-    <w:p>
-      <w:pPr>
-        <w:shd w:val="clear" w:color="auto" w:fill="1E1E1E"/>
-        <w:spacing w:before="10" w:after="20"/>
-        <w:ind w:left="360"/>
-      </w:pPr>
-      <w:r>
-        <w:rPr>
-          <w:rFonts w:ascii="Courier New" w:eastAsia="Courier New" w:hAnsi="Courier New" w:cs="Courier New"/>
-          <w:sz w:val="20"/>
-          <w:szCs w:val="20"/>
-        </w:rPr>
-        <w:t xml:space="preserve">    ('Sigmoid',               SVC(kernel='sigmoid', gamma='scale', random_state=0)),</w:t>
-      </w:r>
-    </w:p>
-    <w:p>
-      <w:pPr>
-        <w:shd w:val="clear" w:color="auto" w:fill="1E1E1E"/>
-        <w:spacing w:before="10" w:after="20"/>
-        <w:ind w:left="360"/>
-      </w:pPr>
-      <w:r>
-        <w:rPr>
-          <w:rFonts w:ascii="Courier New" w:eastAsia="Courier New" w:hAnsi="Courier New" w:cs="Courier New"/>
-          <w:sz w:val="20"/>
-          <w:szCs w:val="20"/>
-        </w:rPr>
-        <w:t>]</w:t>
-      </w:r>
-    </w:p>
-    <w:p>
-      <w:pPr>
-        <w:shd w:val="clear" w:color="auto" w:fill="1E1E1E"/>
-        <w:spacing w:before="10" w:after="20"/>
-        <w:ind w:left="360"/>
-      </w:pPr>
-      <w:r>
-        <w:rPr>
-          <w:rFonts w:ascii="Courier New" w:eastAsia="Courier New" w:hAnsi="Courier New" w:cs="Courier New"/>
-          <w:sz w:val="20"/>
-          <w:szCs w:val="20"/>
-        </w:rPr>
-        <w:t xml:space="preserve"> </w:t>
-      </w:r>
-    </w:p>
-    <w:p>
-      <w:pPr>
-        <w:shd w:val="clear" w:color="auto" w:fill="1E1E1E"/>
-        <w:spacing w:before="10" w:after="20"/>
-        <w:ind w:left="360"/>
-      </w:pPr>
-      <w:r>
-        <w:rPr>
-          <w:rFonts w:ascii="Courier New" w:eastAsia="Courier New" w:hAnsi="Courier New" w:cs="Courier New"/>
-          <w:sz w:val="20"/>
-          <w:szCs w:val="20"/>
-        </w:rPr>
-        <w:t>for name, clf in kernels:</w:t>
-      </w:r>
-    </w:p>
-    <w:p>
-      <w:pPr>
-        <w:shd w:val="clear" w:color="auto" w:fill="1E1E1E"/>
-        <w:spacing w:before="10" w:after="20"/>
-        <w:ind w:left="360"/>
-      </w:pPr>
-      <w:r>
-        <w:rPr>
-          <w:rFonts w:ascii="Courier New" w:eastAsia="Courier New" w:hAnsi="Courier New" w:cs="Courier New"/>
-          <w:sz w:val="20"/>
-          <w:szCs w:val="20"/>
-        </w:rPr>
-        <w:t xml:space="preserve">    clf.fit(X_train, y_train)</w:t>
-      </w:r>
-    </w:p>
-    <w:p>
-      <w:pPr>
-        <w:shd w:val="clear" w:color="auto" w:fill="1E1E1E"/>
-        <w:spacing w:before="10" w:after="20"/>
-        <w:ind w:left="360"/>
-      </w:pPr>
-      <w:r>
-        <w:rPr>
-          <w:rFonts w:ascii="Courier New" w:eastAsia="Courier New" w:hAnsi="Courier New" w:cs="Courier New"/>
-          <w:sz w:val="20"/>
-          <w:szCs w:val="20"/>
-        </w:rPr>
-        <w:t xml:space="preserve">    p = clf.predict(X_test)</w:t>
-      </w:r>
-    </w:p>
-    <w:p>
-      <w:pPr>
-        <w:shd w:val="clear" w:color="auto" w:fill="1E1E1E"/>
-        <w:spacing w:before="10" w:after="20"/>
-        <w:ind w:left="360"/>
-      </w:pPr>
-      <w:r>
-        <w:rPr>
-          <w:rFonts w:ascii="Courier New" w:eastAsia="Courier New" w:hAnsi="Courier New" w:cs="Courier New"/>
-          <w:sz w:val="20"/>
-          <w:szCs w:val="20"/>
-        </w:rPr>
-        <w:t xml:space="preserve">    print(f'{name}: Acc={round(100*accuracy_score(y_test,p),2)}%',</w:t>
-      </w:r>
-    </w:p>
-    <w:p>
-      <w:pPr>
-        <w:shd w:val="clear" w:color="auto" w:fill="1E1E1E"/>
-        <w:spacing w:before="10" w:after="20"/>
-        <w:ind w:left="360"/>
+      </w:pPr>
+      <w:r>
+        <w:rPr>
+          <w:b/>
+          <w:bCs/>
+        </w:rPr>
+        <w:t>Опис програми</w:t>
+      </w:r>
+    </w:p>
+    <w:p>
+      <w:pPr>
+        <w:spacing w:after="120"/>
+        <w:jc w:val="both"/>
+      </w:pPr>
+      <w:r>
+        <w:t>Програма порівнює ефективність трьох різних ядрових функцій алгоритму SVM на тому самому наборі даних про доходи (обмежено до 3000 записів кожного класу для прискорення обчислень).</w:t>
+      </w:r>
+    </w:p>
+    <w:p>
+      <w:pPr>
+        <w:spacing w:after="120"/>
+        <w:jc w:val="both"/>
+      </w:pPr>
+      <w:r>
+        <w:t>Процес завантаження та кодування даних аналогічний до завдання 1.</w:t>
+      </w:r>
+    </w:p>
+    <w:p>
+      <w:pPr>
+        <w:spacing w:after="120"/>
+        <w:jc w:val="both"/>
+      </w:pPr>
+      <w:r>
+        <w:t>Послідовно навчаються та оцінюються три варіанти класифікатора:</w:t>
+      </w:r>
+    </w:p>
+    <w:p>
+      <w:pPr>
+        <w:numPr>
+          <w:ilvl w:val="0"/>
+          <w:numId w:val="3"/>
+        </w:numPr>
+        <w:spacing w:after="120"/>
+        <w:jc w:val="both"/>
+      </w:pPr>
+      <w:r>
+        <w:rPr>
+          <w:b/>
+          <w:bCs/>
+        </w:rPr>
+        <w:t>Поліноміальне ядро (poly, degree=3)</w:t>
+      </w:r>
+      <w:r>
+        <w:t xml:space="preserve"> — будує нелінійну межу у вигляді полінома третього степеня;</w:t>
+      </w:r>
+    </w:p>
+    <w:p>
+      <w:pPr>
+        <w:numPr>
+          <w:ilvl w:val="0"/>
+          <w:numId w:val="3"/>
+        </w:numPr>
+        <w:spacing w:after="120"/>
+        <w:jc w:val="both"/>
+      </w:pPr>
+      <w:r>
+        <w:rPr>
+          <w:b/>
+          <w:bCs/>
+        </w:rPr>
+        <w:t>Гауссове ядро RBF (rbf)</w:t>
+      </w:r>
+      <w:r>
+        <w:t xml:space="preserve"> — будує сферичні межі розділення у просторі ознак, є найуніверсальнішим вибором;</w:t>
+      </w:r>
+    </w:p>
+    <w:p>
+      <w:pPr>
+        <w:numPr>
+          <w:ilvl w:val="0"/>
+          <w:numId w:val="3"/>
+        </w:numPr>
+        <w:spacing w:after="120"/>
+        <w:jc w:val="both"/>
+      </w:pPr>
+      <w:r>
+        <w:rPr>
+          <w:b/>
+          <w:bCs/>
+        </w:rPr>
+        <w:t>Сигмоїдне ядро (sigmoid)</w:t>
+      </w:r>
+      <w:r>
+        <w:t xml:space="preserve"> — функціонально подібне до нейронних мереж.</w:t>
+      </w:r>
+    </w:p>
+    <w:p>
+      <w:pPr>
+        <w:spacing w:after="120"/>
+        <w:jc w:val="both"/>
         <w:rPr>
           <w:lang w:val="en-US"/>
         </w:rPr>
       </w:pPr>
       <w:r>
-        <w:rPr>
-          <w:rFonts w:ascii="Courier New" w:eastAsia="Courier New" w:hAnsi="Courier New" w:cs="Courier New"/>
-          <w:sz w:val="20"/>
-          <w:szCs w:val="20"/>
-        </w:rPr>
-        <w:t xml:space="preserve">          f'F1={round(100*f1_score(y_test,p,average="weighted"),2)}%')</w:t>
+        <w:t>Для кожного ядра виводяться метрики: Accuracy, Precision, Recall та F1 Score, що дозволяє зробити порівняльний аналіз ефективності різних підходів.</w:t>
       </w:r>
     </w:p>
     <w:p>
@@ -3954,9 +3094,10 @@
         </w:rPr>
       </w:pPr>
       <w:r>
-        <w:t xml:space="preserve"> </w:t>
-      </w:r>
-      <w:r>
+        <w:rPr>
+          <w:noProof/>
+        </w:rPr>
+        <w:lastRenderedPageBreak/>
         <w:drawing>
           <wp:inline distT="0" distB="0" distL="0" distR="0" wp14:anchorId="5FB7838C" wp14:editId="1E3E7358">
             <wp:extent cx="3762900" cy="3258005"/>
@@ -4031,7 +3172,6 @@
           <w:b/>
           <w:bCs/>
         </w:rPr>
-        <w:lastRenderedPageBreak/>
         <w:t>Таблиця 3. Порівняння ядер SVM (income_data, підвибірка 3000+3000)</w:t>
       </w:r>
     </w:p>
@@ -4069,12 +3209,6 @@
         <w:gridCol w:w="1600"/>
       </w:tblGrid>
       <w:tr>
-        <w:tblPrEx>
-          <w:tblCellMar>
-            <w:top w:w="0" w:type="dxa"/>
-            <w:bottom w:w="0" w:type="dxa"/>
-          </w:tblCellMar>
-        </w:tblPrEx>
         <w:tc>
           <w:tcPr>
             <w:tcW w:w="2800" w:type="dxa"/>
@@ -4242,12 +3376,6 @@
         </w:tc>
       </w:tr>
       <w:tr>
-        <w:tblPrEx>
-          <w:tblCellMar>
-            <w:top w:w="0" w:type="dxa"/>
-            <w:bottom w:w="0" w:type="dxa"/>
-          </w:tblCellMar>
-        </w:tblPrEx>
         <w:tc>
           <w:tcPr>
             <w:tcW w:w="2800" w:type="dxa"/>
@@ -4402,12 +3530,6 @@
         </w:tc>
       </w:tr>
       <w:tr>
-        <w:tblPrEx>
-          <w:tblCellMar>
-            <w:top w:w="0" w:type="dxa"/>
-            <w:bottom w:w="0" w:type="dxa"/>
-          </w:tblCellMar>
-        </w:tblPrEx>
         <w:tc>
           <w:tcPr>
             <w:tcW w:w="2800" w:type="dxa"/>
@@ -4557,12 +3679,6 @@
         </w:tc>
       </w:tr>
       <w:tr>
-        <w:tblPrEx>
-          <w:tblCellMar>
-            <w:top w:w="0" w:type="dxa"/>
-            <w:bottom w:w="0" w:type="dxa"/>
-          </w:tblCellMar>
-        </w:tblPrEx>
         <w:tc>
           <w:tcPr>
             <w:tcW w:w="2800" w:type="dxa"/>
@@ -4717,12 +3833,6 @@
         </w:tc>
       </w:tr>
       <w:tr>
-        <w:tblPrEx>
-          <w:tblCellMar>
-            <w:top w:w="0" w:type="dxa"/>
-            <w:bottom w:w="0" w:type="dxa"/>
-          </w:tblCellMar>
-        </w:tblPrEx>
         <w:tc>
           <w:tcPr>
             <w:tcW w:w="2800" w:type="dxa"/>
@@ -4909,7 +4019,7 @@
         <w:spacing w:after="120"/>
         <w:jc w:val="both"/>
         <w:rPr>
-          <w:lang w:val="en-US"/>
+          <w:lang w:val="ru-RU"/>
         </w:rPr>
       </w:pPr>
       <w:r>
@@ -4919,865 +4029,239 @@
     <w:p>
       <w:pPr>
         <w:spacing w:before="160" w:after="100"/>
-      </w:pPr>
-      <w:r>
         <w:rPr>
           <w:b/>
           <w:bCs/>
           <w:sz w:val="26"/>
           <w:szCs w:val="26"/>
-        </w:rPr>
-        <w:t>Завдання 2.3. Порівняння класифікаторів — набір Iris</w:t>
-      </w:r>
-    </w:p>
-    <w:p>
-      <w:pPr>
-        <w:spacing w:after="120"/>
-        <w:jc w:val="both"/>
+          <w:lang w:val="en-US"/>
+        </w:rPr>
       </w:pPr>
       <w:r>
         <w:rPr>
           <w:b/>
           <w:bCs/>
-        </w:rPr>
-        <w:t>Крок 1. Завантаження та вивчення даних:</w:t>
-      </w:r>
-    </w:p>
-    <w:p>
-      <w:pPr>
-        <w:spacing w:after="120"/>
-        <w:ind w:firstLine="720"/>
-        <w:jc w:val="both"/>
-      </w:pPr>
-      <w:r>
-        <w:t>Набір даних Iris містить 150 зразків квіток ірису трьох сортів (setosa, versicolor, virginica), описаних 4 ознаками: довжина чашолистка, ширина чашолистка, довжина пелюстки, ширина пелюстки (всі в сантиметрах). По 50 зразків кожного класу — ідеально збалансований набір.</w:t>
-      </w:r>
-    </w:p>
-    <w:p>
-      <w:pPr>
-        <w:spacing w:after="120"/>
-        <w:jc w:val="both"/>
-      </w:pPr>
-      <w:r>
-        <w:t xml:space="preserve"> </w:t>
-      </w:r>
-    </w:p>
-    <w:p>
-      <w:pPr>
-        <w:spacing w:after="120"/>
-        <w:ind w:firstLine="720"/>
-        <w:jc w:val="both"/>
-      </w:pPr>
-      <w:r>
-        <w:t>Структура масиву data: (150, 4) — 150 прикладів × 4 ознаки.</w:t>
-      </w:r>
-    </w:p>
-    <w:p>
-      <w:pPr>
-        <w:spacing w:after="120"/>
-        <w:ind w:firstLine="720"/>
-        <w:jc w:val="both"/>
-      </w:pPr>
-      <w:r>
-        <w:t>Перші 5 прикладів: усі квітки мають ширину пелюстки 0.2 см, перша квітка має найбільшу довжину чашолистка — 5.1 см.</w:t>
-      </w:r>
-    </w:p>
-    <w:p>
-      <w:pPr>
-        <w:spacing w:after="120"/>
-        <w:jc w:val="both"/>
-      </w:pPr>
-      <w:r>
-        <w:t xml:space="preserve"> </w:t>
-      </w:r>
-    </w:p>
-    <w:p>
-      <w:pPr>
-        <w:spacing w:after="120"/>
-        <w:jc w:val="both"/>
-      </w:pPr>
-      <w:r>
+          <w:sz w:val="26"/>
+          <w:szCs w:val="26"/>
+        </w:rPr>
+        <w:t>Завдання 2.3. Порівняння класифікаторів — набір Iris</w:t>
+      </w:r>
+    </w:p>
+    <w:p>
+      <w:pPr>
+        <w:spacing w:before="160" w:after="100"/>
         <w:rPr>
           <w:b/>
           <w:bCs/>
-        </w:rPr>
-        <w:t>Код програми (LR_2_task_3.py):</w:t>
-      </w:r>
-    </w:p>
-    <w:p>
-      <w:pPr>
-        <w:spacing w:after="120"/>
-        <w:jc w:val="both"/>
-      </w:pPr>
-      <w:r>
-        <w:t xml:space="preserve"> </w:t>
-      </w:r>
-    </w:p>
-    <w:p>
-      <w:pPr>
-        <w:shd w:val="clear" w:color="auto" w:fill="1E1E1E"/>
-        <w:spacing w:before="10" w:after="20"/>
-        <w:ind w:left="360"/>
-      </w:pPr>
-      <w:r>
-        <w:rPr>
-          <w:rFonts w:ascii="Courier New" w:eastAsia="Courier New" w:hAnsi="Courier New" w:cs="Courier New"/>
-          <w:sz w:val="20"/>
-          <w:szCs w:val="20"/>
-        </w:rPr>
-        <w:t>import numpy as np, matplotlib.pyplot as plt, pandas as pd</w:t>
-      </w:r>
-    </w:p>
-    <w:p>
-      <w:pPr>
-        <w:shd w:val="clear" w:color="auto" w:fill="1E1E1E"/>
-        <w:spacing w:before="10" w:after="20"/>
-        <w:ind w:left="360"/>
-      </w:pPr>
-      <w:r>
-        <w:rPr>
-          <w:rFonts w:ascii="Courier New" w:eastAsia="Courier New" w:hAnsi="Courier New" w:cs="Courier New"/>
-          <w:sz w:val="20"/>
-          <w:szCs w:val="20"/>
-        </w:rPr>
-        <w:t>from pandas.plotting import scatter_matrix</w:t>
-      </w:r>
-    </w:p>
-    <w:p>
-      <w:pPr>
-        <w:shd w:val="clear" w:color="auto" w:fill="1E1E1E"/>
-        <w:spacing w:before="10" w:after="20"/>
-        <w:ind w:left="360"/>
-      </w:pPr>
-      <w:r>
-        <w:rPr>
-          <w:rFonts w:ascii="Courier New" w:eastAsia="Courier New" w:hAnsi="Courier New" w:cs="Courier New"/>
-          <w:sz w:val="20"/>
-          <w:szCs w:val="20"/>
-        </w:rPr>
-        <w:t>from sklearn.datasets import load_iris</w:t>
-      </w:r>
-    </w:p>
-    <w:p>
-      <w:pPr>
-        <w:shd w:val="clear" w:color="auto" w:fill="1E1E1E"/>
-        <w:spacing w:before="10" w:after="20"/>
-        <w:ind w:left="360"/>
-      </w:pPr>
-      <w:r>
-        <w:rPr>
-          <w:rFonts w:ascii="Courier New" w:eastAsia="Courier New" w:hAnsi="Courier New" w:cs="Courier New"/>
-          <w:sz w:val="20"/>
-          <w:szCs w:val="20"/>
-        </w:rPr>
-        <w:t>from sklearn.model_selection import train_test_split, cross_val_score, StratifiedKFold</w:t>
-      </w:r>
-    </w:p>
-    <w:p>
-      <w:pPr>
-        <w:shd w:val="clear" w:color="auto" w:fill="1E1E1E"/>
-        <w:spacing w:before="10" w:after="20"/>
-        <w:ind w:left="360"/>
-      </w:pPr>
-      <w:r>
-        <w:rPr>
-          <w:rFonts w:ascii="Courier New" w:eastAsia="Courier New" w:hAnsi="Courier New" w:cs="Courier New"/>
-          <w:sz w:val="20"/>
-          <w:szCs w:val="20"/>
-        </w:rPr>
-        <w:t>from sklearn.metrics import classification_report, confusion_matrix, accuracy_score</w:t>
-      </w:r>
-    </w:p>
-    <w:p>
-      <w:pPr>
-        <w:shd w:val="clear" w:color="auto" w:fill="1E1E1E"/>
-        <w:spacing w:before="10" w:after="20"/>
-        <w:ind w:left="360"/>
-      </w:pPr>
-      <w:r>
-        <w:rPr>
-          <w:rFonts w:ascii="Courier New" w:eastAsia="Courier New" w:hAnsi="Courier New" w:cs="Courier New"/>
-          <w:sz w:val="20"/>
-          <w:szCs w:val="20"/>
-        </w:rPr>
-        <w:t>from sklearn.linear_model import LogisticRegression</w:t>
-      </w:r>
-    </w:p>
-    <w:p>
-      <w:pPr>
-        <w:shd w:val="clear" w:color="auto" w:fill="1E1E1E"/>
-        <w:spacing w:before="10" w:after="20"/>
-        <w:ind w:left="360"/>
-      </w:pPr>
-      <w:r>
-        <w:rPr>
-          <w:rFonts w:ascii="Courier New" w:eastAsia="Courier New" w:hAnsi="Courier New" w:cs="Courier New"/>
-          <w:sz w:val="20"/>
-          <w:szCs w:val="20"/>
-        </w:rPr>
-        <w:t>from sklearn.tree import DecisionTreeClassifier</w:t>
-      </w:r>
-    </w:p>
-    <w:p>
-      <w:pPr>
-        <w:shd w:val="clear" w:color="auto" w:fill="1E1E1E"/>
-        <w:spacing w:before="10" w:after="20"/>
-        <w:ind w:left="360"/>
-      </w:pPr>
-      <w:r>
-        <w:rPr>
-          <w:rFonts w:ascii="Courier New" w:eastAsia="Courier New" w:hAnsi="Courier New" w:cs="Courier New"/>
-          <w:sz w:val="20"/>
-          <w:szCs w:val="20"/>
-        </w:rPr>
-        <w:t>from sklearn.neighbors import KNeighborsClassifier</w:t>
-      </w:r>
-    </w:p>
-    <w:p>
-      <w:pPr>
-        <w:shd w:val="clear" w:color="auto" w:fill="1E1E1E"/>
-        <w:spacing w:before="10" w:after="20"/>
-        <w:ind w:left="360"/>
-      </w:pPr>
-      <w:r>
-        <w:rPr>
-          <w:rFonts w:ascii="Courier New" w:eastAsia="Courier New" w:hAnsi="Courier New" w:cs="Courier New"/>
-          <w:sz w:val="20"/>
-          <w:szCs w:val="20"/>
-        </w:rPr>
-        <w:t>from sklearn.discriminant_analysis import LinearDiscriminantAnalysis</w:t>
-      </w:r>
-    </w:p>
-    <w:p>
-      <w:pPr>
-        <w:shd w:val="clear" w:color="auto" w:fill="1E1E1E"/>
-        <w:spacing w:before="10" w:after="20"/>
-        <w:ind w:left="360"/>
-      </w:pPr>
-      <w:r>
-        <w:rPr>
-          <w:rFonts w:ascii="Courier New" w:eastAsia="Courier New" w:hAnsi="Courier New" w:cs="Courier New"/>
-          <w:sz w:val="20"/>
-          <w:szCs w:val="20"/>
-        </w:rPr>
-        <w:t>from sklearn.naive_bayes import GaussianNB</w:t>
-      </w:r>
-    </w:p>
-    <w:p>
-      <w:pPr>
-        <w:shd w:val="clear" w:color="auto" w:fill="1E1E1E"/>
-        <w:spacing w:before="10" w:after="20"/>
-        <w:ind w:left="360"/>
-      </w:pPr>
-      <w:r>
-        <w:rPr>
-          <w:rFonts w:ascii="Courier New" w:eastAsia="Courier New" w:hAnsi="Courier New" w:cs="Courier New"/>
-          <w:sz w:val="20"/>
-          <w:szCs w:val="20"/>
-        </w:rPr>
-        <w:t>from sklearn.svm import SVC</w:t>
-      </w:r>
-    </w:p>
-    <w:p>
-      <w:pPr>
-        <w:shd w:val="clear" w:color="auto" w:fill="1E1E1E"/>
-        <w:spacing w:before="10" w:after="20"/>
-        <w:ind w:left="360"/>
-      </w:pPr>
-      <w:r>
-        <w:rPr>
-          <w:rFonts w:ascii="Courier New" w:eastAsia="Courier New" w:hAnsi="Courier New" w:cs="Courier New"/>
-          <w:sz w:val="20"/>
-          <w:szCs w:val="20"/>
-        </w:rPr>
-        <w:t xml:space="preserve"> </w:t>
-      </w:r>
-    </w:p>
-    <w:p>
-      <w:pPr>
-        <w:shd w:val="clear" w:color="auto" w:fill="1E1E1E"/>
-        <w:spacing w:before="10" w:after="20"/>
-        <w:ind w:left="360"/>
-      </w:pPr>
-      <w:r>
-        <w:rPr>
-          <w:rFonts w:ascii="Courier New" w:eastAsia="Courier New" w:hAnsi="Courier New" w:cs="Courier New"/>
-          <w:sz w:val="20"/>
-          <w:szCs w:val="20"/>
+          <w:sz w:val="26"/>
+          <w:szCs w:val="26"/>
+          <w:lang w:val="ru-RU"/>
+        </w:rPr>
+      </w:pPr>
+      <w:r>
+        <w:rPr>
+          <w:b/>
+          <w:bCs/>
+          <w:sz w:val="26"/>
+          <w:szCs w:val="26"/>
+          <w:lang w:val="ru-RU"/>
+        </w:rPr>
+        <w:t>Крок 1</w:t>
+      </w:r>
+    </w:p>
+    <w:p>
+      <w:pPr>
+        <w:spacing w:before="160" w:after="100"/>
+        <w:rPr>
+          <w:b/>
+          <w:bCs/>
+          <w:sz w:val="26"/>
+          <w:szCs w:val="26"/>
+          <w:lang w:val="ru-RU"/>
+        </w:rPr>
+      </w:pPr>
+    </w:p>
+    <w:p>
+      <w:pPr>
+        <w:spacing w:before="160" w:after="100"/>
+        <w:rPr>
+          <w:b/>
+          <w:bCs/>
+          <w:sz w:val="26"/>
+          <w:szCs w:val="26"/>
+          <w:lang w:val="ru-RU"/>
+        </w:rPr>
+      </w:pPr>
+    </w:p>
+    <w:p>
+      <w:pPr>
+        <w:spacing w:before="160" w:after="100"/>
+        <w:rPr>
+          <w:b/>
+          <w:bCs/>
+        </w:rPr>
+      </w:pPr>
+      <w:r>
+        <w:rPr>
+          <w:b/>
+          <w:bCs/>
         </w:rPr>
         <w:lastRenderedPageBreak/>
-        <w:t>iris_sk = load_iris()</w:t>
-      </w:r>
-    </w:p>
-    <w:p>
-      <w:pPr>
-        <w:shd w:val="clear" w:color="auto" w:fill="1E1E1E"/>
-        <w:spacing w:before="10" w:after="20"/>
-        <w:ind w:left="360"/>
-      </w:pPr>
-      <w:r>
-        <w:rPr>
-          <w:rFonts w:ascii="Courier New" w:eastAsia="Courier New" w:hAnsi="Courier New" w:cs="Courier New"/>
-          <w:sz w:val="20"/>
-          <w:szCs w:val="20"/>
-        </w:rPr>
-        <w:t>dataset = pd.DataFrame(iris_sk['data'], columns=[</w:t>
-      </w:r>
-    </w:p>
-    <w:p>
-      <w:pPr>
-        <w:shd w:val="clear" w:color="auto" w:fill="1E1E1E"/>
-        <w:spacing w:before="10" w:after="20"/>
-        <w:ind w:left="360"/>
-      </w:pPr>
-      <w:r>
-        <w:rPr>
-          <w:rFonts w:ascii="Courier New" w:eastAsia="Courier New" w:hAnsi="Courier New" w:cs="Courier New"/>
-          <w:sz w:val="20"/>
-          <w:szCs w:val="20"/>
-        </w:rPr>
-        <w:t xml:space="preserve">    'sepal-length','sepal-width','petal-length','petal-width'])</w:t>
-      </w:r>
-    </w:p>
-    <w:p>
-      <w:pPr>
-        <w:shd w:val="clear" w:color="auto" w:fill="1E1E1E"/>
-        <w:spacing w:before="10" w:after="20"/>
-        <w:ind w:left="360"/>
-      </w:pPr>
-      <w:r>
-        <w:rPr>
-          <w:rFonts w:ascii="Courier New" w:eastAsia="Courier New" w:hAnsi="Courier New" w:cs="Courier New"/>
-          <w:sz w:val="20"/>
-          <w:szCs w:val="20"/>
-        </w:rPr>
-        <w:t>dataset['class'] = [iris_sk['target_names'][t] for t in iris_sk['target']]</w:t>
-      </w:r>
-    </w:p>
-    <w:p>
-      <w:pPr>
-        <w:shd w:val="clear" w:color="auto" w:fill="1E1E1E"/>
-        <w:spacing w:before="10" w:after="20"/>
-        <w:ind w:left="360"/>
-      </w:pPr>
-      <w:r>
-        <w:rPr>
-          <w:rFonts w:ascii="Courier New" w:eastAsia="Courier New" w:hAnsi="Courier New" w:cs="Courier New"/>
-          <w:sz w:val="20"/>
-          <w:szCs w:val="20"/>
-        </w:rPr>
-        <w:t xml:space="preserve"> </w:t>
-      </w:r>
-    </w:p>
-    <w:p>
-      <w:pPr>
-        <w:shd w:val="clear" w:color="auto" w:fill="1E1E1E"/>
-        <w:spacing w:before="10" w:after="20"/>
-        <w:ind w:left="360"/>
-      </w:pPr>
-      <w:r>
-        <w:rPr>
-          <w:rFonts w:ascii="Courier New" w:eastAsia="Courier New" w:hAnsi="Courier New" w:cs="Courier New"/>
-          <w:sz w:val="20"/>
-          <w:szCs w:val="20"/>
-        </w:rPr>
-        <w:t># Крок 3: Розбиття</w:t>
-      </w:r>
-    </w:p>
-    <w:p>
-      <w:pPr>
-        <w:shd w:val="clear" w:color="auto" w:fill="1E1E1E"/>
-        <w:spacing w:before="10" w:after="20"/>
-        <w:ind w:left="360"/>
-      </w:pPr>
-      <w:r>
-        <w:rPr>
-          <w:rFonts w:ascii="Courier New" w:eastAsia="Courier New" w:hAnsi="Courier New" w:cs="Courier New"/>
-          <w:sz w:val="20"/>
-          <w:szCs w:val="20"/>
-        </w:rPr>
-        <w:t>X = dataset.iloc[:, 0:4].values</w:t>
-      </w:r>
-    </w:p>
-    <w:p>
-      <w:pPr>
-        <w:shd w:val="clear" w:color="auto" w:fill="1E1E1E"/>
-        <w:spacing w:before="10" w:after="20"/>
-        <w:ind w:left="360"/>
-      </w:pPr>
-      <w:r>
-        <w:rPr>
-          <w:rFonts w:ascii="Courier New" w:eastAsia="Courier New" w:hAnsi="Courier New" w:cs="Courier New"/>
-          <w:sz w:val="20"/>
-          <w:szCs w:val="20"/>
-        </w:rPr>
-        <w:t>y = dataset['class'].values</w:t>
-      </w:r>
-    </w:p>
-    <w:p>
-      <w:pPr>
-        <w:shd w:val="clear" w:color="auto" w:fill="1E1E1E"/>
-        <w:spacing w:before="10" w:after="20"/>
-        <w:ind w:left="360"/>
-      </w:pPr>
-      <w:r>
-        <w:rPr>
-          <w:rFonts w:ascii="Courier New" w:eastAsia="Courier New" w:hAnsi="Courier New" w:cs="Courier New"/>
-          <w:sz w:val="20"/>
-          <w:szCs w:val="20"/>
-        </w:rPr>
-        <w:t>X_train, X_validation, Y_train, Y_validation = train_test_split(</w:t>
-      </w:r>
-    </w:p>
-    <w:p>
-      <w:pPr>
-        <w:shd w:val="clear" w:color="auto" w:fill="1E1E1E"/>
-        <w:spacing w:before="10" w:after="20"/>
-        <w:ind w:left="360"/>
-      </w:pPr>
-      <w:r>
-        <w:rPr>
-          <w:rFonts w:ascii="Courier New" w:eastAsia="Courier New" w:hAnsi="Courier New" w:cs="Courier New"/>
-          <w:sz w:val="20"/>
-          <w:szCs w:val="20"/>
-        </w:rPr>
-        <w:t xml:space="preserve">    X, y, test_size=0.20, random_state=1)</w:t>
-      </w:r>
-    </w:p>
-    <w:p>
-      <w:pPr>
-        <w:shd w:val="clear" w:color="auto" w:fill="1E1E1E"/>
-        <w:spacing w:before="10" w:after="20"/>
-        <w:ind w:left="360"/>
-      </w:pPr>
-      <w:r>
-        <w:rPr>
-          <w:rFonts w:ascii="Courier New" w:eastAsia="Courier New" w:hAnsi="Courier New" w:cs="Courier New"/>
-          <w:sz w:val="20"/>
-          <w:szCs w:val="20"/>
-        </w:rPr>
-        <w:t xml:space="preserve"> </w:t>
-      </w:r>
-    </w:p>
-    <w:p>
-      <w:pPr>
-        <w:shd w:val="clear" w:color="auto" w:fill="1E1E1E"/>
-        <w:spacing w:before="10" w:after="20"/>
-        <w:ind w:left="360"/>
-      </w:pPr>
-      <w:r>
-        <w:rPr>
-          <w:rFonts w:ascii="Courier New" w:eastAsia="Courier New" w:hAnsi="Courier New" w:cs="Courier New"/>
-          <w:sz w:val="20"/>
-          <w:szCs w:val="20"/>
-        </w:rPr>
-        <w:t># Крок 4: Побудова та оцінка моделей</w:t>
-      </w:r>
-    </w:p>
-    <w:p>
-      <w:pPr>
-        <w:shd w:val="clear" w:color="auto" w:fill="1E1E1E"/>
-        <w:spacing w:before="10" w:after="20"/>
-        <w:ind w:left="360"/>
-      </w:pPr>
-      <w:r>
-        <w:rPr>
-          <w:rFonts w:ascii="Courier New" w:eastAsia="Courier New" w:hAnsi="Courier New" w:cs="Courier New"/>
-          <w:sz w:val="20"/>
-          <w:szCs w:val="20"/>
-        </w:rPr>
-        <w:t>models = [('LR', LogisticRegression(solver='lbfgs', max_iter=200)),</w:t>
-      </w:r>
-    </w:p>
-    <w:p>
-      <w:pPr>
-        <w:shd w:val="clear" w:color="auto" w:fill="1E1E1E"/>
-        <w:spacing w:before="10" w:after="20"/>
-        <w:ind w:left="360"/>
-      </w:pPr>
-      <w:r>
-        <w:rPr>
-          <w:rFonts w:ascii="Courier New" w:eastAsia="Courier New" w:hAnsi="Courier New" w:cs="Courier New"/>
-          <w:sz w:val="20"/>
-          <w:szCs w:val="20"/>
-        </w:rPr>
-        <w:t xml:space="preserve">          ('LDA', LinearDiscriminantAnalysis()),</w:t>
-      </w:r>
-    </w:p>
-    <w:p>
-      <w:pPr>
-        <w:shd w:val="clear" w:color="auto" w:fill="1E1E1E"/>
-        <w:spacing w:before="10" w:after="20"/>
-        <w:ind w:left="360"/>
-      </w:pPr>
-      <w:r>
-        <w:rPr>
-          <w:rFonts w:ascii="Courier New" w:eastAsia="Courier New" w:hAnsi="Courier New" w:cs="Courier New"/>
-          <w:sz w:val="20"/>
-          <w:szCs w:val="20"/>
-        </w:rPr>
-        <w:t xml:space="preserve">          ('KNN', KNeighborsClassifier()),</w:t>
-      </w:r>
-    </w:p>
-    <w:p>
-      <w:pPr>
-        <w:shd w:val="clear" w:color="auto" w:fill="1E1E1E"/>
-        <w:spacing w:before="10" w:after="20"/>
-        <w:ind w:left="360"/>
-      </w:pPr>
-      <w:r>
-        <w:rPr>
-          <w:rFonts w:ascii="Courier New" w:eastAsia="Courier New" w:hAnsi="Courier New" w:cs="Courier New"/>
-          <w:sz w:val="20"/>
-          <w:szCs w:val="20"/>
-        </w:rPr>
-        <w:t xml:space="preserve">          ('CART', DecisionTreeClassifier()),</w:t>
-      </w:r>
-    </w:p>
-    <w:p>
-      <w:pPr>
-        <w:shd w:val="clear" w:color="auto" w:fill="1E1E1E"/>
-        <w:spacing w:before="10" w:after="20"/>
-        <w:ind w:left="360"/>
-      </w:pPr>
-      <w:r>
-        <w:rPr>
-          <w:rFonts w:ascii="Courier New" w:eastAsia="Courier New" w:hAnsi="Courier New" w:cs="Courier New"/>
-          <w:sz w:val="20"/>
-          <w:szCs w:val="20"/>
-        </w:rPr>
-        <w:t xml:space="preserve">          ('NB', GaussianNB()),</w:t>
-      </w:r>
-    </w:p>
-    <w:p>
-      <w:pPr>
-        <w:shd w:val="clear" w:color="auto" w:fill="1E1E1E"/>
-        <w:spacing w:before="10" w:after="20"/>
-        <w:ind w:left="360"/>
-      </w:pPr>
-      <w:r>
-        <w:rPr>
-          <w:rFonts w:ascii="Courier New" w:eastAsia="Courier New" w:hAnsi="Courier New" w:cs="Courier New"/>
-          <w:sz w:val="20"/>
-          <w:szCs w:val="20"/>
-        </w:rPr>
-        <w:t xml:space="preserve">          ('SVM', SVC(gamma='auto'))]</w:t>
-      </w:r>
-    </w:p>
-    <w:p>
-      <w:pPr>
-        <w:shd w:val="clear" w:color="auto" w:fill="1E1E1E"/>
-        <w:spacing w:before="10" w:after="20"/>
-        <w:ind w:left="360"/>
-      </w:pPr>
-      <w:r>
-        <w:rPr>
-          <w:rFonts w:ascii="Courier New" w:eastAsia="Courier New" w:hAnsi="Courier New" w:cs="Courier New"/>
-          <w:sz w:val="20"/>
-          <w:szCs w:val="20"/>
-        </w:rPr>
-        <w:t xml:space="preserve"> </w:t>
-      </w:r>
-    </w:p>
-    <w:p>
-      <w:pPr>
-        <w:shd w:val="clear" w:color="auto" w:fill="1E1E1E"/>
-        <w:spacing w:before="10" w:after="20"/>
-        <w:ind w:left="360"/>
-      </w:pPr>
-      <w:r>
-        <w:rPr>
-          <w:rFonts w:ascii="Courier New" w:eastAsia="Courier New" w:hAnsi="Courier New" w:cs="Courier New"/>
-          <w:sz w:val="20"/>
-          <w:szCs w:val="20"/>
-        </w:rPr>
-        <w:t>results, names_list = [], []</w:t>
-      </w:r>
-    </w:p>
-    <w:p>
-      <w:pPr>
-        <w:shd w:val="clear" w:color="auto" w:fill="1E1E1E"/>
-        <w:spacing w:before="10" w:after="20"/>
-        <w:ind w:left="360"/>
-      </w:pPr>
-      <w:r>
-        <w:rPr>
-          <w:rFonts w:ascii="Courier New" w:eastAsia="Courier New" w:hAnsi="Courier New" w:cs="Courier New"/>
-          <w:sz w:val="20"/>
-          <w:szCs w:val="20"/>
-        </w:rPr>
-        <w:t>for name, model in models:</w:t>
-      </w:r>
-    </w:p>
-    <w:p>
-      <w:pPr>
-        <w:shd w:val="clear" w:color="auto" w:fill="1E1E1E"/>
-        <w:spacing w:before="10" w:after="20"/>
-        <w:ind w:left="360"/>
-      </w:pPr>
-      <w:r>
-        <w:rPr>
-          <w:rFonts w:ascii="Courier New" w:eastAsia="Courier New" w:hAnsi="Courier New" w:cs="Courier New"/>
-          <w:sz w:val="20"/>
-          <w:szCs w:val="20"/>
-        </w:rPr>
-        <w:t xml:space="preserve">    kfold = StratifiedKFold(n_splits=10, random_state=1, shuffle=True)</w:t>
-      </w:r>
-    </w:p>
-    <w:p>
-      <w:pPr>
-        <w:shd w:val="clear" w:color="auto" w:fill="1E1E1E"/>
-        <w:spacing w:before="10" w:after="20"/>
-        <w:ind w:left="360"/>
-      </w:pPr>
-      <w:r>
-        <w:rPr>
-          <w:rFonts w:ascii="Courier New" w:eastAsia="Courier New" w:hAnsi="Courier New" w:cs="Courier New"/>
-          <w:sz w:val="20"/>
-          <w:szCs w:val="20"/>
-        </w:rPr>
-        <w:t xml:space="preserve">    cv_results = cross_val_score(model, X_train, Y_train, cv=kfold,</w:t>
-      </w:r>
-    </w:p>
-    <w:p>
-      <w:pPr>
-        <w:shd w:val="clear" w:color="auto" w:fill="1E1E1E"/>
-        <w:spacing w:before="10" w:after="20"/>
-        <w:ind w:left="360"/>
-      </w:pPr>
-      <w:r>
-        <w:rPr>
-          <w:rFonts w:ascii="Courier New" w:eastAsia="Courier New" w:hAnsi="Courier New" w:cs="Courier New"/>
-          <w:sz w:val="20"/>
-          <w:szCs w:val="20"/>
-        </w:rPr>
-        <w:t xml:space="preserve">                                  scoring='accuracy')</w:t>
-      </w:r>
-    </w:p>
-    <w:p>
-      <w:pPr>
-        <w:shd w:val="clear" w:color="auto" w:fill="1E1E1E"/>
-        <w:spacing w:before="10" w:after="20"/>
-        <w:ind w:left="360"/>
-      </w:pPr>
-      <w:r>
-        <w:rPr>
-          <w:rFonts w:ascii="Courier New" w:eastAsia="Courier New" w:hAnsi="Courier New" w:cs="Courier New"/>
-          <w:sz w:val="20"/>
-          <w:szCs w:val="20"/>
-        </w:rPr>
-        <w:t xml:space="preserve">    results.append(cv_results); names_list.append(name)</w:t>
-      </w:r>
-    </w:p>
-    <w:p>
-      <w:pPr>
-        <w:shd w:val="clear" w:color="auto" w:fill="1E1E1E"/>
-        <w:spacing w:before="10" w:after="20"/>
-        <w:ind w:left="360"/>
-      </w:pPr>
-      <w:r>
-        <w:rPr>
-          <w:rFonts w:ascii="Courier New" w:eastAsia="Courier New" w:hAnsi="Courier New" w:cs="Courier New"/>
-          <w:sz w:val="20"/>
-          <w:szCs w:val="20"/>
-        </w:rPr>
-        <w:t xml:space="preserve">    print(f'{name}: {cv_results.mean()*100:.2f}% (+/- {cv_results.std()*100:.2f}%)')</w:t>
-      </w:r>
-    </w:p>
-    <w:p>
-      <w:pPr>
-        <w:shd w:val="clear" w:color="auto" w:fill="1E1E1E"/>
-        <w:spacing w:before="10" w:after="20"/>
-        <w:ind w:left="360"/>
-      </w:pPr>
-      <w:r>
-        <w:rPr>
-          <w:rFonts w:ascii="Courier New" w:eastAsia="Courier New" w:hAnsi="Courier New" w:cs="Courier New"/>
-          <w:sz w:val="20"/>
-          <w:szCs w:val="20"/>
-        </w:rPr>
-        <w:t xml:space="preserve"> </w:t>
-      </w:r>
-    </w:p>
-    <w:p>
-      <w:pPr>
-        <w:shd w:val="clear" w:color="auto" w:fill="1E1E1E"/>
-        <w:spacing w:before="10" w:after="20"/>
-        <w:ind w:left="360"/>
-      </w:pPr>
-      <w:r>
-        <w:rPr>
-          <w:rFonts w:ascii="Courier New" w:eastAsia="Courier New" w:hAnsi="Courier New" w:cs="Courier New"/>
-          <w:sz w:val="20"/>
-          <w:szCs w:val="20"/>
-        </w:rPr>
-        <w:t># Кроки 6-7: SVM на контрольній вибірці</w:t>
-      </w:r>
-    </w:p>
-    <w:p>
-      <w:pPr>
-        <w:shd w:val="clear" w:color="auto" w:fill="1E1E1E"/>
-        <w:spacing w:before="10" w:after="20"/>
-        <w:ind w:left="360"/>
-      </w:pPr>
-      <w:r>
-        <w:rPr>
-          <w:rFonts w:ascii="Courier New" w:eastAsia="Courier New" w:hAnsi="Courier New" w:cs="Courier New"/>
-          <w:sz w:val="20"/>
-          <w:szCs w:val="20"/>
-        </w:rPr>
-        <w:t>model = SVC(gamma='auto')</w:t>
-      </w:r>
-    </w:p>
-    <w:p>
-      <w:pPr>
-        <w:shd w:val="clear" w:color="auto" w:fill="1E1E1E"/>
-        <w:spacing w:before="10" w:after="20"/>
-        <w:ind w:left="360"/>
-      </w:pPr>
-      <w:r>
-        <w:rPr>
-          <w:rFonts w:ascii="Courier New" w:eastAsia="Courier New" w:hAnsi="Courier New" w:cs="Courier New"/>
-          <w:sz w:val="20"/>
-          <w:szCs w:val="20"/>
-        </w:rPr>
-        <w:t>model.fit(X_train, Y_train)</w:t>
-      </w:r>
-    </w:p>
-    <w:p>
-      <w:pPr>
-        <w:shd w:val="clear" w:color="auto" w:fill="1E1E1E"/>
-        <w:spacing w:before="10" w:after="20"/>
-        <w:ind w:left="360"/>
-      </w:pPr>
-      <w:r>
-        <w:rPr>
-          <w:rFonts w:ascii="Courier New" w:eastAsia="Courier New" w:hAnsi="Courier New" w:cs="Courier New"/>
-          <w:sz w:val="20"/>
-          <w:szCs w:val="20"/>
-        </w:rPr>
-        <w:t>predictions = model.predict(X_validation)</w:t>
-      </w:r>
-    </w:p>
-    <w:p>
-      <w:pPr>
-        <w:shd w:val="clear" w:color="auto" w:fill="1E1E1E"/>
-        <w:spacing w:before="10" w:after="20"/>
-        <w:ind w:left="360"/>
-      </w:pPr>
-      <w:r>
-        <w:rPr>
-          <w:rFonts w:ascii="Courier New" w:eastAsia="Courier New" w:hAnsi="Courier New" w:cs="Courier New"/>
-          <w:sz w:val="20"/>
-          <w:szCs w:val="20"/>
-        </w:rPr>
-        <w:t>print(accuracy_score(Y_validation, predictions))</w:t>
-      </w:r>
-    </w:p>
-    <w:p>
-      <w:pPr>
-        <w:shd w:val="clear" w:color="auto" w:fill="1E1E1E"/>
-        <w:spacing w:before="10" w:after="20"/>
-        <w:ind w:left="360"/>
-      </w:pPr>
-      <w:r>
-        <w:rPr>
-          <w:rFonts w:ascii="Courier New" w:eastAsia="Courier New" w:hAnsi="Courier New" w:cs="Courier New"/>
-          <w:sz w:val="20"/>
-          <w:szCs w:val="20"/>
-        </w:rPr>
-        <w:t>print(confusion_matrix(Y_validation, predictions))</w:t>
-      </w:r>
-    </w:p>
-    <w:p>
-      <w:pPr>
-        <w:shd w:val="clear" w:color="auto" w:fill="1E1E1E"/>
-        <w:spacing w:before="10" w:after="20"/>
-        <w:ind w:left="360"/>
-      </w:pPr>
-      <w:r>
-        <w:rPr>
-          <w:rFonts w:ascii="Courier New" w:eastAsia="Courier New" w:hAnsi="Courier New" w:cs="Courier New"/>
-          <w:sz w:val="20"/>
-          <w:szCs w:val="20"/>
-        </w:rPr>
-        <w:t>print(classification_report(Y_validation, predictions))</w:t>
-      </w:r>
-    </w:p>
-    <w:p>
-      <w:pPr>
-        <w:shd w:val="clear" w:color="auto" w:fill="1E1E1E"/>
-        <w:spacing w:before="10" w:after="20"/>
-        <w:ind w:left="360"/>
-      </w:pPr>
-      <w:r>
-        <w:rPr>
-          <w:rFonts w:ascii="Courier New" w:eastAsia="Courier New" w:hAnsi="Courier New" w:cs="Courier New"/>
-          <w:sz w:val="20"/>
-          <w:szCs w:val="20"/>
-        </w:rPr>
-        <w:t xml:space="preserve"> </w:t>
-      </w:r>
-    </w:p>
-    <w:p>
-      <w:pPr>
-        <w:shd w:val="clear" w:color="auto" w:fill="1E1E1E"/>
-        <w:spacing w:before="10" w:after="20"/>
-        <w:ind w:left="360"/>
-      </w:pPr>
-      <w:r>
-        <w:rPr>
-          <w:rFonts w:ascii="Courier New" w:eastAsia="Courier New" w:hAnsi="Courier New" w:cs="Courier New"/>
-          <w:sz w:val="20"/>
-          <w:szCs w:val="20"/>
-        </w:rPr>
-        <w:t># Крок 8: Передбачення нової квітки</w:t>
-      </w:r>
-    </w:p>
-    <w:p>
-      <w:pPr>
-        <w:shd w:val="clear" w:color="auto" w:fill="1E1E1E"/>
-        <w:spacing w:before="10" w:after="20"/>
-        <w:ind w:left="360"/>
-      </w:pPr>
-      <w:r>
-        <w:rPr>
-          <w:rFonts w:ascii="Courier New" w:eastAsia="Courier New" w:hAnsi="Courier New" w:cs="Courier New"/>
-          <w:sz w:val="20"/>
-          <w:szCs w:val="20"/>
-        </w:rPr>
-        <w:t>X_new = np.array([[5, 2.9, 1, 0.2]])</w:t>
-      </w:r>
-    </w:p>
-    <w:p>
-      <w:pPr>
-        <w:shd w:val="clear" w:color="auto" w:fill="1E1E1E"/>
-        <w:spacing w:before="10" w:after="20"/>
-        <w:ind w:left="360"/>
-      </w:pPr>
-      <w:r>
-        <w:rPr>
-          <w:rFonts w:ascii="Courier New" w:eastAsia="Courier New" w:hAnsi="Courier New" w:cs="Courier New"/>
-          <w:sz w:val="20"/>
-          <w:szCs w:val="20"/>
-        </w:rPr>
-        <w:t>pred = model.predict(X_new)</w:t>
-      </w:r>
-    </w:p>
-    <w:p>
-      <w:pPr>
-        <w:shd w:val="clear" w:color="auto" w:fill="1E1E1E"/>
-        <w:spacing w:before="10" w:after="20"/>
-        <w:ind w:left="360"/>
-      </w:pPr>
-      <w:r>
-        <w:rPr>
-          <w:rFonts w:ascii="Courier New" w:eastAsia="Courier New" w:hAnsi="Courier New" w:cs="Courier New"/>
-          <w:sz w:val="20"/>
-          <w:szCs w:val="20"/>
-        </w:rPr>
-        <w:t>print(f'Квітка {X_new[0]} -&gt; сорт: {pred[0]}')</w:t>
-      </w:r>
+        <w:t>Опис програми</w:t>
+      </w:r>
+    </w:p>
+    <w:p>
+      <w:pPr>
+        <w:spacing w:before="160" w:after="100"/>
+      </w:pPr>
+      <w:r>
+        <w:t>Програма порівнює шість різних алгоритмів машинного навчання на класичному наборі даних Iris, що містить виміри пелюсток і чашолистків трьох видів ірисів.</w:t>
+      </w:r>
+    </w:p>
+    <w:p>
+      <w:pPr>
+        <w:spacing w:before="160" w:after="100"/>
+      </w:pPr>
+      <w:r>
+        <w:rPr>
+          <w:b/>
+          <w:bCs/>
+        </w:rPr>
+        <w:t>Підготовка даних.</w:t>
+      </w:r>
+      <w:r>
+        <w:t xml:space="preserve"> Набір Iris завантажується напряму із бібліотеки scikit-learn. Дані розділяються у співвідношенні 80/20.</w:t>
+      </w:r>
+    </w:p>
+    <w:p>
+      <w:pPr>
+        <w:spacing w:before="160" w:after="100"/>
+      </w:pPr>
+      <w:r>
+        <w:rPr>
+          <w:b/>
+          <w:bCs/>
+        </w:rPr>
+        <w:t>Порівняння алгоритмів.</w:t>
+      </w:r>
+      <w:r>
+        <w:t xml:space="preserve"> Шість моделей оцінюються за допомогою стратифікованої 10-кратної крос-валідації на навчальній вибірці:</w:t>
+      </w:r>
+    </w:p>
+    <w:p>
+      <w:pPr>
+        <w:numPr>
+          <w:ilvl w:val="0"/>
+          <w:numId w:val="4"/>
+        </w:numPr>
+        <w:spacing w:before="160" w:after="100"/>
+      </w:pPr>
+      <w:r>
+        <w:t>Логістична регресія (LR);</w:t>
+      </w:r>
+    </w:p>
+    <w:p>
+      <w:pPr>
+        <w:numPr>
+          <w:ilvl w:val="0"/>
+          <w:numId w:val="4"/>
+        </w:numPr>
+        <w:spacing w:before="160" w:after="100"/>
+      </w:pPr>
+      <w:r>
+        <w:t>Лінійний дискримінантний аналіз (LDA);</w:t>
+      </w:r>
+    </w:p>
+    <w:p>
+      <w:pPr>
+        <w:numPr>
+          <w:ilvl w:val="0"/>
+          <w:numId w:val="4"/>
+        </w:numPr>
+        <w:spacing w:before="160" w:after="100"/>
+      </w:pPr>
+      <w:r>
+        <w:t>Метод k найближчих сусідів (KNN);</w:t>
+      </w:r>
+    </w:p>
+    <w:p>
+      <w:pPr>
+        <w:numPr>
+          <w:ilvl w:val="0"/>
+          <w:numId w:val="4"/>
+        </w:numPr>
+        <w:spacing w:before="160" w:after="100"/>
+      </w:pPr>
+      <w:r>
+        <w:t>Дерево рішень CART;</w:t>
+      </w:r>
+    </w:p>
+    <w:p>
+      <w:pPr>
+        <w:numPr>
+          <w:ilvl w:val="0"/>
+          <w:numId w:val="4"/>
+        </w:numPr>
+        <w:spacing w:before="160" w:after="100"/>
+      </w:pPr>
+      <w:r>
+        <w:t>Наївний баєсівський класифікатор (NB);</w:t>
+      </w:r>
+    </w:p>
+    <w:p>
+      <w:pPr>
+        <w:numPr>
+          <w:ilvl w:val="0"/>
+          <w:numId w:val="4"/>
+        </w:numPr>
+        <w:spacing w:before="160" w:after="100"/>
+      </w:pPr>
+      <w:r>
+        <w:t>Метод опорних векторів (SVM).</w:t>
+      </w:r>
+    </w:p>
+    <w:p>
+      <w:pPr>
+        <w:spacing w:before="160" w:after="100"/>
+      </w:pPr>
+      <w:r>
+        <w:t>Для кожного алгоритму виводяться середня точність та її стандартне відхилення.</w:t>
+      </w:r>
+    </w:p>
+    <w:p>
+      <w:pPr>
+        <w:spacing w:before="160" w:after="100"/>
+      </w:pPr>
+      <w:r>
+        <w:rPr>
+          <w:b/>
+          <w:bCs/>
+        </w:rPr>
+        <w:t>Фінальна оцінка.</w:t>
+      </w:r>
+      <w:r>
+        <w:t xml:space="preserve"> Найкраща модель (SVM) навчається на повній навчальній вибірці та тестується на відкладеній тестовій вибірці. Виводяться: точність, матриця плутанини та детальний класифікаційний звіт.</w:t>
+      </w:r>
+    </w:p>
+    <w:p>
+      <w:pPr>
+        <w:spacing w:before="160" w:after="100"/>
+      </w:pPr>
+      <w:r>
+        <w:rPr>
+          <w:b/>
+          <w:bCs/>
+        </w:rPr>
+        <w:t>Передбачення для нового прикладу.</w:t>
+      </w:r>
+      <w:r>
+        <w:t xml:space="preserve"> Програма демонструє практичне використання: для квітки з параметрами (5, 2.9, 1, 0.2) видається передбачений сорт.</w:t>
+      </w:r>
+    </w:p>
+    <w:p>
+      <w:pPr>
+        <w:spacing w:before="160" w:after="100"/>
+      </w:pPr>
     </w:p>
     <w:p>
       <w:pPr>
@@ -5788,22 +4272,10 @@
         </w:rPr>
       </w:pPr>
       <w:r>
-        <w:t xml:space="preserve"> </w:t>
-      </w:r>
-    </w:p>
-    <w:p>
-      <w:pPr>
-        <w:spacing w:after="120"/>
-        <w:jc w:val="both"/>
-        <w:rPr>
+        <w:rPr>
+          <w:noProof/>
           <w:lang w:val="en-US"/>
         </w:rPr>
-      </w:pPr>
-      <w:r>
-        <w:rPr>
-          <w:lang w:val="en-US"/>
-        </w:rPr>
-        <w:lastRenderedPageBreak/>
         <w:drawing>
           <wp:inline distT="0" distB="0" distL="0" distR="0" wp14:anchorId="63AFFC21" wp14:editId="71685DBE">
             <wp:extent cx="4086795" cy="3439005"/>
@@ -5846,7 +4318,16 @@
         <w:spacing w:after="120"/>
         <w:jc w:val="both"/>
         <w:rPr>
-          <w:lang w:val="en-US"/>
+          <w:lang w:val="ru-RU"/>
+        </w:rPr>
+      </w:pPr>
+    </w:p>
+    <w:p>
+      <w:pPr>
+        <w:spacing w:after="120"/>
+        <w:jc w:val="both"/>
+        <w:rPr>
+          <w:lang w:val="ru-RU"/>
         </w:rPr>
       </w:pPr>
     </w:p>
@@ -5860,6 +4341,7 @@
           <w:b/>
           <w:bCs/>
         </w:rPr>
+        <w:lastRenderedPageBreak/>
         <w:t>Крок 2. Візуалізація даних:</w:t>
       </w:r>
     </w:p>
@@ -5882,8 +4364,8 @@
           <w:noProof/>
         </w:rPr>
         <w:drawing>
-          <wp:inline distT="0" distB="0" distL="0" distR="0" wp14:anchorId="3DA2B917" wp14:editId="26A3894A">
-            <wp:extent cx="6038850" cy="4162425"/>
+          <wp:inline distT="0" distB="0" distL="0" distR="0" wp14:anchorId="3DA2B917" wp14:editId="2AACCDBA">
+            <wp:extent cx="4819650" cy="3322062"/>
             <wp:effectExtent l="0" t="0" r="0" b="0"/>
             <wp:docPr id="1" name="Рисунок 1"/>
             <wp:cNvGraphicFramePr>
@@ -5908,7 +4390,7 @@
                   <pic:spPr bwMode="auto">
                     <a:xfrm>
                       <a:off x="0" y="0"/>
-                      <a:ext cx="6038850" cy="4162425"/>
+                      <a:ext cx="4823032" cy="3324393"/>
                     </a:xfrm>
                     <a:prstGeom prst="rect">
                       <a:avLst/>
@@ -5936,7 +4418,6 @@
         <w:jc w:val="center"/>
       </w:pPr>
       <w:r>
-        <w:lastRenderedPageBreak/>
         <w:t>Рис. 2. Гістограми розподілу ознак набору Iris</w:t>
       </w:r>
     </w:p>
@@ -6004,6 +4485,7 @@
         <w:jc w:val="center"/>
       </w:pPr>
       <w:r>
+        <w:lastRenderedPageBreak/>
         <w:t>Рис. 3. Матриця діаграм розсіювання (Scatter Matrix) набору Iris</w:t>
       </w:r>
     </w:p>
@@ -6016,7 +4498,6 @@
         <w:rPr>
           <w:noProof/>
         </w:rPr>
-        <w:lastRenderedPageBreak/>
         <w:drawing>
           <wp:inline distT="0" distB="0" distL="0" distR="0" wp14:anchorId="0CB5A78E" wp14:editId="2FE9A23E">
             <wp:extent cx="6038850" cy="5000625"/>
@@ -6153,12 +4634,6 @@
         <w:gridCol w:w="1400"/>
       </w:tblGrid>
       <w:tr>
-        <w:tblPrEx>
-          <w:tblCellMar>
-            <w:top w:w="0" w:type="dxa"/>
-            <w:bottom w:w="0" w:type="dxa"/>
-          </w:tblCellMar>
-        </w:tblPrEx>
         <w:tc>
           <w:tcPr>
             <w:tcW w:w="2000" w:type="dxa"/>
@@ -6293,12 +4768,6 @@
         </w:tc>
       </w:tr>
       <w:tr>
-        <w:tblPrEx>
-          <w:tblCellMar>
-            <w:top w:w="0" w:type="dxa"/>
-            <w:bottom w:w="0" w:type="dxa"/>
-          </w:tblCellMar>
-        </w:tblPrEx>
         <w:tc>
           <w:tcPr>
             <w:tcW w:w="2000" w:type="dxa"/>
@@ -6425,12 +4894,6 @@
         </w:tc>
       </w:tr>
       <w:tr>
-        <w:tblPrEx>
-          <w:tblCellMar>
-            <w:top w:w="0" w:type="dxa"/>
-            <w:bottom w:w="0" w:type="dxa"/>
-          </w:tblCellMar>
-        </w:tblPrEx>
         <w:tc>
           <w:tcPr>
             <w:tcW w:w="2000" w:type="dxa"/>
@@ -6553,12 +5016,6 @@
         </w:tc>
       </w:tr>
       <w:tr>
-        <w:tblPrEx>
-          <w:tblCellMar>
-            <w:top w:w="0" w:type="dxa"/>
-            <w:bottom w:w="0" w:type="dxa"/>
-          </w:tblCellMar>
-        </w:tblPrEx>
         <w:tc>
           <w:tcPr>
             <w:tcW w:w="2000" w:type="dxa"/>
@@ -6685,12 +5142,6 @@
         </w:tc>
       </w:tr>
       <w:tr>
-        <w:tblPrEx>
-          <w:tblCellMar>
-            <w:top w:w="0" w:type="dxa"/>
-            <w:bottom w:w="0" w:type="dxa"/>
-          </w:tblCellMar>
-        </w:tblPrEx>
         <w:tc>
           <w:tcPr>
             <w:tcW w:w="2000" w:type="dxa"/>
@@ -6813,12 +5264,6 @@
         </w:tc>
       </w:tr>
       <w:tr>
-        <w:tblPrEx>
-          <w:tblCellMar>
-            <w:top w:w="0" w:type="dxa"/>
-            <w:bottom w:w="0" w:type="dxa"/>
-          </w:tblCellMar>
-        </w:tblPrEx>
         <w:tc>
           <w:tcPr>
             <w:tcW w:w="2000" w:type="dxa"/>
@@ -6846,6 +5291,7 @@
                 <w:sz w:val="22"/>
                 <w:szCs w:val="22"/>
               </w:rPr>
+              <w:lastRenderedPageBreak/>
               <w:t>CART</w:t>
             </w:r>
           </w:p>
@@ -6945,12 +5391,6 @@
         </w:tc>
       </w:tr>
       <w:tr>
-        <w:tblPrEx>
-          <w:tblCellMar>
-            <w:top w:w="0" w:type="dxa"/>
-            <w:bottom w:w="0" w:type="dxa"/>
-          </w:tblCellMar>
-        </w:tblPrEx>
         <w:tc>
           <w:tcPr>
             <w:tcW w:w="2000" w:type="dxa"/>
@@ -6977,7 +5417,6 @@
                 <w:sz w:val="22"/>
                 <w:szCs w:val="22"/>
               </w:rPr>
-              <w:lastRenderedPageBreak/>
               <w:t>NB</w:t>
             </w:r>
           </w:p>
@@ -7243,15 +5682,13 @@
         <w:jc w:val="both"/>
       </w:pPr>
       <w:r>
+        <w:lastRenderedPageBreak/>
         <w:t xml:space="preserve"> </w:t>
       </w:r>
     </w:p>
     <w:p>
       <w:pPr>
         <w:spacing w:before="160" w:after="100"/>
-        <w:rPr>
-          <w:lang w:val="en-US"/>
-        </w:rPr>
       </w:pPr>
       <w:r>
         <w:rPr>
@@ -7260,7 +5697,6 @@
           <w:sz w:val="26"/>
           <w:szCs w:val="26"/>
         </w:rPr>
-        <w:lastRenderedPageBreak/>
         <w:t>Завдання 2.4. Порівняння класифікаторів — income_data.txt</w:t>
       </w:r>
     </w:p>
@@ -7278,10 +5714,121 @@
       <w:pPr>
         <w:spacing w:after="120"/>
         <w:jc w:val="both"/>
+        <w:rPr>
+          <w:b/>
+          <w:bCs/>
+        </w:rPr>
       </w:pPr>
       <w:r>
         <w:t xml:space="preserve"> </w:t>
       </w:r>
+      <w:r>
+        <w:rPr>
+          <w:b/>
+          <w:bCs/>
+        </w:rPr>
+        <w:t>Опис програми</w:t>
+      </w:r>
+    </w:p>
+    <w:p>
+      <w:pPr>
+        <w:spacing w:after="120"/>
+        <w:jc w:val="both"/>
+      </w:pPr>
+      <w:r>
+        <w:t>Програма є розширенням завдання 3: ті самі шість алгоритмів класифікації застосовуються до набору даних про доходи (5000 записів кожного класу).</w:t>
+      </w:r>
+    </w:p>
+    <w:p>
+      <w:pPr>
+        <w:spacing w:after="120"/>
+        <w:jc w:val="both"/>
+      </w:pPr>
+      <w:r>
+        <w:t>Дані завантажуються та кодуються аналогічно попереднім завданням. Для кожного з шести алгоритмів виконується 5-кратна стратифікована крос-валідація і виводяться середня точність та стандартне відхилення у вигляді порівняльної таблиці.</w:t>
+      </w:r>
+    </w:p>
+    <w:p>
+      <w:pPr>
+        <w:spacing w:after="120"/>
+        <w:jc w:val="both"/>
+      </w:pPr>
+      <w:r>
+        <w:rPr>
+          <w:b/>
+          <w:bCs/>
+        </w:rPr>
+        <w:t>Побудова діаграми.</w:t>
+      </w:r>
+      <w:r>
+        <w:t xml:space="preserve"> Результати крос-валідації візуалізуються у вигляді ящикової діаграми (boxplot), де для кожного алгоритму показано розподіл точності по фолдах. Це дозволяє наочно порівняти не тільки середні значення, але й стабільність (дисперсію) кожної моделі.</w:t>
+      </w:r>
+    </w:p>
+    <w:p>
+      <w:pPr>
+        <w:spacing w:after="120"/>
+        <w:jc w:val="both"/>
+      </w:pPr>
+      <w:r>
+        <w:rPr>
+          <w:b/>
+          <w:bCs/>
+        </w:rPr>
+        <w:t>Детальний звіт.</w:t>
+      </w:r>
+      <w:r>
+        <w:t xml:space="preserve"> Найкращий алгоритм (CART — дерево рішень) навчається на повній навчальній вибірці та тестується, з виведенням точності та детального звіту по класах.</w:t>
+      </w:r>
+    </w:p>
+    <w:p>
+      <w:pPr>
+        <w:spacing w:after="120"/>
+        <w:jc w:val="both"/>
+        <w:rPr>
+          <w:b/>
+          <w:bCs/>
+        </w:rPr>
+      </w:pPr>
+      <w:r>
+        <w:rPr>
+          <w:b/>
+          <w:bCs/>
+        </w:rPr>
+        <w:t>Пояснення до діаграми (boxplot — порівняння алгоритмів)</w:t>
+      </w:r>
+    </w:p>
+    <w:p>
+      <w:pPr>
+        <w:spacing w:after="120"/>
+        <w:jc w:val="both"/>
+      </w:pPr>
+      <w:r>
+        <w:t>Діаграма «ящик з вусами» (boxplot) відображає розподіл значень точності кожного алгоритму за результатами крос-валідації. По горизонтальній осі розміщені назви алгоритмів (LR, LDA, KNN, CART, NB, SVM). По вертикальній осі — значення точності (Accuracy) від 0 до 1.</w:t>
+      </w:r>
+    </w:p>
+    <w:p>
+      <w:pPr>
+        <w:spacing w:after="120"/>
+        <w:jc w:val="both"/>
+      </w:pPr>
+      <w:r>
+        <w:t>Для кожного алгоритму: центральна лінія в ящику — медіана точності; нижня та верхня межі ящика — 25-й та 75-й перцентилі (міжквартильний розмах); «вуса» показують мінімальне та максимальне значення в межах допустимого діапазону; точки за межами вусів — аномальні значення (викиди).</w:t>
+      </w:r>
+    </w:p>
+    <w:p>
+      <w:pPr>
+        <w:spacing w:after="120"/>
+        <w:jc w:val="both"/>
+      </w:pPr>
+      <w:r>
+        <w:t>Чим вищий і вужчий ящик — тим вища і стабільніша точність алгоритму. Алгоритм з найвищою медіаною та мінімальним розкидом є оптимальним для даного набору даних.</w:t>
+      </w:r>
+    </w:p>
+    <w:p>
+      <w:pPr>
+        <w:spacing w:after="120"/>
+        <w:jc w:val="both"/>
+      </w:pPr>
     </w:p>
     <w:p>
       <w:pPr>
@@ -7329,12 +5876,6 @@
         <w:gridCol w:w="1400"/>
       </w:tblGrid>
       <w:tr>
-        <w:tblPrEx>
-          <w:tblCellMar>
-            <w:top w:w="0" w:type="dxa"/>
-            <w:bottom w:w="0" w:type="dxa"/>
-          </w:tblCellMar>
-        </w:tblPrEx>
         <w:tc>
           <w:tcPr>
             <w:tcW w:w="2000" w:type="dxa"/>
@@ -7469,12 +6010,6 @@
         </w:tc>
       </w:tr>
       <w:tr>
-        <w:tblPrEx>
-          <w:tblCellMar>
-            <w:top w:w="0" w:type="dxa"/>
-            <w:bottom w:w="0" w:type="dxa"/>
-          </w:tblCellMar>
-        </w:tblPrEx>
         <w:tc>
           <w:tcPr>
             <w:tcW w:w="2000" w:type="dxa"/>
@@ -7601,12 +6136,6 @@
         </w:tc>
       </w:tr>
       <w:tr>
-        <w:tblPrEx>
-          <w:tblCellMar>
-            <w:top w:w="0" w:type="dxa"/>
-            <w:bottom w:w="0" w:type="dxa"/>
-          </w:tblCellMar>
-        </w:tblPrEx>
         <w:tc>
           <w:tcPr>
             <w:tcW w:w="2000" w:type="dxa"/>
@@ -7729,12 +6258,6 @@
         </w:tc>
       </w:tr>
       <w:tr>
-        <w:tblPrEx>
-          <w:tblCellMar>
-            <w:top w:w="0" w:type="dxa"/>
-            <w:bottom w:w="0" w:type="dxa"/>
-          </w:tblCellMar>
-        </w:tblPrEx>
         <w:tc>
           <w:tcPr>
             <w:tcW w:w="2000" w:type="dxa"/>
@@ -7861,12 +6384,6 @@
         </w:tc>
       </w:tr>
       <w:tr>
-        <w:tblPrEx>
-          <w:tblCellMar>
-            <w:top w:w="0" w:type="dxa"/>
-            <w:bottom w:w="0" w:type="dxa"/>
-          </w:tblCellMar>
-        </w:tblPrEx>
         <w:tc>
           <w:tcPr>
             <w:tcW w:w="2000" w:type="dxa"/>
@@ -7989,12 +6506,6 @@
         </w:tc>
       </w:tr>
       <w:tr>
-        <w:tblPrEx>
-          <w:tblCellMar>
-            <w:top w:w="0" w:type="dxa"/>
-            <w:bottom w:w="0" w:type="dxa"/>
-          </w:tblCellMar>
-        </w:tblPrEx>
         <w:tc>
           <w:tcPr>
             <w:tcW w:w="2000" w:type="dxa"/>
@@ -8121,12 +6632,6 @@
         </w:tc>
       </w:tr>
       <w:tr>
-        <w:tblPrEx>
-          <w:tblCellMar>
-            <w:top w:w="0" w:type="dxa"/>
-            <w:bottom w:w="0" w:type="dxa"/>
-          </w:tblCellMar>
-        </w:tblPrEx>
         <w:tc>
           <w:tcPr>
             <w:tcW w:w="2000" w:type="dxa"/>
@@ -8262,8 +6767,18 @@
       <w:pPr>
         <w:spacing w:after="120"/>
         <w:jc w:val="center"/>
-      </w:pPr>
-      <w:r>
+        <w:rPr>
+          <w:lang w:val="ru-RU"/>
+        </w:rPr>
+      </w:pPr>
+    </w:p>
+    <w:p>
+      <w:pPr>
+        <w:spacing w:after="120"/>
+        <w:jc w:val="center"/>
+      </w:pPr>
+      <w:r>
+        <w:lastRenderedPageBreak/>
         <w:t>Рис. 5. Порівняння алгоритмів (box plot) — income_data</w:t>
       </w:r>
     </w:p>
@@ -8354,7 +6869,6 @@
         <w:jc w:val="both"/>
       </w:pPr>
       <w:r>
-        <w:lastRenderedPageBreak/>
         <w:t xml:space="preserve"> </w:t>
       </w:r>
     </w:p>
@@ -8390,13 +6904,7 @@
         <w:t xml:space="preserve"> </w:t>
       </w:r>
     </w:p>
-    <w:p>
-      <w:pPr>
-        <w:rPr>
-          <w:lang w:val="en-US"/>
-        </w:rPr>
-      </w:pPr>
-    </w:p>
+    <w:p/>
     <w:p>
       <w:pPr>
         <w:spacing w:before="160" w:after="100"/>
@@ -8472,6 +6980,7 @@
         <w:jc w:val="both"/>
       </w:pPr>
       <w:r>
+        <w:lastRenderedPageBreak/>
         <w:t xml:space="preserve"> </w:t>
       </w:r>
     </w:p>
@@ -8503,6 +7012,9 @@
         <w:spacing w:after="120"/>
         <w:ind w:firstLine="720"/>
         <w:jc w:val="both"/>
+        <w:rPr>
+          <w:lang w:val="ru-RU"/>
+        </w:rPr>
       </w:pPr>
       <w:r>
         <w:t>solver='sag' — Stochastic Average Gradient (стохастичний градієнтний спуск). Ефективний для великих наборів даних. Альтернативи: 'auto', 'svd', 'cholesky', 'lsqr', 'sparse_cg', 'saga'.</w:t>
@@ -8511,583 +7023,399 @@
     <w:p>
       <w:pPr>
         <w:spacing w:after="120"/>
-        <w:jc w:val="both"/>
-      </w:pPr>
-      <w:r>
-        <w:t xml:space="preserve"> </w:t>
-      </w:r>
-    </w:p>
-    <w:p>
-      <w:pPr>
-        <w:spacing w:after="120"/>
-        <w:jc w:val="both"/>
-      </w:pPr>
-      <w:r>
+        <w:ind w:firstLine="720"/>
+        <w:jc w:val="both"/>
+        <w:rPr>
+          <w:lang w:val="ru-RU"/>
+        </w:rPr>
+      </w:pPr>
+    </w:p>
+    <w:p>
+      <w:pPr>
+        <w:spacing w:after="120"/>
+        <w:jc w:val="both"/>
         <w:rPr>
           <w:b/>
           <w:bCs/>
         </w:rPr>
-        <w:t>Код програми (LR_2_task_5.py):</w:t>
-      </w:r>
-    </w:p>
-    <w:p>
-      <w:pPr>
-        <w:spacing w:after="120"/>
-        <w:jc w:val="both"/>
       </w:pPr>
       <w:r>
         <w:t xml:space="preserve"> </w:t>
       </w:r>
-    </w:p>
-    <w:p>
-      <w:pPr>
-        <w:shd w:val="clear" w:color="auto" w:fill="1E1E1E"/>
-        <w:spacing w:before="10" w:after="20"/>
-        <w:ind w:left="360"/>
-      </w:pPr>
-      <w:r>
-        <w:rPr>
-          <w:rFonts w:ascii="Courier New" w:eastAsia="Courier New" w:hAnsi="Courier New" w:cs="Courier New"/>
-          <w:sz w:val="20"/>
-          <w:szCs w:val="20"/>
-        </w:rPr>
-        <w:t>import numpy as np</w:t>
-      </w:r>
-    </w:p>
-    <w:p>
-      <w:pPr>
-        <w:shd w:val="clear" w:color="auto" w:fill="1E1E1E"/>
-        <w:spacing w:before="10" w:after="20"/>
-        <w:ind w:left="360"/>
-      </w:pPr>
-      <w:r>
-        <w:rPr>
-          <w:rFonts w:ascii="Courier New" w:eastAsia="Courier New" w:hAnsi="Courier New" w:cs="Courier New"/>
-          <w:sz w:val="20"/>
-          <w:szCs w:val="20"/>
-        </w:rPr>
-        <w:t>from sklearn.datasets import load_iris</w:t>
-      </w:r>
-    </w:p>
-    <w:p>
-      <w:pPr>
-        <w:shd w:val="clear" w:color="auto" w:fill="1E1E1E"/>
-        <w:spacing w:before="10" w:after="20"/>
-        <w:ind w:left="360"/>
-      </w:pPr>
-      <w:r>
-        <w:rPr>
-          <w:rFonts w:ascii="Courier New" w:eastAsia="Courier New" w:hAnsi="Courier New" w:cs="Courier New"/>
-          <w:sz w:val="20"/>
-          <w:szCs w:val="20"/>
-        </w:rPr>
-        <w:t>from sklearn.linear_model import RidgeClassifier</w:t>
-      </w:r>
-    </w:p>
-    <w:p>
-      <w:pPr>
-        <w:shd w:val="clear" w:color="auto" w:fill="1E1E1E"/>
-        <w:spacing w:before="10" w:after="20"/>
-        <w:ind w:left="360"/>
-      </w:pPr>
-      <w:r>
-        <w:rPr>
-          <w:rFonts w:ascii="Courier New" w:eastAsia="Courier New" w:hAnsi="Courier New" w:cs="Courier New"/>
-          <w:sz w:val="20"/>
-          <w:szCs w:val="20"/>
-        </w:rPr>
-        <w:t>from sklearn.model_selection import train_test_split  # ← виправлено: імпорт</w:t>
-      </w:r>
-    </w:p>
-    <w:p>
-      <w:pPr>
-        <w:shd w:val="clear" w:color="auto" w:fill="1E1E1E"/>
-        <w:spacing w:before="10" w:after="20"/>
-        <w:ind w:left="360"/>
-      </w:pPr>
-      <w:r>
-        <w:rPr>
-          <w:rFonts w:ascii="Courier New" w:eastAsia="Courier New" w:hAnsi="Courier New" w:cs="Courier New"/>
-          <w:sz w:val="20"/>
-          <w:szCs w:val="20"/>
-        </w:rPr>
-        <w:t>from sklearn import metrics</w:t>
-      </w:r>
-    </w:p>
-    <w:p>
-      <w:pPr>
-        <w:shd w:val="clear" w:color="auto" w:fill="1E1E1E"/>
-        <w:spacing w:before="10" w:after="20"/>
-        <w:ind w:left="360"/>
-      </w:pPr>
-      <w:r>
-        <w:rPr>
-          <w:rFonts w:ascii="Courier New" w:eastAsia="Courier New" w:hAnsi="Courier New" w:cs="Courier New"/>
-          <w:sz w:val="20"/>
-          <w:szCs w:val="20"/>
-        </w:rPr>
-        <w:t>from sklearn.metrics import confusion_matrix</w:t>
-      </w:r>
-    </w:p>
-    <w:p>
-      <w:pPr>
-        <w:shd w:val="clear" w:color="auto" w:fill="1E1E1E"/>
-        <w:spacing w:before="10" w:after="20"/>
-        <w:ind w:left="360"/>
-      </w:pPr>
-      <w:r>
-        <w:rPr>
-          <w:rFonts w:ascii="Courier New" w:eastAsia="Courier New" w:hAnsi="Courier New" w:cs="Courier New"/>
-          <w:sz w:val="20"/>
-          <w:szCs w:val="20"/>
-        </w:rPr>
-        <w:t>import seaborn as sns</w:t>
-      </w:r>
-    </w:p>
-    <w:p>
-      <w:pPr>
-        <w:shd w:val="clear" w:color="auto" w:fill="1E1E1E"/>
-        <w:spacing w:before="10" w:after="20"/>
-        <w:ind w:left="360"/>
-      </w:pPr>
-      <w:r>
-        <w:rPr>
-          <w:rFonts w:ascii="Courier New" w:eastAsia="Courier New" w:hAnsi="Courier New" w:cs="Courier New"/>
-          <w:sz w:val="20"/>
-          <w:szCs w:val="20"/>
-        </w:rPr>
-        <w:t>import matplotlib.pyplot as plt</w:t>
-      </w:r>
-    </w:p>
-    <w:p>
-      <w:pPr>
-        <w:shd w:val="clear" w:color="auto" w:fill="1E1E1E"/>
-        <w:spacing w:before="10" w:after="20"/>
-        <w:ind w:left="360"/>
-      </w:pPr>
-      <w:r>
-        <w:rPr>
-          <w:rFonts w:ascii="Courier New" w:eastAsia="Courier New" w:hAnsi="Courier New" w:cs="Courier New"/>
-          <w:sz w:val="20"/>
-          <w:szCs w:val="20"/>
-        </w:rPr>
-        <w:t>from io import BytesIO</w:t>
-      </w:r>
-    </w:p>
-    <w:p>
-      <w:pPr>
-        <w:shd w:val="clear" w:color="auto" w:fill="1E1E1E"/>
-        <w:spacing w:before="10" w:after="20"/>
-        <w:ind w:left="360"/>
-      </w:pPr>
-      <w:r>
-        <w:rPr>
-          <w:rFonts w:ascii="Courier New" w:eastAsia="Courier New" w:hAnsi="Courier New" w:cs="Courier New"/>
-          <w:sz w:val="20"/>
-          <w:szCs w:val="20"/>
-        </w:rPr>
-        <w:t xml:space="preserve"> </w:t>
-      </w:r>
-    </w:p>
-    <w:p>
-      <w:pPr>
-        <w:shd w:val="clear" w:color="auto" w:fill="1E1E1E"/>
-        <w:spacing w:before="10" w:after="20"/>
-        <w:ind w:left="360"/>
-      </w:pPr>
-      <w:r>
-        <w:rPr>
-          <w:rFonts w:ascii="Courier New" w:eastAsia="Courier New" w:hAnsi="Courier New" w:cs="Courier New"/>
-          <w:sz w:val="20"/>
-          <w:szCs w:val="20"/>
-        </w:rPr>
-        <w:t>iris = load_iris()</w:t>
-      </w:r>
-    </w:p>
-    <w:p>
-      <w:pPr>
-        <w:shd w:val="clear" w:color="auto" w:fill="1E1E1E"/>
-        <w:spacing w:before="10" w:after="20"/>
-        <w:ind w:left="360"/>
-      </w:pPr>
-      <w:r>
-        <w:rPr>
-          <w:rFonts w:ascii="Courier New" w:eastAsia="Courier New" w:hAnsi="Courier New" w:cs="Courier New"/>
-          <w:sz w:val="20"/>
-          <w:szCs w:val="20"/>
-        </w:rPr>
-        <w:t>X, y = iris.data, iris.target</w:t>
-      </w:r>
-    </w:p>
-    <w:p>
-      <w:pPr>
-        <w:shd w:val="clear" w:color="auto" w:fill="1E1E1E"/>
-        <w:spacing w:before="10" w:after="20"/>
-        <w:ind w:left="360"/>
-      </w:pPr>
-      <w:r>
-        <w:rPr>
-          <w:rFonts w:ascii="Courier New" w:eastAsia="Courier New" w:hAnsi="Courier New" w:cs="Courier New"/>
-          <w:sz w:val="20"/>
-          <w:szCs w:val="20"/>
-        </w:rPr>
-        <w:t xml:space="preserve"> </w:t>
-      </w:r>
-    </w:p>
-    <w:p>
-      <w:pPr>
-        <w:shd w:val="clear" w:color="auto" w:fill="1E1E1E"/>
-        <w:spacing w:before="10" w:after="20"/>
-        <w:ind w:left="360"/>
-      </w:pPr>
-      <w:r>
-        <w:rPr>
-          <w:rFonts w:ascii="Courier New" w:eastAsia="Courier New" w:hAnsi="Courier New" w:cs="Courier New"/>
-          <w:sz w:val="20"/>
-          <w:szCs w:val="20"/>
-        </w:rPr>
-        <w:t>Xtrain, Xtest, ytrain, ytest = train_test_split(</w:t>
-      </w:r>
-    </w:p>
-    <w:p>
-      <w:pPr>
-        <w:shd w:val="clear" w:color="auto" w:fill="1E1E1E"/>
-        <w:spacing w:before="10" w:after="20"/>
-        <w:ind w:left="360"/>
-      </w:pPr>
-      <w:r>
-        <w:rPr>
-          <w:rFonts w:ascii="Courier New" w:eastAsia="Courier New" w:hAnsi="Courier New" w:cs="Courier New"/>
-          <w:sz w:val="20"/>
-          <w:szCs w:val="20"/>
-        </w:rPr>
-        <w:t xml:space="preserve">    X, y, test_size=0.3, random_state=0)</w:t>
-      </w:r>
-    </w:p>
-    <w:p>
-      <w:pPr>
-        <w:shd w:val="clear" w:color="auto" w:fill="1E1E1E"/>
-        <w:spacing w:before="10" w:after="20"/>
-        <w:ind w:left="360"/>
-      </w:pPr>
-      <w:r>
-        <w:rPr>
-          <w:rFonts w:ascii="Courier New" w:eastAsia="Courier New" w:hAnsi="Courier New" w:cs="Courier New"/>
-          <w:sz w:val="20"/>
-          <w:szCs w:val="20"/>
-        </w:rPr>
-        <w:t xml:space="preserve"> </w:t>
-      </w:r>
-    </w:p>
-    <w:p>
-      <w:pPr>
-        <w:shd w:val="clear" w:color="auto" w:fill="1E1E1E"/>
-        <w:spacing w:before="10" w:after="20"/>
-        <w:ind w:left="360"/>
-      </w:pPr>
-      <w:r>
-        <w:rPr>
-          <w:rFonts w:ascii="Courier New" w:eastAsia="Courier New" w:hAnsi="Courier New" w:cs="Courier New"/>
-          <w:sz w:val="20"/>
-          <w:szCs w:val="20"/>
+      <w:r>
+        <w:rPr>
+          <w:b/>
+          <w:bCs/>
+        </w:rPr>
+        <w:t>Опис програми</w:t>
+      </w:r>
+    </w:p>
+    <w:p>
+      <w:pPr>
+        <w:spacing w:after="120"/>
+        <w:jc w:val="both"/>
+      </w:pPr>
+      <w:r>
+        <w:t>Програма реалізує класифікацію квіток Iris за допомогою Ridge-класифікатора — алгоритму, що вирішує задачу регресії для міток класів з L2-регуляризацією.</w:t>
+      </w:r>
+    </w:p>
+    <w:p>
+      <w:pPr>
+        <w:spacing w:after="120"/>
+        <w:jc w:val="both"/>
+      </w:pPr>
+      <w:r>
+        <w:rPr>
+          <w:b/>
+          <w:bCs/>
+        </w:rPr>
+        <w:t>Підготовка даних.</w:t>
+      </w:r>
+      <w:r>
+        <w:t xml:space="preserve"> Набір Iris завантажується з бібліотеки scikit-learn та розбивається у співвідношенні 70/30 (навчальна/тестова вибірки).</w:t>
+      </w:r>
+    </w:p>
+    <w:p>
+      <w:pPr>
+        <w:spacing w:after="120"/>
+        <w:jc w:val="both"/>
+      </w:pPr>
+      <w:r>
+        <w:rPr>
+          <w:b/>
+          <w:bCs/>
+        </w:rPr>
+        <w:t>Навчання та передбачення.</w:t>
+      </w:r>
+      <w:r>
+        <w:t xml:space="preserve"> Ridge-класифікатор налаштований з точністю збіжності 1e-2 та стохастичним градієнтним методом оптимізації (solver="sag"). Після навчання на тренувальній вибірці виконуються передбачення на тестовій.</w:t>
+      </w:r>
+    </w:p>
+    <w:p>
+      <w:pPr>
+        <w:spacing w:after="120"/>
+        <w:jc w:val="both"/>
+      </w:pPr>
+      <w:r>
+        <w:rPr>
+          <w:b/>
+          <w:bCs/>
+        </w:rPr>
+        <w:t>Оцінка якості.</w:t>
+      </w:r>
+      <w:r>
+        <w:t xml:space="preserve"> Виводяться шість метрик:</w:t>
+      </w:r>
+    </w:p>
+    <w:p>
+      <w:pPr>
+        <w:numPr>
+          <w:ilvl w:val="0"/>
+          <w:numId w:val="5"/>
+        </w:numPr>
+        <w:spacing w:after="120"/>
+        <w:jc w:val="both"/>
+      </w:pPr>
+      <w:r>
+        <w:t>Accuracy (загальна точність);</w:t>
+      </w:r>
+    </w:p>
+    <w:p>
+      <w:pPr>
+        <w:numPr>
+          <w:ilvl w:val="0"/>
+          <w:numId w:val="5"/>
+        </w:numPr>
+        <w:spacing w:after="120"/>
+        <w:jc w:val="both"/>
+      </w:pPr>
+      <w:r>
+        <w:t>Precision (прецизійність, зважена);</w:t>
+      </w:r>
+    </w:p>
+    <w:p>
+      <w:pPr>
+        <w:numPr>
+          <w:ilvl w:val="0"/>
+          <w:numId w:val="5"/>
+        </w:numPr>
+        <w:spacing w:after="120"/>
+        <w:jc w:val="both"/>
+      </w:pPr>
+      <w:r>
+        <w:t>Recall (повнота, зважена);</w:t>
+      </w:r>
+    </w:p>
+    <w:p>
+      <w:pPr>
+        <w:numPr>
+          <w:ilvl w:val="0"/>
+          <w:numId w:val="5"/>
+        </w:numPr>
+        <w:spacing w:after="120"/>
+        <w:jc w:val="both"/>
+      </w:pPr>
+      <w:r>
+        <w:t>F1 Score (гармонійна середня);</w:t>
+      </w:r>
+    </w:p>
+    <w:p>
+      <w:pPr>
+        <w:numPr>
+          <w:ilvl w:val="0"/>
+          <w:numId w:val="5"/>
+        </w:numPr>
+        <w:spacing w:after="120"/>
+        <w:jc w:val="both"/>
+      </w:pPr>
+      <w:r>
+        <w:t>Cohen Kappa (каппа Коена — точність з урахуванням випадкового збігу);</w:t>
+      </w:r>
+    </w:p>
+    <w:p>
+      <w:pPr>
+        <w:numPr>
+          <w:ilvl w:val="0"/>
+          <w:numId w:val="5"/>
+        </w:numPr>
+        <w:spacing w:after="120"/>
+        <w:jc w:val="both"/>
+      </w:pPr>
+      <w:r>
+        <w:t>Matthews Correlation Coefficient (кореляційний коефіцієнт Метьюса).</w:t>
+      </w:r>
+    </w:p>
+    <w:p>
+      <w:pPr>
+        <w:spacing w:after="120"/>
+        <w:jc w:val="both"/>
+        <w:rPr>
+          <w:lang w:val="ru-RU"/>
+        </w:rPr>
+      </w:pPr>
+      <w:r>
+        <w:rPr>
+          <w:b/>
+          <w:bCs/>
+        </w:rPr>
+        <w:t>Побудова матриці плутанини.</w:t>
+      </w:r>
+      <w:r>
+        <w:t xml:space="preserve"> Програма будує та зберігає теплову карту матриці плутанини у файл Confusion.jpg.</w:t>
+      </w:r>
+    </w:p>
+    <w:p>
+      <w:pPr>
+        <w:spacing w:after="120"/>
+        <w:jc w:val="both"/>
+      </w:pPr>
+      <w:r>
+        <w:rPr>
+          <w:b/>
+          <w:bCs/>
+        </w:rPr>
+        <w:t>Матриця плутанини (Confusion Matrix):</w:t>
+      </w:r>
+    </w:p>
+    <w:p>
+      <w:pPr>
+        <w:spacing w:after="120"/>
+        <w:jc w:val="center"/>
+      </w:pPr>
+      <w:r>
+        <w:t>Рис. 6. Confusion Matrix Ridge-класифікатора на наборі Iris</w:t>
+      </w:r>
+    </w:p>
+    <w:p>
+      <w:pPr>
+        <w:spacing w:before="80" w:after="120"/>
+        <w:jc w:val="center"/>
+      </w:pPr>
+      <w:r>
+        <w:rPr>
+          <w:noProof/>
+        </w:rPr>
+        <w:drawing>
+          <wp:inline distT="0" distB="0" distL="0" distR="0" wp14:anchorId="1C7A46FC" wp14:editId="0CA453ED">
+            <wp:extent cx="2582022" cy="2257425"/>
+            <wp:effectExtent l="0" t="0" r="8890" b="0"/>
+            <wp:docPr id="352898744" name="Рисунок 352898744"/>
+            <wp:cNvGraphicFramePr>
+              <a:graphicFrameLocks xmlns:a="http://schemas.openxmlformats.org/drawingml/2006/main" noChangeAspect="1"/>
+            </wp:cNvGraphicFramePr>
+            <a:graphic xmlns:a="http://schemas.openxmlformats.org/drawingml/2006/main">
+              <a:graphicData uri="http://schemas.openxmlformats.org/drawingml/2006/picture">
+                <pic:pic xmlns:pic="http://schemas.openxmlformats.org/drawingml/2006/picture">
+                  <pic:nvPicPr>
+                    <pic:cNvPr id="0" name=""/>
+                    <pic:cNvPicPr>
+                      <a:picLocks noChangeAspect="1" noChangeArrowheads="1"/>
+                    </pic:cNvPicPr>
+                  </pic:nvPicPr>
+                  <pic:blipFill>
+                    <a:blip r:embed="rId13"/>
+                    <a:srcRect/>
+                    <a:stretch>
+                      <a:fillRect/>
+                    </a:stretch>
+                  </pic:blipFill>
+                  <pic:spPr bwMode="auto">
+                    <a:xfrm>
+                      <a:off x="0" y="0"/>
+                      <a:ext cx="2586621" cy="2261446"/>
+                    </a:xfrm>
+                    <a:prstGeom prst="rect">
+                      <a:avLst/>
+                    </a:prstGeom>
+                  </pic:spPr>
+                </pic:pic>
+              </a:graphicData>
+            </a:graphic>
+          </wp:inline>
+        </w:drawing>
+      </w:r>
+    </w:p>
+    <w:p>
+      <w:pPr>
+        <w:spacing w:after="120"/>
+        <w:jc w:val="both"/>
+        <w:rPr>
+          <w:lang w:val="ru-RU"/>
+        </w:rPr>
+      </w:pPr>
+    </w:p>
+    <w:p>
+      <w:pPr>
+        <w:spacing w:after="120"/>
+        <w:jc w:val="both"/>
+        <w:rPr>
+          <w:b/>
+          <w:bCs/>
+        </w:rPr>
+      </w:pPr>
+      <w:r>
+        <w:rPr>
+          <w:b/>
+          <w:bCs/>
         </w:rPr>
         <w:lastRenderedPageBreak/>
-        <w:t>clf = RidgeClassifier(tol=1e-2, solver='sag')</w:t>
-      </w:r>
-    </w:p>
-    <w:p>
-      <w:pPr>
-        <w:shd w:val="clear" w:color="auto" w:fill="1E1E1E"/>
-        <w:spacing w:before="10" w:after="20"/>
-        <w:ind w:left="360"/>
-      </w:pPr>
-      <w:r>
-        <w:rPr>
-          <w:rFonts w:ascii="Courier New" w:eastAsia="Courier New" w:hAnsi="Courier New" w:cs="Courier New"/>
-          <w:sz w:val="20"/>
-          <w:szCs w:val="20"/>
-        </w:rPr>
-        <w:t>clf.fit(Xtrain, ytrain)</w:t>
-      </w:r>
-    </w:p>
-    <w:p>
-      <w:pPr>
-        <w:shd w:val="clear" w:color="auto" w:fill="1E1E1E"/>
-        <w:spacing w:before="10" w:after="20"/>
-        <w:ind w:left="360"/>
-      </w:pPr>
-      <w:r>
-        <w:rPr>
-          <w:rFonts w:ascii="Courier New" w:eastAsia="Courier New" w:hAnsi="Courier New" w:cs="Courier New"/>
-          <w:sz w:val="20"/>
-          <w:szCs w:val="20"/>
-        </w:rPr>
-        <w:t>ypred = clf.predict(Xtest)  # ← виправлено: X_test -&gt; Xtest</w:t>
-      </w:r>
-    </w:p>
-    <w:p>
-      <w:pPr>
-        <w:shd w:val="clear" w:color="auto" w:fill="1E1E1E"/>
-        <w:spacing w:before="10" w:after="20"/>
-        <w:ind w:left="360"/>
-      </w:pPr>
-      <w:r>
-        <w:rPr>
-          <w:rFonts w:ascii="Courier New" w:eastAsia="Courier New" w:hAnsi="Courier New" w:cs="Courier New"/>
-          <w:sz w:val="20"/>
-          <w:szCs w:val="20"/>
-        </w:rPr>
-        <w:t xml:space="preserve"> </w:t>
-      </w:r>
-    </w:p>
-    <w:p>
-      <w:pPr>
-        <w:shd w:val="clear" w:color="auto" w:fill="1E1E1E"/>
-        <w:spacing w:before="10" w:after="20"/>
-        <w:ind w:left="360"/>
-      </w:pPr>
-      <w:r>
-        <w:rPr>
-          <w:rFonts w:ascii="Courier New" w:eastAsia="Courier New" w:hAnsi="Courier New" w:cs="Courier New"/>
-          <w:sz w:val="20"/>
-          <w:szCs w:val="20"/>
-        </w:rPr>
-        <w:t>print('Accuracy:',  np.round(metrics.accuracy_score(ytest, ypred),4))</w:t>
-      </w:r>
-    </w:p>
-    <w:p>
-      <w:pPr>
-        <w:shd w:val="clear" w:color="auto" w:fill="1E1E1E"/>
-        <w:spacing w:before="10" w:after="20"/>
-        <w:ind w:left="360"/>
-      </w:pPr>
-      <w:r>
-        <w:rPr>
-          <w:rFonts w:ascii="Courier New" w:eastAsia="Courier New" w:hAnsi="Courier New" w:cs="Courier New"/>
-          <w:sz w:val="20"/>
-          <w:szCs w:val="20"/>
-        </w:rPr>
-        <w:t>print('Precision:', np.round(metrics.precision_score(ytest, ypred, average='weighted'),4))</w:t>
-      </w:r>
-    </w:p>
-    <w:p>
-      <w:pPr>
-        <w:shd w:val="clear" w:color="auto" w:fill="1E1E1E"/>
-        <w:spacing w:before="10" w:after="20"/>
-        <w:ind w:left="360"/>
-      </w:pPr>
-      <w:r>
-        <w:rPr>
-          <w:rFonts w:ascii="Courier New" w:eastAsia="Courier New" w:hAnsi="Courier New" w:cs="Courier New"/>
-          <w:sz w:val="20"/>
-          <w:szCs w:val="20"/>
-        </w:rPr>
-        <w:t>print('Recall:',    np.round(metrics.recall_score(ytest, ypred, average='weighted'),4))</w:t>
-      </w:r>
-    </w:p>
-    <w:p>
-      <w:pPr>
-        <w:shd w:val="clear" w:color="auto" w:fill="1E1E1E"/>
-        <w:spacing w:before="10" w:after="20"/>
-        <w:ind w:left="360"/>
-      </w:pPr>
-      <w:r>
-        <w:rPr>
-          <w:rFonts w:ascii="Courier New" w:eastAsia="Courier New" w:hAnsi="Courier New" w:cs="Courier New"/>
-          <w:sz w:val="20"/>
-          <w:szCs w:val="20"/>
-        </w:rPr>
-        <w:t>print('F1 Score:',  np.round(metrics.f1_score(ytest, ypred, average='weighted'),4))</w:t>
-      </w:r>
-    </w:p>
-    <w:p>
-      <w:pPr>
-        <w:shd w:val="clear" w:color="auto" w:fill="1E1E1E"/>
-        <w:spacing w:before="10" w:after="20"/>
-        <w:ind w:left="360"/>
-      </w:pPr>
-      <w:r>
-        <w:rPr>
-          <w:rFonts w:ascii="Courier New" w:eastAsia="Courier New" w:hAnsi="Courier New" w:cs="Courier New"/>
-          <w:sz w:val="20"/>
-          <w:szCs w:val="20"/>
-        </w:rPr>
-        <w:t>print('Cohen Kappa:', np.round(metrics.cohen_kappa_score(ytest, ypred),4))</w:t>
-      </w:r>
-    </w:p>
-    <w:p>
-      <w:pPr>
-        <w:shd w:val="clear" w:color="auto" w:fill="1E1E1E"/>
-        <w:spacing w:before="10" w:after="20"/>
-        <w:ind w:left="360"/>
-      </w:pPr>
-      <w:r>
-        <w:rPr>
-          <w:rFonts w:ascii="Courier New" w:eastAsia="Courier New" w:hAnsi="Courier New" w:cs="Courier New"/>
-          <w:sz w:val="20"/>
-          <w:szCs w:val="20"/>
-        </w:rPr>
-        <w:t>print('Matthews Corrcoef:', np.round(metrics.matthews_corrcoef(ytest, ypred),4))</w:t>
-      </w:r>
-    </w:p>
-    <w:p>
-      <w:pPr>
-        <w:shd w:val="clear" w:color="auto" w:fill="1E1E1E"/>
-        <w:spacing w:before="10" w:after="20"/>
-        <w:ind w:left="360"/>
-      </w:pPr>
-      <w:r>
-        <w:rPr>
-          <w:rFonts w:ascii="Courier New" w:eastAsia="Courier New" w:hAnsi="Courier New" w:cs="Courier New"/>
-          <w:sz w:val="20"/>
-          <w:szCs w:val="20"/>
-        </w:rPr>
-        <w:t>print(metrics.classification_report(ytest, ypred, target_names=iris.target_names))</w:t>
-      </w:r>
-    </w:p>
-    <w:p>
-      <w:pPr>
-        <w:shd w:val="clear" w:color="auto" w:fill="1E1E1E"/>
-        <w:spacing w:before="10" w:after="20"/>
-        <w:ind w:left="360"/>
-      </w:pPr>
-      <w:r>
-        <w:rPr>
-          <w:rFonts w:ascii="Courier New" w:eastAsia="Courier New" w:hAnsi="Courier New" w:cs="Courier New"/>
-          <w:sz w:val="20"/>
-          <w:szCs w:val="20"/>
-        </w:rPr>
-        <w:t xml:space="preserve"> </w:t>
-      </w:r>
-    </w:p>
-    <w:p>
-      <w:pPr>
-        <w:shd w:val="clear" w:color="auto" w:fill="1E1E1E"/>
-        <w:spacing w:before="10" w:after="20"/>
-        <w:ind w:left="360"/>
-      </w:pPr>
-      <w:r>
-        <w:rPr>
-          <w:rFonts w:ascii="Courier New" w:eastAsia="Courier New" w:hAnsi="Courier New" w:cs="Courier New"/>
-          <w:sz w:val="20"/>
-          <w:szCs w:val="20"/>
-        </w:rPr>
-        <w:t>mat = confusion_matrix(ytest, ypred)</w:t>
-      </w:r>
-    </w:p>
-    <w:p>
-      <w:pPr>
-        <w:shd w:val="clear" w:color="auto" w:fill="1E1E1E"/>
-        <w:spacing w:before="10" w:after="20"/>
-        <w:ind w:left="360"/>
-      </w:pPr>
-      <w:r>
-        <w:rPr>
-          <w:rFonts w:ascii="Courier New" w:eastAsia="Courier New" w:hAnsi="Courier New" w:cs="Courier New"/>
-          <w:sz w:val="20"/>
-          <w:szCs w:val="20"/>
-        </w:rPr>
-        <w:t>plt.figure(figsize=(6,5))</w:t>
-      </w:r>
-    </w:p>
-    <w:p>
-      <w:pPr>
-        <w:shd w:val="clear" w:color="auto" w:fill="1E1E1E"/>
-        <w:spacing w:before="10" w:after="20"/>
-        <w:ind w:left="360"/>
-      </w:pPr>
-      <w:r>
-        <w:rPr>
-          <w:rFonts w:ascii="Courier New" w:eastAsia="Courier New" w:hAnsi="Courier New" w:cs="Courier New"/>
-          <w:sz w:val="20"/>
-          <w:szCs w:val="20"/>
-        </w:rPr>
-        <w:t>sns.heatmap(mat, square=True, annot=True, fmt='d', cbar=False,</w:t>
-      </w:r>
-    </w:p>
-    <w:p>
-      <w:pPr>
-        <w:shd w:val="clear" w:color="auto" w:fill="1E1E1E"/>
-        <w:spacing w:before="10" w:after="20"/>
-        <w:ind w:left="360"/>
-      </w:pPr>
-      <w:r>
-        <w:rPr>
-          <w:rFonts w:ascii="Courier New" w:eastAsia="Courier New" w:hAnsi="Courier New" w:cs="Courier New"/>
-          <w:sz w:val="20"/>
-          <w:szCs w:val="20"/>
-        </w:rPr>
-        <w:t xml:space="preserve">            xticklabels=iris.target_names, yticklabels=iris.target_names,</w:t>
-      </w:r>
-    </w:p>
-    <w:p>
-      <w:pPr>
-        <w:shd w:val="clear" w:color="auto" w:fill="1E1E1E"/>
-        <w:spacing w:before="10" w:after="20"/>
-        <w:ind w:left="360"/>
-      </w:pPr>
-      <w:r>
-        <w:rPr>
-          <w:rFonts w:ascii="Courier New" w:eastAsia="Courier New" w:hAnsi="Courier New" w:cs="Courier New"/>
-          <w:sz w:val="20"/>
-          <w:szCs w:val="20"/>
-        </w:rPr>
-        <w:t xml:space="preserve">            cmap='Blues')</w:t>
-      </w:r>
-    </w:p>
-    <w:p>
-      <w:pPr>
-        <w:shd w:val="clear" w:color="auto" w:fill="1E1E1E"/>
-        <w:spacing w:before="10" w:after="20"/>
-        <w:ind w:left="360"/>
-      </w:pPr>
-      <w:r>
-        <w:rPr>
-          <w:rFonts w:ascii="Courier New" w:eastAsia="Courier New" w:hAnsi="Courier New" w:cs="Courier New"/>
-          <w:sz w:val="20"/>
-          <w:szCs w:val="20"/>
-        </w:rPr>
-        <w:t>plt.xlabel('Predicted label'); plt.ylabel('True label')</w:t>
-      </w:r>
-    </w:p>
-    <w:p>
-      <w:pPr>
-        <w:shd w:val="clear" w:color="auto" w:fill="1E1E1E"/>
-        <w:spacing w:before="10" w:after="20"/>
-        <w:ind w:left="360"/>
-      </w:pPr>
-      <w:r>
-        <w:rPr>
-          <w:rFonts w:ascii="Courier New" w:eastAsia="Courier New" w:hAnsi="Courier New" w:cs="Courier New"/>
-          <w:sz w:val="20"/>
-          <w:szCs w:val="20"/>
-        </w:rPr>
-        <w:t>plt.title('Confusion Matrix - Ridge Classifier (Iris)')</w:t>
-      </w:r>
-    </w:p>
-    <w:p>
-      <w:pPr>
-        <w:shd w:val="clear" w:color="auto" w:fill="1E1E1E"/>
-        <w:spacing w:before="10" w:after="20"/>
-        <w:ind w:left="360"/>
-      </w:pPr>
-      <w:r>
-        <w:rPr>
-          <w:rFonts w:ascii="Courier New" w:eastAsia="Courier New" w:hAnsi="Courier New" w:cs="Courier New"/>
-          <w:sz w:val="20"/>
-          <w:szCs w:val="20"/>
-        </w:rPr>
-        <w:t>plt.savefig('Confusion.jpg', dpi=100)</w:t>
-      </w:r>
-    </w:p>
-    <w:p>
-      <w:pPr>
-        <w:spacing w:after="120"/>
-        <w:jc w:val="both"/>
-      </w:pPr>
-      <w:r>
-        <w:t xml:space="preserve"> </w:t>
-      </w:r>
+        <w:t>Пояснення до матриці плутанини (Confusion Matrix)</w:t>
+      </w:r>
+    </w:p>
+    <w:p>
+      <w:pPr>
+        <w:spacing w:after="120"/>
+        <w:jc w:val="both"/>
+      </w:pPr>
+      <w:r>
+        <w:t xml:space="preserve">Матриця плутанини — це таблиця 3×3, оскільки набір Iris має три класи: </w:t>
+      </w:r>
+      <w:r>
+        <w:rPr>
+          <w:i/>
+          <w:iCs/>
+        </w:rPr>
+        <w:t>setosa</w:t>
+      </w:r>
+      <w:r>
+        <w:t xml:space="preserve">, </w:t>
+      </w:r>
+      <w:r>
+        <w:rPr>
+          <w:i/>
+          <w:iCs/>
+        </w:rPr>
+        <w:t>versicolor</w:t>
+      </w:r>
+      <w:r>
+        <w:t xml:space="preserve">, </w:t>
+      </w:r>
+      <w:r>
+        <w:rPr>
+          <w:i/>
+          <w:iCs/>
+        </w:rPr>
+        <w:t>virginica</w:t>
+      </w:r>
+      <w:r>
+        <w:t>. По рядках відображаються реальні класи квіток (True label), по стовпцях — класи, які передбачила модель (Predicted label).</w:t>
+      </w:r>
+    </w:p>
+    <w:p>
+      <w:pPr>
+        <w:spacing w:after="120"/>
+        <w:jc w:val="both"/>
+      </w:pPr>
+      <w:r>
+        <w:t xml:space="preserve">Елементи на головній діагоналі показують кількість правильно класифікованих квіток для кожного виду. Елементи поза діагоналлю — помилки класифікації: наприклад, якщо у рядку </w:t>
+      </w:r>
+      <w:r>
+        <w:rPr>
+          <w:i/>
+          <w:iCs/>
+        </w:rPr>
+        <w:t>versicolor</w:t>
+      </w:r>
+      <w:r>
+        <w:t xml:space="preserve"> і стовпці </w:t>
+      </w:r>
+      <w:r>
+        <w:rPr>
+          <w:i/>
+          <w:iCs/>
+        </w:rPr>
+        <w:t>virginica</w:t>
+      </w:r>
+      <w:r>
+        <w:t xml:space="preserve"> стоїть ненульове число, це означає, що стільки квіток вигляду </w:t>
+      </w:r>
+      <w:r>
+        <w:rPr>
+          <w:i/>
+          <w:iCs/>
+        </w:rPr>
+        <w:t>versicolor</w:t>
+      </w:r>
+      <w:r>
+        <w:t xml:space="preserve"> були помилково розпізнані як </w:t>
+      </w:r>
+      <w:r>
+        <w:rPr>
+          <w:i/>
+          <w:iCs/>
+        </w:rPr>
+        <w:t>virginica</w:t>
+      </w:r>
+      <w:r>
+        <w:t>.</w:t>
+      </w:r>
+    </w:p>
+    <w:p>
+      <w:pPr>
+        <w:spacing w:after="120"/>
+        <w:jc w:val="both"/>
+      </w:pPr>
+      <w:r>
+        <w:t>Колірне кодування (теплова карта): темніший синій колір означає більшу кількість випадків. Ідеальна модель дала б яскраво забарвлену діагональ і нулі (білий колір) в усіх інших клітинках.</w:t>
+      </w:r>
+    </w:p>
+    <w:p>
+      <w:pPr>
+        <w:spacing w:after="120"/>
+        <w:jc w:val="both"/>
+        <w:rPr>
+          <w:lang w:val="ru-RU"/>
+        </w:rPr>
+      </w:pPr>
+    </w:p>
+    <w:p>
+      <w:pPr>
+        <w:spacing w:after="120"/>
+        <w:jc w:val="both"/>
+        <w:rPr>
+          <w:lang w:val="ru-RU"/>
+        </w:rPr>
+      </w:pPr>
     </w:p>
     <w:p>
       <w:pPr>
@@ -9156,12 +7484,6 @@
         <w:gridCol w:w="2300"/>
       </w:tblGrid>
       <w:tr>
-        <w:tblPrEx>
-          <w:tblCellMar>
-            <w:top w:w="0" w:type="dxa"/>
-            <w:bottom w:w="0" w:type="dxa"/>
-          </w:tblCellMar>
-        </w:tblPrEx>
         <w:tc>
           <w:tcPr>
             <w:tcW w:w="3500" w:type="dxa"/>
@@ -9263,12 +7585,6 @@
         </w:tc>
       </w:tr>
       <w:tr>
-        <w:tblPrEx>
-          <w:tblCellMar>
-            <w:top w:w="0" w:type="dxa"/>
-            <w:bottom w:w="0" w:type="dxa"/>
-          </w:tblCellMar>
-        </w:tblPrEx>
         <w:tc>
           <w:tcPr>
             <w:tcW w:w="3500" w:type="dxa"/>
@@ -9358,12 +7674,6 @@
         </w:tc>
       </w:tr>
       <w:tr>
-        <w:tblPrEx>
-          <w:tblCellMar>
-            <w:top w:w="0" w:type="dxa"/>
-            <w:bottom w:w="0" w:type="dxa"/>
-          </w:tblCellMar>
-        </w:tblPrEx>
         <w:tc>
           <w:tcPr>
             <w:tcW w:w="3500" w:type="dxa"/>
@@ -9450,12 +7760,6 @@
         </w:tc>
       </w:tr>
       <w:tr>
-        <w:tblPrEx>
-          <w:tblCellMar>
-            <w:top w:w="0" w:type="dxa"/>
-            <w:bottom w:w="0" w:type="dxa"/>
-          </w:tblCellMar>
-        </w:tblPrEx>
         <w:tc>
           <w:tcPr>
             <w:tcW w:w="3500" w:type="dxa"/>
@@ -9545,12 +7849,6 @@
         </w:tc>
       </w:tr>
       <w:tr>
-        <w:tblPrEx>
-          <w:tblCellMar>
-            <w:top w:w="0" w:type="dxa"/>
-            <w:bottom w:w="0" w:type="dxa"/>
-          </w:tblCellMar>
-        </w:tblPrEx>
         <w:tc>
           <w:tcPr>
             <w:tcW w:w="3500" w:type="dxa"/>
@@ -9637,12 +7935,6 @@
         </w:tc>
       </w:tr>
       <w:tr>
-        <w:tblPrEx>
-          <w:tblCellMar>
-            <w:top w:w="0" w:type="dxa"/>
-            <w:bottom w:w="0" w:type="dxa"/>
-          </w:tblCellMar>
-        </w:tblPrEx>
         <w:tc>
           <w:tcPr>
             <w:tcW w:w="3500" w:type="dxa"/>
@@ -9732,12 +8024,6 @@
         </w:tc>
       </w:tr>
       <w:tr>
-        <w:tblPrEx>
-          <w:tblCellMar>
-            <w:top w:w="0" w:type="dxa"/>
-            <w:bottom w:w="0" w:type="dxa"/>
-          </w:tblCellMar>
-        </w:tblPrEx>
         <w:tc>
           <w:tcPr>
             <w:tcW w:w="3500" w:type="dxa"/>
@@ -9828,6 +8114,9 @@
       <w:pPr>
         <w:spacing w:after="120"/>
         <w:jc w:val="both"/>
+        <w:rPr>
+          <w:lang w:val="ru-RU"/>
+        </w:rPr>
       </w:pPr>
       <w:r>
         <w:t xml:space="preserve"> </w:t>
@@ -9838,77 +8127,34 @@
         <w:spacing w:after="120"/>
         <w:jc w:val="both"/>
       </w:pPr>
+      <w:r>
+        <w:t xml:space="preserve"> </w:t>
+      </w:r>
       <w:r>
         <w:rPr>
           <w:b/>
           <w:bCs/>
         </w:rPr>
-        <w:t>Матриця плутанини (Confusion Matrix):</w:t>
-      </w:r>
-    </w:p>
-    <w:p>
-      <w:pPr>
-        <w:spacing w:after="120"/>
-        <w:jc w:val="center"/>
-      </w:pPr>
-      <w:r>
-        <w:lastRenderedPageBreak/>
-        <w:t>Рис. 6. Confusion Matrix Ridge-класифікатора на наборі Iris</w:t>
-      </w:r>
-    </w:p>
-    <w:p>
-      <w:pPr>
-        <w:spacing w:before="80" w:after="120"/>
-        <w:jc w:val="center"/>
-      </w:pPr>
-      <w:r>
-        <w:rPr>
-          <w:noProof/>
-        </w:rPr>
-        <w:drawing>
-          <wp:inline distT="0" distB="0" distL="0" distR="0" wp14:anchorId="511F1D97" wp14:editId="31BEF7EF">
-            <wp:extent cx="5000625" cy="4371975"/>
-            <wp:effectExtent l="0" t="0" r="0" b="0"/>
-            <wp:docPr id="139037238" name="Рисунок 139037238"/>
-            <wp:cNvGraphicFramePr>
-              <a:graphicFrameLocks xmlns:a="http://schemas.openxmlformats.org/drawingml/2006/main" noChangeAspect="1"/>
-            </wp:cNvGraphicFramePr>
-            <a:graphic xmlns:a="http://schemas.openxmlformats.org/drawingml/2006/main">
-              <a:graphicData uri="http://schemas.openxmlformats.org/drawingml/2006/picture">
-                <pic:pic xmlns:pic="http://schemas.openxmlformats.org/drawingml/2006/picture">
-                  <pic:nvPicPr>
-                    <pic:cNvPr id="0" name=""/>
-                    <pic:cNvPicPr>
-                      <a:picLocks noChangeAspect="1" noChangeArrowheads="1"/>
-                    </pic:cNvPicPr>
-                  </pic:nvPicPr>
-                  <pic:blipFill>
-                    <a:blip r:embed="rId13"/>
-                    <a:srcRect/>
-                    <a:stretch>
-                      <a:fillRect/>
-                    </a:stretch>
-                  </pic:blipFill>
-                  <pic:spPr bwMode="auto">
-                    <a:xfrm>
-                      <a:off x="0" y="0"/>
-                      <a:ext cx="5000625" cy="4371975"/>
-                    </a:xfrm>
-                    <a:prstGeom prst="rect">
-                      <a:avLst/>
-                    </a:prstGeom>
-                  </pic:spPr>
-                </pic:pic>
-              </a:graphicData>
-            </a:graphic>
-          </wp:inline>
-        </w:drawing>
-      </w:r>
-    </w:p>
-    <w:p>
-      <w:pPr>
-        <w:spacing w:after="120"/>
-        <w:jc w:val="both"/>
+        <w:t>Коефіцієнт Коена Каппа (Cohen Kappa Score):</w:t>
+      </w:r>
+    </w:p>
+    <w:p>
+      <w:pPr>
+        <w:spacing w:after="120"/>
+        <w:ind w:firstLine="720"/>
+        <w:jc w:val="both"/>
+      </w:pPr>
+      <w:r>
+        <w:t>Вимірює узгодженість між передбаченнями моделі та реальними мітками з урахуванням випадкової узгодженості. Значення 0 = не краще за випадкове, 1 = ідеальна узгодженість. Шкала: &lt; 0.2 — погана; 0.2–0.4 — слабка; 0.4–0.6 — помірна; 0.6–0.8 — добра; &gt; 0.8 — відмінна. Отримане значення 0.6431 вказує на добру узгодженість.</w:t>
+      </w:r>
+    </w:p>
+    <w:p>
+      <w:pPr>
+        <w:spacing w:after="120"/>
+        <w:jc w:val="both"/>
+        <w:rPr>
+          <w:lang w:val="ru-RU"/>
+        </w:rPr>
       </w:pPr>
       <w:r>
         <w:t xml:space="preserve"> </w:t>
@@ -9924,7 +8170,7 @@
           <w:b/>
           <w:bCs/>
         </w:rPr>
-        <w:t>Аналіз матриці плутанини:</w:t>
+        <w:t>Коефіцієнт кореляції Метьюза (Matthews Corrcoef):</w:t>
       </w:r>
     </w:p>
     <w:p>
@@ -9934,17 +8180,18 @@
         <w:jc w:val="both"/>
       </w:pPr>
       <w:r>
-        <w:t>Setosa: класифіковано правильно всі 16 зразків (без помилок). Versicolor: із 18 зразків правильно 8, 10 помилково класифіковано як virginica. Virginica: із 11 зразків правильно 10, 1 помилково класифіковано як versicolor. Ridge-класифікатор чудово розпізнає setosa, але має труднощі з розмежуванням versicolor та virginica.</w:t>
-      </w:r>
-    </w:p>
-    <w:p>
-      <w:pPr>
-        <w:spacing w:after="120"/>
-        <w:jc w:val="both"/>
-      </w:pPr>
-      <w:r>
-        <w:t xml:space="preserve"> </w:t>
-      </w:r>
+        <w:lastRenderedPageBreak/>
+        <w:t>Більш надійна метрика якості класифікації, особливо для незбалансованих класів. Діапазон: від -1 (повна неузгодженість) до +1 (ідеальна класифікація), 0 = випадкове передбачення. Отримане значення 0.6831 вказує на добру якість класифікатора.</w:t>
+      </w:r>
+    </w:p>
+    <w:p>
+      <w:pPr>
+        <w:spacing w:after="120"/>
+        <w:jc w:val="both"/>
+        <w:rPr>
+          <w:lang w:val="ru-RU"/>
+        </w:rPr>
+      </w:pPr>
     </w:p>
     <w:p>
       <w:pPr>
@@ -9956,7 +8203,7 @@
           <w:b/>
           <w:bCs/>
         </w:rPr>
-        <w:t>Коефіцієнт Коена Каппа (Cohen Kappa Score):</w:t>
+        <w:t>Висновок до завдання 2.5:</w:t>
       </w:r>
     </w:p>
     <w:p>
@@ -9966,7 +8213,7 @@
         <w:jc w:val="both"/>
       </w:pPr>
       <w:r>
-        <w:t>Вимірює узгодженість між передбаченнями моделі та реальними мітками з урахуванням випадкової узгодженості. Значення 0 = не краще за випадкове, 1 = ідеальна узгодженість. Шкала: &lt; 0.2 — погана; 0.2–0.4 — слабка; 0.4–0.6 — помірна; 0.6–0.8 — добра; &gt; 0.8 — відмінна. Отримане значення 0.6431 вказує на добру узгодженість.</w:t>
+        <w:t>Ridge-класифікатор показав точність 75.56% на наборі Iris, що є нижчим результатом порівняно з SVM (96.67%). Це пояснюється тим, що Ridge є лінійним класифікатором і не може добре моделювати нелінійні межі між класами versicolor та virginica. Коефіцієнти Коена (0.6431) та Метьюза (0.6831) підтверджують добру, але не відмінну якість класифікації.</w:t>
       </w:r>
     </w:p>
     <w:p>
@@ -9978,88 +8225,12 @@
         <w:t xml:space="preserve"> </w:t>
       </w:r>
     </w:p>
-    <w:p>
-      <w:pPr>
-        <w:spacing w:after="120"/>
-        <w:jc w:val="both"/>
-      </w:pPr>
-      <w:r>
-        <w:rPr>
-          <w:b/>
-          <w:bCs/>
-        </w:rPr>
-        <w:t>Коефіцієнт кореляції Метьюза (Matthews Corrcoef):</w:t>
-      </w:r>
-    </w:p>
-    <w:p>
-      <w:pPr>
-        <w:spacing w:after="120"/>
-        <w:ind w:firstLine="720"/>
-        <w:jc w:val="both"/>
-      </w:pPr>
-      <w:r>
-        <w:t>Більш надійна метрика якості класифікації, особливо для незбалансованих класів. Діапазон: від -1 (повна неузгодженість) до +1 (ідеальна класифікація), 0 = випадкове передбачення. Отримане значення 0.6831 вказує на добру якість класифікатора.</w:t>
-      </w:r>
-    </w:p>
-    <w:p>
-      <w:pPr>
-        <w:spacing w:after="120"/>
-        <w:jc w:val="both"/>
-      </w:pPr>
-      <w:r>
-        <w:t xml:space="preserve"> </w:t>
-      </w:r>
-    </w:p>
-    <w:p>
-      <w:pPr>
-        <w:spacing w:after="120"/>
-        <w:jc w:val="both"/>
-        <w:rPr>
-          <w:b/>
-          <w:bCs/>
-          <w:lang w:val="en-US"/>
-        </w:rPr>
-      </w:pPr>
-    </w:p>
-    <w:p>
-      <w:pPr>
-        <w:spacing w:after="120"/>
-        <w:jc w:val="both"/>
-      </w:pPr>
-      <w:r>
-        <w:rPr>
-          <w:b/>
-          <w:bCs/>
-        </w:rPr>
-        <w:lastRenderedPageBreak/>
-        <w:t>Висновок до завдання 2.5:</w:t>
-      </w:r>
-    </w:p>
-    <w:p>
-      <w:pPr>
-        <w:spacing w:after="120"/>
-        <w:ind w:firstLine="720"/>
-        <w:jc w:val="both"/>
-      </w:pPr>
-      <w:r>
-        <w:t>Ridge-класифікатор показав точність 75.56% на наборі Iris, що є нижчим результатом порівняно з SVM (96.67%). Це пояснюється тим, що Ridge є лінійним класифікатором і не може добре моделювати нелінійні межі між класами versicolor та virginica. Коефіцієнти Коена (0.6431) та Метьюза (0.6831) підтверджують добру, але не відмінну якість класифікації.</w:t>
-      </w:r>
-    </w:p>
-    <w:p>
-      <w:pPr>
-        <w:spacing w:after="120"/>
-        <w:jc w:val="both"/>
-      </w:pPr>
-      <w:r>
-        <w:t xml:space="preserve"> </w:t>
-      </w:r>
-    </w:p>
     <w:p/>
     <w:p>
       <w:pPr>
         <w:spacing w:before="160" w:after="100"/>
         <w:rPr>
-          <w:lang w:val="en-US"/>
+          <w:lang w:val="ru-RU"/>
         </w:rPr>
       </w:pPr>
       <w:r>
@@ -10168,7 +8339,7 @@
     <w:p>
       <w:pPr>
         <w:rPr>
-          <w:lang w:val="en-US"/>
+          <w:lang w:val="ru-RU"/>
         </w:rPr>
       </w:pPr>
     </w:p>
@@ -10185,6 +8356,155 @@
 <file path=word/numbering.xml><?xml version="1.0" encoding="utf-8"?>
 <w:numbering xmlns:wpc="http://schemas.microsoft.com/office/word/2010/wordprocessingCanvas" xmlns:cx="http://schemas.microsoft.com/office/drawing/2014/chartex" xmlns:cx1="http://schemas.microsoft.com/office/drawing/2015/9/8/chartex" xmlns:cx2="http://schemas.microsoft.com/office/drawing/2015/10/21/chartex" xmlns:cx3="http://schemas.microsoft.com/office/drawing/2016/5/9/chartex" xmlns:cx4="http://schemas.microsoft.com/office/drawing/2016/5/10/chartex" xmlns:cx5="http://schemas.microsoft.com/office/drawing/2016/5/11/chartex" xmlns:cx6="http://schemas.microsoft.com/office/drawing/2016/5/12/chartex" xmlns:cx7="http://schemas.microsoft.com/office/drawing/2016/5/13/chartex" xmlns:cx8="http://schemas.microsoft.com/office/drawing/2016/5/14/chartex" xmlns:mc="http://schemas.openxmlformats.org/markup-compatibility/2006" xmlns:aink="http://schemas.microsoft.com/office/drawing/2016/ink" xmlns:am3d="http://schemas.microsoft.com/office/drawing/2017/model3d" xmlns:o="urn:schemas-microsoft-com:office:office" xmlns:oel="http://schemas.microsoft.com/office/2019/extlst" xmlns:r="http://schemas.openxmlformats.org/officeDocument/2006/relationships" xmlns:m="http://schemas.openxmlformats.org/officeDocument/2006/math" xmlns:v="urn:schemas-microsoft-com:vml" xmlns:wp14="http://schemas.microsoft.com/office/word/2010/wordprocessingDrawing" xmlns:wp="http://schemas.openxmlformats.org/drawingml/2006/wordprocessingDrawing" xmlns:w10="urn:schemas-microsoft-com:office:word" xmlns:w="http://schemas.openxmlformats.org/wordprocessingml/2006/main" xmlns:w14="http://schemas.microsoft.com/office/word/2010/wordml" xmlns:w15="http://schemas.microsoft.com/office/word/2012/wordml" xmlns:w16cex="http://schemas.microsoft.com/office/word/2018/wordml/cex" xmlns:w16cid="http://schemas.microsoft.com/office/word/2016/wordml/cid" xmlns:w16="http://schemas.microsoft.com/office/word/2018/wordml" xmlns:w16du="http://schemas.microsoft.com/office/word/2023/wordml/word16du" xmlns:w16sdtdh="http://schemas.microsoft.com/office/word/2020/wordml/sdtdatahash" xmlns:w16sdtfl="http://schemas.microsoft.com/office/word/2024/wordml/sdtformatlock" xmlns:w16se="http://schemas.microsoft.com/office/word/2015/wordml/symex" xmlns:wpg="http://schemas.microsoft.com/office/word/2010/wordprocessingGroup" xmlns:wpi="http://schemas.microsoft.com/office/word/2010/wordprocessingInk" xmlns:wne="http://schemas.microsoft.com/office/word/2006/wordml" xmlns:wps="http://schemas.microsoft.com/office/word/2010/wordprocessingShape" mc:Ignorable="w14 w15 w16se w16cid w16 w16cex w16sdtdh w16sdtfl w16du wp14">
   <w:abstractNum w:abstractNumId="0" w15:restartNumberingAfterBreak="0">
+    <w:nsid w:val="05BF0D5E"/>
+    <w:multiLevelType w:val="multilevel"/>
+    <w:tmpl w:val="07C8BEC2"/>
+    <w:lvl w:ilvl="0">
+      <w:start w:val="1"/>
+      <w:numFmt w:val="bullet"/>
+      <w:lvlText w:val=""/>
+      <w:lvlJc w:val="left"/>
+      <w:pPr>
+        <w:tabs>
+          <w:tab w:val="num" w:pos="720"/>
+        </w:tabs>
+        <w:ind w:left="720" w:hanging="360"/>
+      </w:pPr>
+      <w:rPr>
+        <w:rFonts w:ascii="Symbol" w:hAnsi="Symbol" w:hint="default"/>
+        <w:sz w:val="20"/>
+      </w:rPr>
+    </w:lvl>
+    <w:lvl w:ilvl="1" w:tentative="1">
+      <w:start w:val="1"/>
+      <w:numFmt w:val="bullet"/>
+      <w:lvlText w:val="o"/>
+      <w:lvlJc w:val="left"/>
+      <w:pPr>
+        <w:tabs>
+          <w:tab w:val="num" w:pos="1440"/>
+        </w:tabs>
+        <w:ind w:left="1440" w:hanging="360"/>
+      </w:pPr>
+      <w:rPr>
+        <w:rFonts w:ascii="Courier New" w:hAnsi="Courier New" w:hint="default"/>
+        <w:sz w:val="20"/>
+      </w:rPr>
+    </w:lvl>
+    <w:lvl w:ilvl="2" w:tentative="1">
+      <w:start w:val="1"/>
+      <w:numFmt w:val="bullet"/>
+      <w:lvlText w:val=""/>
+      <w:lvlJc w:val="left"/>
+      <w:pPr>
+        <w:tabs>
+          <w:tab w:val="num" w:pos="2160"/>
+        </w:tabs>
+        <w:ind w:left="2160" w:hanging="360"/>
+      </w:pPr>
+      <w:rPr>
+        <w:rFonts w:ascii="Wingdings" w:hAnsi="Wingdings" w:hint="default"/>
+        <w:sz w:val="20"/>
+      </w:rPr>
+    </w:lvl>
+    <w:lvl w:ilvl="3" w:tentative="1">
+      <w:start w:val="1"/>
+      <w:numFmt w:val="bullet"/>
+      <w:lvlText w:val=""/>
+      <w:lvlJc w:val="left"/>
+      <w:pPr>
+        <w:tabs>
+          <w:tab w:val="num" w:pos="2880"/>
+        </w:tabs>
+        <w:ind w:left="2880" w:hanging="360"/>
+      </w:pPr>
+      <w:rPr>
+        <w:rFonts w:ascii="Wingdings" w:hAnsi="Wingdings" w:hint="default"/>
+        <w:sz w:val="20"/>
+      </w:rPr>
+    </w:lvl>
+    <w:lvl w:ilvl="4" w:tentative="1">
+      <w:start w:val="1"/>
+      <w:numFmt w:val="bullet"/>
+      <w:lvlText w:val=""/>
+      <w:lvlJc w:val="left"/>
+      <w:pPr>
+        <w:tabs>
+          <w:tab w:val="num" w:pos="3600"/>
+        </w:tabs>
+        <w:ind w:left="3600" w:hanging="360"/>
+      </w:pPr>
+      <w:rPr>
+        <w:rFonts w:ascii="Wingdings" w:hAnsi="Wingdings" w:hint="default"/>
+        <w:sz w:val="20"/>
+      </w:rPr>
+    </w:lvl>
+    <w:lvl w:ilvl="5" w:tentative="1">
+      <w:start w:val="1"/>
+      <w:numFmt w:val="bullet"/>
+      <w:lvlText w:val=""/>
+      <w:lvlJc w:val="left"/>
+      <w:pPr>
+        <w:tabs>
+          <w:tab w:val="num" w:pos="4320"/>
+        </w:tabs>
+        <w:ind w:left="4320" w:hanging="360"/>
+      </w:pPr>
+      <w:rPr>
+        <w:rFonts w:ascii="Wingdings" w:hAnsi="Wingdings" w:hint="default"/>
+        <w:sz w:val="20"/>
+      </w:rPr>
+    </w:lvl>
+    <w:lvl w:ilvl="6" w:tentative="1">
+      <w:start w:val="1"/>
+      <w:numFmt w:val="bullet"/>
+      <w:lvlText w:val=""/>
+      <w:lvlJc w:val="left"/>
+      <w:pPr>
+        <w:tabs>
+          <w:tab w:val="num" w:pos="5040"/>
+        </w:tabs>
+        <w:ind w:left="5040" w:hanging="360"/>
+      </w:pPr>
+      <w:rPr>
+        <w:rFonts w:ascii="Wingdings" w:hAnsi="Wingdings" w:hint="default"/>
+        <w:sz w:val="20"/>
+      </w:rPr>
+    </w:lvl>
+    <w:lvl w:ilvl="7" w:tentative="1">
+      <w:start w:val="1"/>
+      <w:numFmt w:val="bullet"/>
+      <w:lvlText w:val=""/>
+      <w:lvlJc w:val="left"/>
+      <w:pPr>
+        <w:tabs>
+          <w:tab w:val="num" w:pos="5760"/>
+        </w:tabs>
+        <w:ind w:left="5760" w:hanging="360"/>
+      </w:pPr>
+      <w:rPr>
+        <w:rFonts w:ascii="Wingdings" w:hAnsi="Wingdings" w:hint="default"/>
+        <w:sz w:val="20"/>
+      </w:rPr>
+    </w:lvl>
+    <w:lvl w:ilvl="8" w:tentative="1">
+      <w:start w:val="1"/>
+      <w:numFmt w:val="bullet"/>
+      <w:lvlText w:val=""/>
+      <w:lvlJc w:val="left"/>
+      <w:pPr>
+        <w:tabs>
+          <w:tab w:val="num" w:pos="6480"/>
+        </w:tabs>
+        <w:ind w:left="6480" w:hanging="360"/>
+      </w:pPr>
+      <w:rPr>
+        <w:rFonts w:ascii="Wingdings" w:hAnsi="Wingdings" w:hint="default"/>
+        <w:sz w:val="20"/>
+      </w:rPr>
+    </w:lvl>
+  </w:abstractNum>
+  <w:abstractNum w:abstractNumId="1" w15:restartNumberingAfterBreak="0">
     <w:nsid w:val="0EA27C5C"/>
     <w:multiLevelType w:val="hybridMultilevel"/>
     <w:tmpl w:val="6FC2D824"/>
@@ -10238,7 +8558,156 @@
       <w:lvlJc w:val="left"/>
     </w:lvl>
   </w:abstractNum>
-  <w:abstractNum w:abstractNumId="1" w15:restartNumberingAfterBreak="0">
+  <w:abstractNum w:abstractNumId="2" w15:restartNumberingAfterBreak="0">
+    <w:nsid w:val="148D1987"/>
+    <w:multiLevelType w:val="multilevel"/>
+    <w:tmpl w:val="0CBE2420"/>
+    <w:lvl w:ilvl="0">
+      <w:start w:val="1"/>
+      <w:numFmt w:val="bullet"/>
+      <w:lvlText w:val=""/>
+      <w:lvlJc w:val="left"/>
+      <w:pPr>
+        <w:tabs>
+          <w:tab w:val="num" w:pos="720"/>
+        </w:tabs>
+        <w:ind w:left="720" w:hanging="360"/>
+      </w:pPr>
+      <w:rPr>
+        <w:rFonts w:ascii="Symbol" w:hAnsi="Symbol" w:hint="default"/>
+        <w:sz w:val="20"/>
+      </w:rPr>
+    </w:lvl>
+    <w:lvl w:ilvl="1" w:tentative="1">
+      <w:start w:val="1"/>
+      <w:numFmt w:val="bullet"/>
+      <w:lvlText w:val="o"/>
+      <w:lvlJc w:val="left"/>
+      <w:pPr>
+        <w:tabs>
+          <w:tab w:val="num" w:pos="1440"/>
+        </w:tabs>
+        <w:ind w:left="1440" w:hanging="360"/>
+      </w:pPr>
+      <w:rPr>
+        <w:rFonts w:ascii="Courier New" w:hAnsi="Courier New" w:hint="default"/>
+        <w:sz w:val="20"/>
+      </w:rPr>
+    </w:lvl>
+    <w:lvl w:ilvl="2" w:tentative="1">
+      <w:start w:val="1"/>
+      <w:numFmt w:val="bullet"/>
+      <w:lvlText w:val=""/>
+      <w:lvlJc w:val="left"/>
+      <w:pPr>
+        <w:tabs>
+          <w:tab w:val="num" w:pos="2160"/>
+        </w:tabs>
+        <w:ind w:left="2160" w:hanging="360"/>
+      </w:pPr>
+      <w:rPr>
+        <w:rFonts w:ascii="Wingdings" w:hAnsi="Wingdings" w:hint="default"/>
+        <w:sz w:val="20"/>
+      </w:rPr>
+    </w:lvl>
+    <w:lvl w:ilvl="3" w:tentative="1">
+      <w:start w:val="1"/>
+      <w:numFmt w:val="bullet"/>
+      <w:lvlText w:val=""/>
+      <w:lvlJc w:val="left"/>
+      <w:pPr>
+        <w:tabs>
+          <w:tab w:val="num" w:pos="2880"/>
+        </w:tabs>
+        <w:ind w:left="2880" w:hanging="360"/>
+      </w:pPr>
+      <w:rPr>
+        <w:rFonts w:ascii="Wingdings" w:hAnsi="Wingdings" w:hint="default"/>
+        <w:sz w:val="20"/>
+      </w:rPr>
+    </w:lvl>
+    <w:lvl w:ilvl="4" w:tentative="1">
+      <w:start w:val="1"/>
+      <w:numFmt w:val="bullet"/>
+      <w:lvlText w:val=""/>
+      <w:lvlJc w:val="left"/>
+      <w:pPr>
+        <w:tabs>
+          <w:tab w:val="num" w:pos="3600"/>
+        </w:tabs>
+        <w:ind w:left="3600" w:hanging="360"/>
+      </w:pPr>
+      <w:rPr>
+        <w:rFonts w:ascii="Wingdings" w:hAnsi="Wingdings" w:hint="default"/>
+        <w:sz w:val="20"/>
+      </w:rPr>
+    </w:lvl>
+    <w:lvl w:ilvl="5" w:tentative="1">
+      <w:start w:val="1"/>
+      <w:numFmt w:val="bullet"/>
+      <w:lvlText w:val=""/>
+      <w:lvlJc w:val="left"/>
+      <w:pPr>
+        <w:tabs>
+          <w:tab w:val="num" w:pos="4320"/>
+        </w:tabs>
+        <w:ind w:left="4320" w:hanging="360"/>
+      </w:pPr>
+      <w:rPr>
+        <w:rFonts w:ascii="Wingdings" w:hAnsi="Wingdings" w:hint="default"/>
+        <w:sz w:val="20"/>
+      </w:rPr>
+    </w:lvl>
+    <w:lvl w:ilvl="6" w:tentative="1">
+      <w:start w:val="1"/>
+      <w:numFmt w:val="bullet"/>
+      <w:lvlText w:val=""/>
+      <w:lvlJc w:val="left"/>
+      <w:pPr>
+        <w:tabs>
+          <w:tab w:val="num" w:pos="5040"/>
+        </w:tabs>
+        <w:ind w:left="5040" w:hanging="360"/>
+      </w:pPr>
+      <w:rPr>
+        <w:rFonts w:ascii="Wingdings" w:hAnsi="Wingdings" w:hint="default"/>
+        <w:sz w:val="20"/>
+      </w:rPr>
+    </w:lvl>
+    <w:lvl w:ilvl="7" w:tentative="1">
+      <w:start w:val="1"/>
+      <w:numFmt w:val="bullet"/>
+      <w:lvlText w:val=""/>
+      <w:lvlJc w:val="left"/>
+      <w:pPr>
+        <w:tabs>
+          <w:tab w:val="num" w:pos="5760"/>
+        </w:tabs>
+        <w:ind w:left="5760" w:hanging="360"/>
+      </w:pPr>
+      <w:rPr>
+        <w:rFonts w:ascii="Wingdings" w:hAnsi="Wingdings" w:hint="default"/>
+        <w:sz w:val="20"/>
+      </w:rPr>
+    </w:lvl>
+    <w:lvl w:ilvl="8" w:tentative="1">
+      <w:start w:val="1"/>
+      <w:numFmt w:val="bullet"/>
+      <w:lvlText w:val=""/>
+      <w:lvlJc w:val="left"/>
+      <w:pPr>
+        <w:tabs>
+          <w:tab w:val="num" w:pos="6480"/>
+        </w:tabs>
+        <w:ind w:left="6480" w:hanging="360"/>
+      </w:pPr>
+      <w:rPr>
+        <w:rFonts w:ascii="Wingdings" w:hAnsi="Wingdings" w:hint="default"/>
+        <w:sz w:val="20"/>
+      </w:rPr>
+    </w:lvl>
+  </w:abstractNum>
+  <w:abstractNum w:abstractNumId="3" w15:restartNumberingAfterBreak="0">
     <w:nsid w:val="163C34B3"/>
     <w:multiLevelType w:val="hybridMultilevel"/>
     <w:tmpl w:val="C1D21804"/>
@@ -10324,7 +8793,7 @@
       </w:pPr>
     </w:lvl>
   </w:abstractNum>
-  <w:abstractNum w:abstractNumId="2" w15:restartNumberingAfterBreak="0">
+  <w:abstractNum w:abstractNumId="4" w15:restartNumberingAfterBreak="0">
     <w:nsid w:val="422B1AA0"/>
     <w:multiLevelType w:val="hybridMultilevel"/>
     <w:tmpl w:val="267EFDB4"/>
@@ -10378,17 +8847,175 @@
       <w:lvlJc w:val="left"/>
     </w:lvl>
   </w:abstractNum>
+  <w:abstractNum w:abstractNumId="5" w15:restartNumberingAfterBreak="0">
+    <w:nsid w:val="6B1B433B"/>
+    <w:multiLevelType w:val="multilevel"/>
+    <w:tmpl w:val="DBFAC0DE"/>
+    <w:lvl w:ilvl="0">
+      <w:start w:val="1"/>
+      <w:numFmt w:val="bullet"/>
+      <w:lvlText w:val=""/>
+      <w:lvlJc w:val="left"/>
+      <w:pPr>
+        <w:tabs>
+          <w:tab w:val="num" w:pos="720"/>
+        </w:tabs>
+        <w:ind w:left="720" w:hanging="360"/>
+      </w:pPr>
+      <w:rPr>
+        <w:rFonts w:ascii="Symbol" w:hAnsi="Symbol" w:hint="default"/>
+        <w:sz w:val="20"/>
+      </w:rPr>
+    </w:lvl>
+    <w:lvl w:ilvl="1" w:tentative="1">
+      <w:start w:val="1"/>
+      <w:numFmt w:val="bullet"/>
+      <w:lvlText w:val="o"/>
+      <w:lvlJc w:val="left"/>
+      <w:pPr>
+        <w:tabs>
+          <w:tab w:val="num" w:pos="1440"/>
+        </w:tabs>
+        <w:ind w:left="1440" w:hanging="360"/>
+      </w:pPr>
+      <w:rPr>
+        <w:rFonts w:ascii="Courier New" w:hAnsi="Courier New" w:hint="default"/>
+        <w:sz w:val="20"/>
+      </w:rPr>
+    </w:lvl>
+    <w:lvl w:ilvl="2" w:tentative="1">
+      <w:start w:val="1"/>
+      <w:numFmt w:val="bullet"/>
+      <w:lvlText w:val=""/>
+      <w:lvlJc w:val="left"/>
+      <w:pPr>
+        <w:tabs>
+          <w:tab w:val="num" w:pos="2160"/>
+        </w:tabs>
+        <w:ind w:left="2160" w:hanging="360"/>
+      </w:pPr>
+      <w:rPr>
+        <w:rFonts w:ascii="Wingdings" w:hAnsi="Wingdings" w:hint="default"/>
+        <w:sz w:val="20"/>
+      </w:rPr>
+    </w:lvl>
+    <w:lvl w:ilvl="3" w:tentative="1">
+      <w:start w:val="1"/>
+      <w:numFmt w:val="bullet"/>
+      <w:lvlText w:val=""/>
+      <w:lvlJc w:val="left"/>
+      <w:pPr>
+        <w:tabs>
+          <w:tab w:val="num" w:pos="2880"/>
+        </w:tabs>
+        <w:ind w:left="2880" w:hanging="360"/>
+      </w:pPr>
+      <w:rPr>
+        <w:rFonts w:ascii="Wingdings" w:hAnsi="Wingdings" w:hint="default"/>
+        <w:sz w:val="20"/>
+      </w:rPr>
+    </w:lvl>
+    <w:lvl w:ilvl="4" w:tentative="1">
+      <w:start w:val="1"/>
+      <w:numFmt w:val="bullet"/>
+      <w:lvlText w:val=""/>
+      <w:lvlJc w:val="left"/>
+      <w:pPr>
+        <w:tabs>
+          <w:tab w:val="num" w:pos="3600"/>
+        </w:tabs>
+        <w:ind w:left="3600" w:hanging="360"/>
+      </w:pPr>
+      <w:rPr>
+        <w:rFonts w:ascii="Wingdings" w:hAnsi="Wingdings" w:hint="default"/>
+        <w:sz w:val="20"/>
+      </w:rPr>
+    </w:lvl>
+    <w:lvl w:ilvl="5" w:tentative="1">
+      <w:start w:val="1"/>
+      <w:numFmt w:val="bullet"/>
+      <w:lvlText w:val=""/>
+      <w:lvlJc w:val="left"/>
+      <w:pPr>
+        <w:tabs>
+          <w:tab w:val="num" w:pos="4320"/>
+        </w:tabs>
+        <w:ind w:left="4320" w:hanging="360"/>
+      </w:pPr>
+      <w:rPr>
+        <w:rFonts w:ascii="Wingdings" w:hAnsi="Wingdings" w:hint="default"/>
+        <w:sz w:val="20"/>
+      </w:rPr>
+    </w:lvl>
+    <w:lvl w:ilvl="6" w:tentative="1">
+      <w:start w:val="1"/>
+      <w:numFmt w:val="bullet"/>
+      <w:lvlText w:val=""/>
+      <w:lvlJc w:val="left"/>
+      <w:pPr>
+        <w:tabs>
+          <w:tab w:val="num" w:pos="5040"/>
+        </w:tabs>
+        <w:ind w:left="5040" w:hanging="360"/>
+      </w:pPr>
+      <w:rPr>
+        <w:rFonts w:ascii="Wingdings" w:hAnsi="Wingdings" w:hint="default"/>
+        <w:sz w:val="20"/>
+      </w:rPr>
+    </w:lvl>
+    <w:lvl w:ilvl="7" w:tentative="1">
+      <w:start w:val="1"/>
+      <w:numFmt w:val="bullet"/>
+      <w:lvlText w:val=""/>
+      <w:lvlJc w:val="left"/>
+      <w:pPr>
+        <w:tabs>
+          <w:tab w:val="num" w:pos="5760"/>
+        </w:tabs>
+        <w:ind w:left="5760" w:hanging="360"/>
+      </w:pPr>
+      <w:rPr>
+        <w:rFonts w:ascii="Wingdings" w:hAnsi="Wingdings" w:hint="default"/>
+        <w:sz w:val="20"/>
+      </w:rPr>
+    </w:lvl>
+    <w:lvl w:ilvl="8" w:tentative="1">
+      <w:start w:val="1"/>
+      <w:numFmt w:val="bullet"/>
+      <w:lvlText w:val=""/>
+      <w:lvlJc w:val="left"/>
+      <w:pPr>
+        <w:tabs>
+          <w:tab w:val="num" w:pos="6480"/>
+        </w:tabs>
+        <w:ind w:left="6480" w:hanging="360"/>
+      </w:pPr>
+      <w:rPr>
+        <w:rFonts w:ascii="Wingdings" w:hAnsi="Wingdings" w:hint="default"/>
+        <w:sz w:val="20"/>
+      </w:rPr>
+    </w:lvl>
+  </w:abstractNum>
   <w:num w:numId="1" w16cid:durableId="925115319">
+    <w:abstractNumId w:val="3"/>
+    <w:lvlOverride w:ilvl="0">
+      <w:startOverride w:val="1"/>
+    </w:lvlOverride>
+  </w:num>
+  <w:num w:numId="2" w16cid:durableId="305818645">
     <w:abstractNumId w:val="1"/>
     <w:lvlOverride w:ilvl="0">
       <w:startOverride w:val="1"/>
     </w:lvlOverride>
   </w:num>
-  <w:num w:numId="2" w16cid:durableId="305818645">
+  <w:num w:numId="3" w16cid:durableId="1627082029">
     <w:abstractNumId w:val="0"/>
-    <w:lvlOverride w:ilvl="0">
-      <w:startOverride w:val="1"/>
-    </w:lvlOverride>
+  </w:num>
+  <w:num w:numId="4" w16cid:durableId="1262448110">
+    <w:abstractNumId w:val="5"/>
+  </w:num>
+  <w:num w:numId="5" w16cid:durableId="536313272">
+    <w:abstractNumId w:val="2"/>
   </w:num>
 </w:numbering>
 </file>
@@ -10787,6 +9414,7 @@
   <w:style w:type="paragraph" w:default="1" w:styleId="a">
     <w:name w:val="Normal"/>
     <w:qFormat/>
+    <w:rsid w:val="00EA7DFE"/>
   </w:style>
   <w:style w:type="paragraph" w:styleId="1">
     <w:name w:val="heading 1"/>
@@ -10873,7 +9501,6 @@
   <w:style w:type="character" w:default="1" w:styleId="a0">
     <w:name w:val="Default Paragraph Font"/>
     <w:uiPriority w:val="1"/>
-    <w:semiHidden/>
     <w:unhideWhenUsed/>
   </w:style>
   <w:style w:type="table" w:default="1" w:styleId="a1">
